--- a/Gerashchenkova_Mariya_4343_lb1/Gerashchenkova_Mariya_lb1.docx
+++ b/Gerashchenkova_Mariya_4343_lb1/Gerashchenkova_Mariya_lb1.docx
@@ -281,15 +281,7 @@
           <w:szCs w:val="28"/>
           <w:lang w:eastAsia="ru-RU" w:bidi="ar-SA"/>
         </w:rPr>
-        <w:t>№</w:t>
-      </w:r>
-      <w:r>
-        <w:rPr>
-          <w:b/>
-          <w:szCs w:val="28"/>
-          <w:lang w:eastAsia="ru-RU" w:bidi="ar-SA"/>
-        </w:rPr>
-        <w:t>1</w:t>
+        <w:t>№1</w:t>
       </w:r>
     </w:p>
     <w:p>
@@ -314,25 +306,7 @@
           <w:szCs w:val="28"/>
           <w:lang w:eastAsia="ru-RU" w:bidi="ar-SA"/>
         </w:rPr>
-        <w:t>«</w:t>
-      </w:r>
-      <w:r>
-        <w:rPr>
-          <w:b/>
-          <w:color w:val="000000"/>
-          <w:szCs w:val="28"/>
-          <w:lang w:eastAsia="ru-RU" w:bidi="ar-SA"/>
-        </w:rPr>
-        <w:t>Построение и анализ алгоритмов</w:t>
-      </w:r>
-      <w:r>
-        <w:rPr>
-          <w:b/>
-          <w:color w:val="000000"/>
-          <w:szCs w:val="28"/>
-          <w:lang w:eastAsia="ru-RU" w:bidi="ar-SA"/>
-        </w:rPr>
-        <w:t>»</w:t>
+        <w:t>«Построение и анализ алгоритмов»</w:t>
       </w:r>
     </w:p>
     <w:p>
@@ -754,11 +728,8 @@
       </w:pPr>
       <w:r>
         <w:rPr>
-          <w:b/>
-          <w:caps/>
-          <w:sz w:val="28"/>
-          <w:szCs w:val="28"/>
-          <w:highlight w:val="yellow"/>
+          <w:sz w:val="28"/>
+          <w:szCs w:val="28"/>
         </w:rPr>
       </w:r>
     </w:p>
@@ -769,25 +740,20 @@
         <w:ind w:firstLine="709"/>
         <w:jc w:val="both"/>
         <w:rPr>
-          <w:sz w:val="28"/>
-          <w:szCs w:val="28"/>
-        </w:rPr>
-      </w:pPr>
-      <w:r>
-        <w:rPr>
           <w:b/>
           <w:bCs/>
           <w:sz w:val="28"/>
           <w:szCs w:val="28"/>
         </w:rPr>
-        <w:t>Цель Работы</w:t>
-      </w:r>
-      <w:r>
-        <w:rPr>
-          <w:sz w:val="28"/>
-          <w:szCs w:val="28"/>
-        </w:rPr>
-        <w:t>.</w:t>
+      </w:pPr>
+      <w:r>
+        <w:rPr>
+          <w:b/>
+          <w:bCs/>
+          <w:sz w:val="28"/>
+          <w:szCs w:val="28"/>
+        </w:rPr>
+        <w:t>Задание.</w:t>
       </w:r>
     </w:p>
     <w:p>
@@ -805,8 +771,9 @@
         <w:rPr>
           <w:sz w:val="28"/>
           <w:szCs w:val="28"/>
-        </w:rPr>
-        <w:t>Изучить гибридный алгоритм сортировки TimSort, включающий разбиение массива на подмассивы, их сортировку вставками с бинарным поиском и слияние с использованием галопа. Реализовать алгоритм, исследовать его производительность на различных наборах данных и сравнить с теоретической оценкой. Обеспечить корректность работы с помощью тестов и ограничить использование стандартных списков Python.</w:t>
+          <w:lang w:val="en-US"/>
+        </w:rPr>
+        <w:t>У Вовы много квадратных обрезков доски. Их стороны (размер) изменяются от 11 до N−1N−1, и у него есть неограниченное число обрезков любого размера. Но ему очень хочется получить большую столешницу - квадрат размера NN . Он может получить ее, собрав из уже имеющихся обрезков(квадратов).</w:t>
       </w:r>
     </w:p>
     <w:p>
@@ -824,7 +791,17 @@
         <w:rPr>
           <w:sz w:val="28"/>
           <w:szCs w:val="28"/>
-        </w:rPr>
+          <w:lang w:val="en-US"/>
+        </w:rPr>
+        <w:t xml:space="preserve">   </w:t>
+      </w:r>
+      <w:r>
+        <w:rPr>
+          <w:sz w:val="28"/>
+          <w:szCs w:val="28"/>
+          <w:lang w:val="en-US"/>
+        </w:rPr>
+        <w:t>Например, столешница размера 7×77×7 может быть построена из 9 обрезков.</w:t>
       </w:r>
     </w:p>
     <w:p>
@@ -834,458 +811,25 @@
         <w:ind w:firstLine="709"/>
         <w:jc w:val="both"/>
         <w:rPr>
-          <w:b/>
-          <w:bCs/>
-          <w:sz w:val="28"/>
-          <w:szCs w:val="28"/>
-        </w:rPr>
-      </w:pPr>
-      <w:r>
-        <w:rPr>
-          <w:b/>
-          <w:bCs/>
-          <w:sz w:val="28"/>
-          <w:szCs w:val="28"/>
-        </w:rPr>
-        <w:t>Задание.</w:t>
-      </w:r>
-    </w:p>
-    <w:p>
-      <w:pPr>
-        <w:pStyle w:val="Normal"/>
-        <w:spacing w:lineRule="auto" w:line="360"/>
-        <w:ind w:firstLine="709"/>
-        <w:jc w:val="both"/>
-        <w:rPr>
-          <w:sz w:val="28"/>
-          <w:szCs w:val="28"/>
-        </w:rPr>
-      </w:pPr>
-      <w:r>
-        <w:rPr>
-          <w:sz w:val="28"/>
-          <w:szCs w:val="28"/>
-        </w:rPr>
-        <w:t>Имеется массив данных для сортировки int arr[] размера n</w:t>
-      </w:r>
-    </w:p>
-    <w:p>
-      <w:pPr>
-        <w:pStyle w:val="Normal"/>
-        <w:spacing w:lineRule="auto" w:line="360"/>
-        <w:ind w:firstLine="709"/>
-        <w:jc w:val="both"/>
-        <w:rPr>
-          <w:sz w:val="28"/>
-          <w:szCs w:val="28"/>
-        </w:rPr>
-      </w:pPr>
-      <w:r>
-        <w:rPr>
-          <w:sz w:val="28"/>
-          <w:szCs w:val="28"/>
-        </w:rPr>
-        <w:t>Необходимо отсортировать его алгоритмом сортировки TimSort по убыванию модуля.</w:t>
-      </w:r>
-    </w:p>
-    <w:p>
-      <w:pPr>
-        <w:pStyle w:val="Normal"/>
-        <w:spacing w:lineRule="auto" w:line="360"/>
-        <w:ind w:firstLine="709"/>
-        <w:jc w:val="both"/>
-        <w:rPr>
-          <w:sz w:val="28"/>
-          <w:szCs w:val="28"/>
-        </w:rPr>
-      </w:pPr>
-      <w:r>
-        <w:rPr>
-          <w:sz w:val="28"/>
-          <w:szCs w:val="28"/>
-        </w:rPr>
-        <w:t>Так как TimSort - это гибридный алгоритм, содержащий в себе сортировку слиянием и сортировку вставками, то вам предстоит использовать оба этих алгоритма. Поэтому нужно выводить разделённые блоки, которые уже отсортированы сортировкой вставками.</w:t>
-      </w:r>
-    </w:p>
-    <w:p>
-      <w:pPr>
-        <w:pStyle w:val="Normal"/>
-        <w:spacing w:lineRule="auto" w:line="360"/>
-        <w:ind w:firstLine="709"/>
-        <w:jc w:val="both"/>
-        <w:rPr>
-          <w:sz w:val="28"/>
-          <w:szCs w:val="28"/>
-        </w:rPr>
-      </w:pPr>
-      <w:r>
-        <w:rPr>
-          <w:sz w:val="28"/>
-          <w:szCs w:val="28"/>
-        </w:rPr>
-        <w:t>Кратко алгоритм сортировки можно описать так:</w:t>
-      </w:r>
-    </w:p>
-    <w:p>
-      <w:pPr>
-        <w:pStyle w:val="Normal"/>
-        <w:spacing w:lineRule="auto" w:line="360"/>
-        <w:ind w:firstLine="709"/>
-        <w:jc w:val="both"/>
-        <w:rPr>
-          <w:sz w:val="28"/>
-          <w:szCs w:val="28"/>
-        </w:rPr>
-      </w:pPr>
-      <w:r>
-        <w:rPr>
-          <w:sz w:val="28"/>
-          <w:szCs w:val="28"/>
-        </w:rPr>
-        <w:t>Вычисление min_run по размеру массива n (для упрощения отладки n уменьшается, пока не станет меньше 16, а не 64)</w:t>
-      </w:r>
-    </w:p>
-    <w:p>
-      <w:pPr>
-        <w:pStyle w:val="Normal"/>
-        <w:spacing w:lineRule="auto" w:line="360"/>
-        <w:ind w:firstLine="709"/>
-        <w:jc w:val="both"/>
-        <w:rPr>
-          <w:sz w:val="28"/>
-          <w:szCs w:val="28"/>
-        </w:rPr>
-      </w:pPr>
-      <w:r>
-        <w:rPr>
-          <w:sz w:val="28"/>
-          <w:szCs w:val="28"/>
-        </w:rPr>
-        <w:t>Разбиение массива на частично-упорядоченные (в т.ч. и по убыванию) блоки длины не меньше min_run</w:t>
-      </w:r>
-    </w:p>
-    <w:p>
-      <w:pPr>
-        <w:pStyle w:val="Normal"/>
-        <w:spacing w:lineRule="auto" w:line="360"/>
-        <w:ind w:firstLine="709"/>
-        <w:jc w:val="both"/>
-        <w:rPr>
-          <w:sz w:val="28"/>
-          <w:szCs w:val="28"/>
-        </w:rPr>
-      </w:pPr>
-      <w:r>
-        <w:rPr>
-          <w:sz w:val="28"/>
-          <w:szCs w:val="28"/>
-        </w:rPr>
-        <w:t>Сортировка вставками каждого блока</w:t>
-      </w:r>
-    </w:p>
-    <w:p>
-      <w:pPr>
-        <w:pStyle w:val="Normal"/>
-        <w:spacing w:lineRule="auto" w:line="360"/>
-        <w:ind w:firstLine="709"/>
-        <w:jc w:val="both"/>
-        <w:rPr>
-          <w:sz w:val="28"/>
-          <w:szCs w:val="28"/>
-        </w:rPr>
-      </w:pPr>
-      <w:r>
-        <w:rPr>
-          <w:sz w:val="28"/>
-          <w:szCs w:val="28"/>
-        </w:rPr>
-        <w:t>Слияние каждого блока с сохранением инварианта и использованием галопа (галоп начинать после 3-х вставок подряд)</w:t>
-      </w:r>
-    </w:p>
-    <w:p>
-      <w:pPr>
-        <w:pStyle w:val="Normal"/>
-        <w:spacing w:lineRule="auto" w:line="360"/>
-        <w:ind w:firstLine="709"/>
-        <w:jc w:val="both"/>
-        <w:rPr>
-          <w:sz w:val="28"/>
-          <w:szCs w:val="28"/>
-        </w:rPr>
-      </w:pPr>
-      <w:r>
-        <w:rPr>
-          <w:sz w:val="28"/>
-          <w:szCs w:val="28"/>
-        </w:rPr>
-        <w:t>Исследование</w:t>
-      </w:r>
-    </w:p>
-    <w:p>
-      <w:pPr>
-        <w:pStyle w:val="Normal"/>
-        <w:spacing w:lineRule="auto" w:line="360"/>
-        <w:ind w:firstLine="709"/>
-        <w:jc w:val="both"/>
-        <w:rPr>
-          <w:sz w:val="28"/>
-          <w:szCs w:val="28"/>
-        </w:rPr>
-      </w:pPr>
-      <w:r>
-        <w:rPr>
-          <w:sz w:val="28"/>
-          <w:szCs w:val="28"/>
-        </w:rPr>
-        <w:t>После успешного решения задачи в рамках курса проведите исследование данной сортировки на различных размерах данных (10/1000/100000), сравнив полученные результаты с теоретической оценкой (для лучшего, среднего и худшего случаев), и разного размера min_run. Результаты исследования предоставьте в отчете.</w:t>
-      </w:r>
-    </w:p>
-    <w:p>
-      <w:pPr>
-        <w:pStyle w:val="Normal"/>
-        <w:spacing w:lineRule="auto" w:line="360"/>
-        <w:ind w:firstLine="709"/>
-        <w:jc w:val="both"/>
-        <w:rPr>
-          <w:sz w:val="28"/>
-          <w:szCs w:val="28"/>
-        </w:rPr>
-      </w:pPr>
-      <w:r>
-        <w:rPr>
-          <w:sz w:val="28"/>
-          <w:szCs w:val="28"/>
-        </w:rPr>
-        <w:t>Для исследования используйте стандартный алгоритм вычисления min_run и начинайте галоп после 7-ми вставок подряд.</w:t>
-      </w:r>
-    </w:p>
-    <w:p>
-      <w:pPr>
-        <w:pStyle w:val="Normal"/>
-        <w:spacing w:lineRule="auto" w:line="360"/>
-        <w:ind w:firstLine="709"/>
-        <w:jc w:val="both"/>
-        <w:rPr>
-          <w:sz w:val="28"/>
-          <w:szCs w:val="28"/>
-        </w:rPr>
-      </w:pPr>
-      <w:r>
-        <w:rPr>
-          <w:sz w:val="28"/>
-          <w:szCs w:val="28"/>
-        </w:rPr>
-        <w:t>Примечание:</w:t>
-      </w:r>
-    </w:p>
-    <w:p>
-      <w:pPr>
-        <w:pStyle w:val="Normal"/>
-        <w:spacing w:lineRule="auto" w:line="360"/>
-        <w:ind w:firstLine="709"/>
-        <w:jc w:val="both"/>
-        <w:rPr>
-          <w:sz w:val="28"/>
-          <w:szCs w:val="28"/>
-        </w:rPr>
-      </w:pPr>
-      <w:r>
-        <w:rPr>
-          <w:sz w:val="28"/>
-          <w:szCs w:val="28"/>
-        </w:rPr>
-        <w:t>Нельзя пользоваться готовыми библиотечными функциями для сортировки, нужно сделать реализацию сортировки вручную.</w:t>
-      </w:r>
-    </w:p>
-    <w:p>
-      <w:pPr>
-        <w:pStyle w:val="Normal"/>
-        <w:spacing w:lineRule="auto" w:line="360"/>
-        <w:ind w:firstLine="709"/>
-        <w:jc w:val="both"/>
-        <w:rPr>
-          <w:sz w:val="28"/>
-          <w:szCs w:val="28"/>
-        </w:rPr>
-      </w:pPr>
-      <w:r>
-        <w:rPr>
-          <w:sz w:val="28"/>
-          <w:szCs w:val="28"/>
-        </w:rPr>
-        <w:t>Сортировка должна быть устойчивой.</w:t>
-      </w:r>
-    </w:p>
-    <w:p>
-      <w:pPr>
-        <w:pStyle w:val="Normal"/>
-        <w:spacing w:lineRule="auto" w:line="360"/>
-        <w:ind w:firstLine="709"/>
-        <w:jc w:val="both"/>
-        <w:rPr>
-          <w:sz w:val="28"/>
-          <w:szCs w:val="28"/>
-        </w:rPr>
-      </w:pPr>
-      <w:r>
-        <w:rPr>
-          <w:sz w:val="28"/>
-          <w:szCs w:val="28"/>
-        </w:rPr>
-        <w:t>Обратите внимание на пример.</w:t>
-      </w:r>
-    </w:p>
-    <w:p>
-      <w:pPr>
-        <w:pStyle w:val="Normal"/>
-        <w:spacing w:lineRule="auto" w:line="360"/>
-        <w:ind w:firstLine="709"/>
-        <w:jc w:val="both"/>
-        <w:rPr>
-          <w:sz w:val="28"/>
-          <w:szCs w:val="28"/>
-        </w:rPr>
-      </w:pPr>
-      <w:r>
-        <w:rPr>
-          <w:sz w:val="28"/>
-          <w:szCs w:val="28"/>
-        </w:rPr>
-        <w:t>Формат ввода</w:t>
-      </w:r>
-    </w:p>
-    <w:p>
-      <w:pPr>
-        <w:pStyle w:val="Normal"/>
-        <w:spacing w:lineRule="auto" w:line="360"/>
-        <w:ind w:firstLine="709"/>
-        <w:jc w:val="both"/>
-        <w:rPr>
-          <w:sz w:val="28"/>
-          <w:szCs w:val="28"/>
-        </w:rPr>
-      </w:pPr>
-      <w:r>
-        <w:rPr>
-          <w:sz w:val="28"/>
-          <w:szCs w:val="28"/>
-        </w:rPr>
-        <w:t>Первая строка содержит натуральное число n - размерность массива, следующая строка содержит элементы массива через пробел.</w:t>
-      </w:r>
-    </w:p>
-    <w:p>
-      <w:pPr>
-        <w:pStyle w:val="Normal"/>
-        <w:spacing w:lineRule="auto" w:line="360"/>
-        <w:ind w:firstLine="709"/>
-        <w:jc w:val="both"/>
-        <w:rPr>
-          <w:sz w:val="28"/>
-          <w:szCs w:val="28"/>
-        </w:rPr>
-      </w:pPr>
-      <w:r>
-        <w:rPr>
-          <w:sz w:val="28"/>
-          <w:szCs w:val="28"/>
-        </w:rPr>
-        <w:t>Формат вывода</w:t>
-      </w:r>
-    </w:p>
-    <w:p>
-      <w:pPr>
-        <w:pStyle w:val="Normal"/>
-        <w:spacing w:lineRule="auto" w:line="360"/>
-        <w:ind w:firstLine="709"/>
-        <w:jc w:val="both"/>
-        <w:rPr>
-          <w:sz w:val="28"/>
-          <w:szCs w:val="28"/>
-        </w:rPr>
-      </w:pPr>
-      <w:r>
-        <w:rPr>
-          <w:sz w:val="28"/>
-          <w:szCs w:val="28"/>
-        </w:rPr>
-        <w:t>Выводятся разделённые блоки для сортировки в формате "Part i: *отсортированный разделённый массив*"</w:t>
-      </w:r>
-    </w:p>
-    <w:p>
-      <w:pPr>
-        <w:pStyle w:val="Normal"/>
-        <w:spacing w:lineRule="auto" w:line="360"/>
-        <w:ind w:firstLine="709"/>
-        <w:jc w:val="both"/>
-        <w:rPr>
-          <w:sz w:val="28"/>
-          <w:szCs w:val="28"/>
-        </w:rPr>
-      </w:pPr>
-      <w:r>
-        <w:rPr>
-          <w:sz w:val="28"/>
-          <w:szCs w:val="28"/>
-        </w:rPr>
-        <w:t>Затем для каждого слияния выводится количество вхождений в режим галопа и получившийся массив в формате</w:t>
-      </w:r>
-    </w:p>
-    <w:p>
-      <w:pPr>
-        <w:pStyle w:val="Normal"/>
-        <w:spacing w:lineRule="auto" w:line="360"/>
-        <w:ind w:firstLine="709"/>
-        <w:jc w:val="both"/>
-        <w:rPr>
-          <w:sz w:val="28"/>
-          <w:szCs w:val="28"/>
-        </w:rPr>
-      </w:pPr>
-      <w:r>
-        <w:rPr>
-          <w:sz w:val="28"/>
-          <w:szCs w:val="28"/>
-        </w:rPr>
-        <w:t>"Gallops i: *число вхождений в галоп*</w:t>
-      </w:r>
-    </w:p>
-    <w:p>
-      <w:pPr>
-        <w:pStyle w:val="Normal"/>
-        <w:spacing w:lineRule="auto" w:line="360"/>
-        <w:ind w:firstLine="709"/>
-        <w:jc w:val="both"/>
-        <w:rPr>
-          <w:sz w:val="28"/>
-          <w:szCs w:val="28"/>
-        </w:rPr>
-      </w:pPr>
-      <w:r>
-        <w:rPr>
-          <w:sz w:val="28"/>
-          <w:szCs w:val="28"/>
-        </w:rPr>
-        <w:t>Merge i: *итоговый массив после слияния*"</w:t>
-      </w:r>
-    </w:p>
-    <w:p>
-      <w:pPr>
-        <w:pStyle w:val="Normal"/>
-        <w:spacing w:lineRule="auto" w:line="360"/>
-        <w:ind w:firstLine="709"/>
-        <w:jc w:val="both"/>
-        <w:rPr>
-          <w:sz w:val="28"/>
-          <w:szCs w:val="28"/>
-          <w:lang w:val="en-US"/>
-        </w:rPr>
-      </w:pPr>
-      <w:r>
-        <w:rPr>
-          <w:sz w:val="28"/>
-          <w:szCs w:val="28"/>
-        </w:rPr>
-        <w:t>Последняя строчка содержит финальный результат сортировки массива с надписью "Answer: "</w:t>
+          <w:sz w:val="28"/>
+          <w:szCs w:val="28"/>
+        </w:rPr>
+      </w:pPr>
+      <w:r>
+        <w:rPr>
+          <w:sz w:val="28"/>
+          <w:szCs w:val="28"/>
+          <w:lang w:val="en-US"/>
+        </w:rPr>
+        <w:t xml:space="preserve">   </w:t>
+      </w:r>
+      <w:r>
+        <w:rPr>
+          <w:sz w:val="28"/>
+          <w:szCs w:val="28"/>
+          <w:lang w:val="en-US"/>
+        </w:rPr>
+        <w:t>Внутри столешницы не должно быть пустот, обрезки не должны выходить за пределы столешницы и не должны перекрываться. Кроме того, Вова хочет использовать минимально возможное число обрезков.</w:t>
       </w:r>
     </w:p>
     <w:p>
@@ -1688,7 +1232,11 @@
         </w:rPr>
       </w:pPr>
       <w:r>
-        <w:rPr/>
+        <w:rPr>
+          <w:sz w:val="28"/>
+          <w:szCs w:val="28"/>
+          <w:lang w:val="en-US"/>
+        </w:rPr>
       </w:r>
     </w:p>
     <w:p>
@@ -1883,6 +1431,87 @@
           <w:szCs w:val="28"/>
         </w:rPr>
         <w:t>Алгоритм работает по следующей схеме:</w:t>
+      </w:r>
+    </w:p>
+    <w:p>
+      <w:pPr>
+        <w:pStyle w:val="BodyText"/>
+        <w:numPr>
+          <w:ilvl w:val="0"/>
+          <w:numId w:val="2"/>
+        </w:numPr>
+        <w:tabs>
+          <w:tab w:val="clear" w:pos="708"/>
+          <w:tab w:val="left" w:pos="0" w:leader="none"/>
+        </w:tabs>
+        <w:spacing w:lineRule="auto" w:line="360"/>
+        <w:ind w:hanging="283" w:left="709"/>
+        <w:jc w:val="both"/>
+        <w:rPr>
+          <w:sz w:val="28"/>
+          <w:szCs w:val="28"/>
+        </w:rPr>
+      </w:pPr>
+      <w:r>
+        <w:rPr>
+          <w:sz w:val="28"/>
+          <w:szCs w:val="28"/>
+        </w:rPr>
+        <w:t>Считывается значение N.</w:t>
+      </w:r>
+    </w:p>
+    <w:p>
+      <w:pPr>
+        <w:pStyle w:val="BodyText"/>
+        <w:numPr>
+          <w:ilvl w:val="0"/>
+          <w:numId w:val="2"/>
+        </w:numPr>
+        <w:tabs>
+          <w:tab w:val="clear" w:pos="708"/>
+          <w:tab w:val="left" w:pos="0" w:leader="none"/>
+        </w:tabs>
+        <w:spacing w:lineRule="auto" w:line="360"/>
+        <w:ind w:hanging="283" w:left="709"/>
+        <w:jc w:val="both"/>
+        <w:rPr>
+          <w:sz w:val="28"/>
+          <w:szCs w:val="28"/>
+        </w:rPr>
+      </w:pPr>
+      <w:r>
+        <w:rPr>
+          <w:sz w:val="28"/>
+          <w:szCs w:val="28"/>
+        </w:rPr>
+        <w:t>Если N чётно, квадрат сразу разбивается на 4 квадрата размера N/2.</w:t>
+      </w:r>
+    </w:p>
+    <w:p>
+      <w:pPr>
+        <w:pStyle w:val="BodyText"/>
+        <w:numPr>
+          <w:ilvl w:val="0"/>
+          <w:numId w:val="2"/>
+        </w:numPr>
+        <w:tabs>
+          <w:tab w:val="clear" w:pos="708"/>
+          <w:tab w:val="left" w:pos="0" w:leader="none"/>
+        </w:tabs>
+        <w:spacing w:lineRule="auto" w:line="360"/>
+        <w:ind w:hanging="283" w:left="709"/>
+        <w:jc w:val="both"/>
+        <w:rPr>
+          <w:sz w:val="28"/>
+          <w:szCs w:val="28"/>
+        </w:rPr>
+      </w:pPr>
+      <w:r>
+        <w:rPr>
+          <w:sz w:val="28"/>
+          <w:szCs w:val="28"/>
+        </w:rPr>
+        <w:t>Иначе создаётся начальное состояние:</w:t>
       </w:r>
     </w:p>
     <w:p>
@@ -1897,19 +1526,18 @@
           <w:tab w:val="left" w:pos="0" w:leader="none"/>
         </w:tabs>
         <w:spacing w:lineRule="auto" w:line="360"/>
-        <w:ind w:hanging="283" w:left="709"/>
-        <w:jc w:val="both"/>
-        <w:rPr>
-          <w:sz w:val="28"/>
-          <w:szCs w:val="28"/>
-        </w:rPr>
-      </w:pPr>
-      <w:r>
-        <w:rPr>
-          <w:sz w:val="28"/>
-          <w:szCs w:val="28"/>
-        </w:rPr>
-        <w:t>Считывается значение N.</w:t>
+        <w:jc w:val="both"/>
+        <w:rPr>
+          <w:sz w:val="28"/>
+          <w:szCs w:val="28"/>
+        </w:rPr>
+      </w:pPr>
+      <w:r>
+        <w:rPr>
+          <w:sz w:val="28"/>
+          <w:szCs w:val="28"/>
+        </w:rPr>
+        <w:t>массив высот заполняется нулями;</w:t>
       </w:r>
     </w:p>
     <w:p>
@@ -1924,19 +1552,18 @@
           <w:tab w:val="left" w:pos="0" w:leader="none"/>
         </w:tabs>
         <w:spacing w:lineRule="auto" w:line="360"/>
-        <w:ind w:hanging="283" w:left="709"/>
-        <w:jc w:val="both"/>
-        <w:rPr>
-          <w:sz w:val="28"/>
-          <w:szCs w:val="28"/>
-        </w:rPr>
-      </w:pPr>
-      <w:r>
-        <w:rPr>
-          <w:sz w:val="28"/>
-          <w:szCs w:val="28"/>
-        </w:rPr>
-        <w:t>Если N чётно, квадрат сразу разбивается на 4 квадрата размера N/2.</w:t>
+        <w:jc w:val="both"/>
+        <w:rPr>
+          <w:sz w:val="28"/>
+          <w:szCs w:val="28"/>
+        </w:rPr>
+      </w:pPr>
+      <w:r>
+        <w:rPr>
+          <w:sz w:val="28"/>
+          <w:szCs w:val="28"/>
+        </w:rPr>
+        <w:t>формируется начальная верхняя граница жадным методом;</w:t>
       </w:r>
     </w:p>
     <w:p>
@@ -1951,6 +1578,32 @@
           <w:tab w:val="left" w:pos="0" w:leader="none"/>
         </w:tabs>
         <w:spacing w:lineRule="auto" w:line="360"/>
+        <w:jc w:val="both"/>
+        <w:rPr>
+          <w:sz w:val="28"/>
+          <w:szCs w:val="28"/>
+        </w:rPr>
+      </w:pPr>
+      <w:r>
+        <w:rPr>
+          <w:sz w:val="28"/>
+          <w:szCs w:val="28"/>
+        </w:rPr>
+        <w:t>в стек заносится корневое состояние.</w:t>
+      </w:r>
+    </w:p>
+    <w:p>
+      <w:pPr>
+        <w:pStyle w:val="BodyText"/>
+        <w:numPr>
+          <w:ilvl w:val="0"/>
+          <w:numId w:val="2"/>
+        </w:numPr>
+        <w:tabs>
+          <w:tab w:val="clear" w:pos="708"/>
+          <w:tab w:val="left" w:pos="0" w:leader="none"/>
+        </w:tabs>
+        <w:spacing w:lineRule="auto" w:line="360"/>
         <w:ind w:hanging="283" w:left="709"/>
         <w:jc w:val="both"/>
         <w:rPr>
@@ -1963,7 +1616,7 @@
           <w:sz w:val="28"/>
           <w:szCs w:val="28"/>
         </w:rPr>
-        <w:t>Иначе создаётся начальное состояние:</w:t>
+        <w:t>Пока стек не пуст:</w:t>
       </w:r>
     </w:p>
     <w:p>
@@ -1989,7 +1642,7 @@
           <w:sz w:val="28"/>
           <w:szCs w:val="28"/>
         </w:rPr>
-        <w:t>массив высот заполняется нулями;</w:t>
+        <w:t>берётся верхнее состояние;</w:t>
       </w:r>
     </w:p>
     <w:p>
@@ -2015,7 +1668,7 @@
           <w:sz w:val="28"/>
           <w:szCs w:val="28"/>
         </w:rPr>
-        <w:t>формируется начальная верхняя граница жадным методом;</w:t>
+        <w:t>если допустимые размеры в нём закончились, выполняется откат;</w:t>
       </w:r>
     </w:p>
     <w:p>
@@ -2041,7 +1694,7 @@
           <w:sz w:val="28"/>
           <w:szCs w:val="28"/>
         </w:rPr>
-        <w:t>в стек заносится корневое состояние.</w:t>
+        <w:t>иначе выбирается очередной размер квадрата;</w:t>
       </w:r>
     </w:p>
     <w:p>
@@ -2049,26 +1702,25 @@
         <w:pStyle w:val="BodyText"/>
         <w:numPr>
           <w:ilvl w:val="0"/>
-          <w:numId w:val="3"/>
+          <w:numId w:val="4"/>
         </w:numPr>
         <w:tabs>
           <w:tab w:val="clear" w:pos="708"/>
           <w:tab w:val="left" w:pos="0" w:leader="none"/>
         </w:tabs>
         <w:spacing w:lineRule="auto" w:line="360"/>
-        <w:ind w:hanging="283" w:left="709"/>
-        <w:jc w:val="both"/>
-        <w:rPr>
-          <w:sz w:val="28"/>
-          <w:szCs w:val="28"/>
-        </w:rPr>
-      </w:pPr>
-      <w:r>
-        <w:rPr>
-          <w:sz w:val="28"/>
-          <w:szCs w:val="28"/>
-        </w:rPr>
-        <w:t>Пока стек не пуст:</w:t>
+        <w:jc w:val="both"/>
+        <w:rPr>
+          <w:sz w:val="28"/>
+          <w:szCs w:val="28"/>
+        </w:rPr>
+      </w:pPr>
+      <w:r>
+        <w:rPr>
+          <w:sz w:val="28"/>
+          <w:szCs w:val="28"/>
+        </w:rPr>
+        <w:t>квадрат временно добавляется в текущее решение;</w:t>
       </w:r>
     </w:p>
     <w:p>
@@ -2076,7 +1728,7 @@
         <w:pStyle w:val="BodyText"/>
         <w:numPr>
           <w:ilvl w:val="0"/>
-          <w:numId w:val="5"/>
+          <w:numId w:val="4"/>
         </w:numPr>
         <w:tabs>
           <w:tab w:val="clear" w:pos="708"/>
@@ -2094,7 +1746,7 @@
           <w:sz w:val="28"/>
           <w:szCs w:val="28"/>
         </w:rPr>
-        <w:t>берётся верхнее состояние;</w:t>
+        <w:t>если поле заполнено полностью, решение сравнивается с лучшим найденным;</w:t>
       </w:r>
     </w:p>
     <w:p>
@@ -2102,7 +1754,7 @@
         <w:pStyle w:val="BodyText"/>
         <w:numPr>
           <w:ilvl w:val="0"/>
-          <w:numId w:val="5"/>
+          <w:numId w:val="4"/>
         </w:numPr>
         <w:tabs>
           <w:tab w:val="clear" w:pos="708"/>
@@ -2120,7 +1772,7 @@
           <w:sz w:val="28"/>
           <w:szCs w:val="28"/>
         </w:rPr>
-        <w:t>если допустимые размеры в нём закончились, выполняется откат;</w:t>
+        <w:t>если ветвь бесперспективна, выполняется откат;</w:t>
       </w:r>
     </w:p>
     <w:p>
@@ -2128,7 +1780,7 @@
         <w:pStyle w:val="BodyText"/>
         <w:numPr>
           <w:ilvl w:val="0"/>
-          <w:numId w:val="5"/>
+          <w:numId w:val="4"/>
         </w:numPr>
         <w:tabs>
           <w:tab w:val="clear" w:pos="708"/>
@@ -2146,7 +1798,7 @@
           <w:sz w:val="28"/>
           <w:szCs w:val="28"/>
         </w:rPr>
-        <w:t>иначе выбирается очередной размер квадрата;</w:t>
+        <w:t>иначе в стек добавляется следующее состояние.</w:t>
       </w:r>
     </w:p>
     <w:p>
@@ -2154,111 +1806,7 @@
         <w:pStyle w:val="BodyText"/>
         <w:numPr>
           <w:ilvl w:val="0"/>
-          <w:numId w:val="5"/>
-        </w:numPr>
-        <w:tabs>
-          <w:tab w:val="clear" w:pos="708"/>
-          <w:tab w:val="left" w:pos="0" w:leader="none"/>
-        </w:tabs>
-        <w:spacing w:lineRule="auto" w:line="360"/>
-        <w:jc w:val="both"/>
-        <w:rPr>
-          <w:sz w:val="28"/>
-          <w:szCs w:val="28"/>
-        </w:rPr>
-      </w:pPr>
-      <w:r>
-        <w:rPr>
-          <w:sz w:val="28"/>
-          <w:szCs w:val="28"/>
-        </w:rPr>
-        <w:t>квадрат временно добавляется в текущее решение;</w:t>
-      </w:r>
-    </w:p>
-    <w:p>
-      <w:pPr>
-        <w:pStyle w:val="BodyText"/>
-        <w:numPr>
-          <w:ilvl w:val="0"/>
-          <w:numId w:val="5"/>
-        </w:numPr>
-        <w:tabs>
-          <w:tab w:val="clear" w:pos="708"/>
-          <w:tab w:val="left" w:pos="0" w:leader="none"/>
-        </w:tabs>
-        <w:spacing w:lineRule="auto" w:line="360"/>
-        <w:jc w:val="both"/>
-        <w:rPr>
-          <w:sz w:val="28"/>
-          <w:szCs w:val="28"/>
-        </w:rPr>
-      </w:pPr>
-      <w:r>
-        <w:rPr>
-          <w:sz w:val="28"/>
-          <w:szCs w:val="28"/>
-        </w:rPr>
-        <w:t>если поле заполнено полностью, решение сравнивается с лучшим найденным;</w:t>
-      </w:r>
-    </w:p>
-    <w:p>
-      <w:pPr>
-        <w:pStyle w:val="BodyText"/>
-        <w:numPr>
-          <w:ilvl w:val="0"/>
-          <w:numId w:val="5"/>
-        </w:numPr>
-        <w:tabs>
-          <w:tab w:val="clear" w:pos="708"/>
-          <w:tab w:val="left" w:pos="0" w:leader="none"/>
-        </w:tabs>
-        <w:spacing w:lineRule="auto" w:line="360"/>
-        <w:jc w:val="both"/>
-        <w:rPr>
-          <w:sz w:val="28"/>
-          <w:szCs w:val="28"/>
-        </w:rPr>
-      </w:pPr>
-      <w:r>
-        <w:rPr>
-          <w:sz w:val="28"/>
-          <w:szCs w:val="28"/>
-        </w:rPr>
-        <w:t>если ветвь бесперспективна, выполняется откат;</w:t>
-      </w:r>
-    </w:p>
-    <w:p>
-      <w:pPr>
-        <w:pStyle w:val="BodyText"/>
-        <w:numPr>
-          <w:ilvl w:val="0"/>
-          <w:numId w:val="5"/>
-        </w:numPr>
-        <w:tabs>
-          <w:tab w:val="clear" w:pos="708"/>
-          <w:tab w:val="left" w:pos="0" w:leader="none"/>
-        </w:tabs>
-        <w:spacing w:lineRule="auto" w:line="360"/>
-        <w:jc w:val="both"/>
-        <w:rPr>
-          <w:sz w:val="28"/>
-          <w:szCs w:val="28"/>
-        </w:rPr>
-      </w:pPr>
-      <w:r>
-        <w:rPr>
-          <w:sz w:val="28"/>
-          <w:szCs w:val="28"/>
-        </w:rPr>
-        <w:t>иначе в стек добавляется следующее состояние.</w:t>
-      </w:r>
-    </w:p>
-    <w:p>
-      <w:pPr>
-        <w:pStyle w:val="BodyText"/>
-        <w:numPr>
-          <w:ilvl w:val="0"/>
-          <w:numId w:val="3"/>
+          <w:numId w:val="2"/>
         </w:numPr>
         <w:tabs>
           <w:tab w:val="clear" w:pos="708"/>
@@ -2612,21 +2160,7 @@
           <w:sz w:val="24"/>
           <w:szCs w:val="24"/>
         </w:rPr>
-        <w:t xml:space="preserve">Рисунок 1. Зависимость времени выполнения от </w:t>
-      </w:r>
-      <w:r>
-        <w:rPr>
-          <w:sz w:val="24"/>
-          <w:szCs w:val="24"/>
-        </w:rPr>
-        <w:t>N</w:t>
-      </w:r>
-      <w:r>
-        <w:rPr>
-          <w:sz w:val="24"/>
-          <w:szCs w:val="24"/>
-        </w:rPr>
-        <w:t>.</w:t>
+        <w:t>Рисунок 1. Зависимость времени выполнения от N.</w:t>
       </w:r>
     </w:p>
     <w:p>
@@ -2686,15 +2220,7 @@
       </w:r>
       <w:r>
         <w:rPr/>
-        <w:t xml:space="preserve">Рисунок 2. Зависимость </w:t>
-      </w:r>
-      <w:r>
-        <w:rPr/>
-        <w:t>количества шагов перебора от N</w:t>
-      </w:r>
-      <w:r>
-        <w:rPr/>
-        <w:t>.</w:t>
+        <w:t>Рисунок 2. Зависимость количества шагов перебора от N.</w:t>
       </w:r>
     </w:p>
     <w:p>
@@ -2718,7 +2244,10 @@
         </w:rPr>
       </w:pPr>
       <w:r>
-        <w:rPr/>
+        <w:rPr>
+          <w:sz w:val="28"/>
+          <w:szCs w:val="28"/>
+        </w:rPr>
       </w:r>
     </w:p>
     <w:p>
@@ -2778,15 +2307,7 @@
       </w:r>
       <w:r>
         <w:rPr/>
-        <w:t xml:space="preserve">Рисунок 3. Зависимость </w:t>
-      </w:r>
-      <w:r>
-        <w:rPr/>
-        <w:t>глубины стека от N</w:t>
-      </w:r>
-      <w:r>
-        <w:rPr/>
-        <w:t>.</w:t>
+        <w:t>Рисунок 3. Зависимость глубины стека от N.</w:t>
       </w:r>
     </w:p>
     <w:p>
@@ -2970,7 +2491,18 @@
           <w:szCs w:val="22"/>
           <w:lang w:val="en-US"/>
         </w:rPr>
-        <w:t>main.py:</w:t>
+        <w:t>lb1</w:t>
+      </w:r>
+      <w:r>
+        <w:rPr>
+          <w:rFonts w:cs="Courier New" w:ascii="Courier New" w:hAnsi="Courier New"/>
+          <w:b/>
+          <w:bCs/>
+          <w:sz w:val="22"/>
+          <w:szCs w:val="22"/>
+          <w:lang w:val="en-US"/>
+        </w:rPr>
+        <w:t>.py:</w:t>
       </w:r>
     </w:p>
     <w:p>
@@ -14844,7 +14376,10 @@
         </w:rPr>
       </w:pPr>
       <w:r>
-        <w:rPr/>
+        <w:rPr>
+          <w:sz w:val="28"/>
+          <w:szCs w:val="28"/>
+        </w:rPr>
       </w:r>
     </w:p>
     <w:p>
@@ -14947,7 +14482,7 @@
         </w:r>
         <w:r>
           <w:rPr/>
-          <w:t>17</w:t>
+          <w:t>9</w:t>
         </w:r>
         <w:r>
           <w:rPr/>
@@ -15243,125 +14778,6 @@
   <w:abstractNum w:abstractNumId="3">
     <w:lvl w:ilvl="0">
       <w:start w:val="1"/>
-      <w:numFmt w:val="decimal"/>
-      <w:lvlText w:val="%1."/>
-      <w:lvlJc w:val="left"/>
-      <w:pPr>
-        <w:tabs>
-          <w:tab w:val="num" w:pos="709"/>
-        </w:tabs>
-        <w:ind w:left="709" w:hanging="283"/>
-      </w:pPr>
-      <w:rPr/>
-    </w:lvl>
-    <w:lvl w:ilvl="1">
-      <w:start w:val="1"/>
-      <w:numFmt w:val="decimal"/>
-      <w:lvlText w:val="%2."/>
-      <w:lvlJc w:val="left"/>
-      <w:pPr>
-        <w:tabs>
-          <w:tab w:val="num" w:pos="1418"/>
-        </w:tabs>
-        <w:ind w:left="1418" w:hanging="283"/>
-      </w:pPr>
-      <w:rPr/>
-    </w:lvl>
-    <w:lvl w:ilvl="2">
-      <w:start w:val="1"/>
-      <w:numFmt w:val="decimal"/>
-      <w:lvlText w:val="%3."/>
-      <w:lvlJc w:val="left"/>
-      <w:pPr>
-        <w:tabs>
-          <w:tab w:val="num" w:pos="2127"/>
-        </w:tabs>
-        <w:ind w:left="2127" w:hanging="283"/>
-      </w:pPr>
-      <w:rPr/>
-    </w:lvl>
-    <w:lvl w:ilvl="3">
-      <w:start w:val="1"/>
-      <w:numFmt w:val="decimal"/>
-      <w:lvlText w:val="%4."/>
-      <w:lvlJc w:val="left"/>
-      <w:pPr>
-        <w:tabs>
-          <w:tab w:val="num" w:pos="2836"/>
-        </w:tabs>
-        <w:ind w:left="2836" w:hanging="283"/>
-      </w:pPr>
-      <w:rPr/>
-    </w:lvl>
-    <w:lvl w:ilvl="4">
-      <w:start w:val="1"/>
-      <w:numFmt w:val="decimal"/>
-      <w:lvlText w:val="%5."/>
-      <w:lvlJc w:val="left"/>
-      <w:pPr>
-        <w:tabs>
-          <w:tab w:val="num" w:pos="3545"/>
-        </w:tabs>
-        <w:ind w:left="3545" w:hanging="283"/>
-      </w:pPr>
-      <w:rPr/>
-    </w:lvl>
-    <w:lvl w:ilvl="5">
-      <w:start w:val="1"/>
-      <w:numFmt w:val="decimal"/>
-      <w:lvlText w:val="%6."/>
-      <w:lvlJc w:val="left"/>
-      <w:pPr>
-        <w:tabs>
-          <w:tab w:val="num" w:pos="4254"/>
-        </w:tabs>
-        <w:ind w:left="4254" w:hanging="283"/>
-      </w:pPr>
-      <w:rPr/>
-    </w:lvl>
-    <w:lvl w:ilvl="6">
-      <w:start w:val="1"/>
-      <w:numFmt w:val="decimal"/>
-      <w:lvlText w:val="%7."/>
-      <w:lvlJc w:val="left"/>
-      <w:pPr>
-        <w:tabs>
-          <w:tab w:val="num" w:pos="4963"/>
-        </w:tabs>
-        <w:ind w:left="4963" w:hanging="283"/>
-      </w:pPr>
-      <w:rPr/>
-    </w:lvl>
-    <w:lvl w:ilvl="7">
-      <w:start w:val="1"/>
-      <w:numFmt w:val="decimal"/>
-      <w:lvlText w:val="%8."/>
-      <w:lvlJc w:val="left"/>
-      <w:pPr>
-        <w:tabs>
-          <w:tab w:val="num" w:pos="5672"/>
-        </w:tabs>
-        <w:ind w:left="5672" w:hanging="283"/>
-      </w:pPr>
-      <w:rPr/>
-    </w:lvl>
-    <w:lvl w:ilvl="8">
-      <w:start w:val="1"/>
-      <w:numFmt w:val="decimal"/>
-      <w:lvlText w:val="%9."/>
-      <w:lvlJc w:val="left"/>
-      <w:pPr>
-        <w:tabs>
-          <w:tab w:val="num" w:pos="6381"/>
-        </w:tabs>
-        <w:ind w:left="6381" w:hanging="283"/>
-      </w:pPr>
-      <w:rPr/>
-    </w:lvl>
-  </w:abstractNum>
-  <w:abstractNum w:abstractNumId="4">
-    <w:lvl w:ilvl="0">
-      <w:start w:val="1"/>
       <w:numFmt w:val="bullet"/>
       <w:lvlText w:val=""/>
       <w:lvlJc w:val="left"/>
@@ -15496,7 +14912,7 @@
       </w:rPr>
     </w:lvl>
   </w:abstractNum>
-  <w:abstractNum w:abstractNumId="5">
+  <w:abstractNum w:abstractNumId="4">
     <w:lvl w:ilvl="0">
       <w:start w:val="1"/>
       <w:numFmt w:val="bullet"/>
@@ -15633,7 +15049,7 @@
       </w:rPr>
     </w:lvl>
   </w:abstractNum>
-  <w:abstractNum w:abstractNumId="6">
+  <w:abstractNum w:abstractNumId="5">
     <w:lvl w:ilvl="0">
       <w:start w:val="1"/>
       <w:numFmt w:val="none"/>
@@ -15766,9 +15182,6 @@
   </w:num>
   <w:num w:numId="5">
     <w:abstractNumId w:val="5"/>
-  </w:num>
-  <w:num w:numId="6">
-    <w:abstractNumId w:val="6"/>
   </w:num>
 </w:numbering>
 </file>
@@ -16410,8 +15823,8 @@
       <w:szCs w:val="32"/>
     </w:rPr>
   </w:style>
-  <w:style w:type="character" w:styleId="Bulletsuser" w:customStyle="1">
-    <w:name w:val="Bullets (user)"/>
+  <w:style w:type="character" w:styleId="Bullets" w:customStyle="1">
+    <w:name w:val="Bullets"/>
     <w:qFormat/>
     <w:rPr>
       <w:rFonts w:ascii="OpenSymbol" w:hAnsi="OpenSymbol" w:eastAsia="OpenSymbol" w:cs="OpenSymbol"/>
@@ -16443,8 +15856,8 @@
       <w:rFonts w:ascii="Liberation Mono" w:hAnsi="Liberation Mono" w:eastAsia="Liberation Mono" w:cs="Liberation Mono"/>
     </w:rPr>
   </w:style>
-  <w:style w:type="character" w:styleId="Bullets">
-    <w:name w:val="Bullets"/>
+  <w:style w:type="character" w:styleId="Bulletsuser">
+    <w:name w:val="Bullets (user)"/>
     <w:qFormat/>
     <w:rPr>
       <w:rFonts w:ascii="OpenSymbol" w:hAnsi="OpenSymbol" w:eastAsia="OpenSymbol" w:cs="OpenSymbol"/>

--- a/Gerashchenkova_Mariya_4343_lb1/Gerashchenkova_Mariya_lb1.docx
+++ b/Gerashchenkova_Mariya_4343_lb1/Gerashchenkova_Mariya_lb1.docx
@@ -324,6 +324,15 @@
           <w:lang w:eastAsia="ru-RU" w:bidi="ar-SA"/>
         </w:rPr>
         <w:t xml:space="preserve">Тема: </w:t>
+      </w:r>
+      <w:r>
+        <w:rPr>
+          <w:rStyle w:val="BookTitle"/>
+          <w:bCs w:val="false"/>
+          <w:szCs w:val="28"/>
+          <w:lang w:eastAsia="ru-RU" w:bidi="ar-SA"/>
+        </w:rPr>
+        <w:t>Поиск с возвратом</w:t>
       </w:r>
     </w:p>
     <w:p>
@@ -728,8 +737,11 @@
       </w:pPr>
       <w:r>
         <w:rPr>
-          <w:sz w:val="28"/>
-          <w:szCs w:val="28"/>
+          <w:b/>
+          <w:caps/>
+          <w:sz w:val="28"/>
+          <w:szCs w:val="28"/>
+          <w:highlight w:val="yellow"/>
         </w:rPr>
       </w:r>
     </w:p>
@@ -1235,45 +1247,6 @@
         <w:rPr>
           <w:sz w:val="28"/>
           <w:szCs w:val="28"/>
-          <w:lang w:val="en-US"/>
-        </w:rPr>
-      </w:r>
-    </w:p>
-    <w:p>
-      <w:pPr>
-        <w:pStyle w:val="Normal"/>
-        <w:spacing w:lineRule="auto" w:line="360"/>
-        <w:ind w:firstLine="709"/>
-        <w:jc w:val="both"/>
-        <w:rPr>
-          <w:sz w:val="28"/>
-          <w:szCs w:val="28"/>
-          <w:lang w:val="en-US"/>
-        </w:rPr>
-      </w:pPr>
-      <w:r>
-        <w:rPr>
-          <w:sz w:val="28"/>
-          <w:szCs w:val="28"/>
-          <w:lang w:val="en-US"/>
-        </w:rPr>
-      </w:r>
-    </w:p>
-    <w:p>
-      <w:pPr>
-        <w:pStyle w:val="Normal"/>
-        <w:spacing w:lineRule="auto" w:line="360"/>
-        <w:ind w:firstLine="709"/>
-        <w:jc w:val="both"/>
-        <w:rPr>
-          <w:sz w:val="28"/>
-          <w:szCs w:val="28"/>
-        </w:rPr>
-      </w:pPr>
-      <w:r>
-        <w:rPr>
-          <w:sz w:val="28"/>
-          <w:szCs w:val="28"/>
         </w:rPr>
       </w:r>
     </w:p>
@@ -1885,7 +1858,7 @@
           <w:sz w:val="28"/>
           <w:szCs w:val="28"/>
         </w:rPr>
-        <w:t>Алгоритм основан на полном переборе с возвратом, поэтому в худшем случае его временная сложность является экспоненциальной.</w:t>
+        <w:t>Алгоритм основан на поиске с возвратом, поэтому его временная сложность в худшем случае является экспоненциальной. Это связано с тем, что число возможных разбиений квадрата быстро растёт при увеличении N, и в общем случае приходится рассматривать большое количество состояний.</w:t>
       </w:r>
     </w:p>
     <w:p>
@@ -1904,7 +1877,7 @@
           <w:sz w:val="28"/>
           <w:szCs w:val="28"/>
         </w:rPr>
-        <w:t>Временная сложность:</w:t>
+        <w:t>По времени сложность можно оценить как экспоненциальную:</w:t>
       </w:r>
     </w:p>
     <w:p>
@@ -1923,7 +1896,6 @@
           <w:sz w:val="28"/>
           <w:szCs w:val="28"/>
         </w:rPr>
-        <w:t>O(b^d), где:</w:t>
       </w:r>
     </w:p>
     <w:p>
@@ -1942,7 +1914,35 @@
           <w:sz w:val="28"/>
           <w:szCs w:val="28"/>
         </w:rPr>
-        <w:t>b-среднее число вариантов выбора размера квадрата,</w:t>
+        <w:t>O(c</w:t>
+      </w:r>
+      <w:r>
+        <w:rPr>
+          <w:sz w:val="28"/>
+          <w:szCs w:val="28"/>
+        </w:rPr>
+        <w:t>^</w:t>
+      </w:r>
+      <w:r>
+        <w:rPr>
+          <w:sz w:val="28"/>
+          <w:szCs w:val="28"/>
+        </w:rPr>
+        <w:t>n</w:t>
+      </w:r>
+      <w:r>
+        <w:rPr>
+          <w:sz w:val="28"/>
+          <w:szCs w:val="28"/>
+        </w:rPr>
+        <w:t>^</w:t>
+      </w:r>
+      <w:r>
+        <w:rPr>
+          <w:sz w:val="28"/>
+          <w:szCs w:val="28"/>
+        </w:rPr>
+        <w:t>2),c&gt;1</w:t>
       </w:r>
     </w:p>
     <w:p>
@@ -1961,7 +1961,7 @@
           <w:sz w:val="28"/>
           <w:szCs w:val="28"/>
         </w:rPr>
-        <w:t>d-глубина поиска.</w:t>
+        <w:t>По памяти:</w:t>
       </w:r>
     </w:p>
     <w:p>
@@ -1980,7 +1980,7 @@
           <w:sz w:val="28"/>
           <w:szCs w:val="28"/>
         </w:rPr>
-        <w:t>В худшем случае время работы можно оценить как экспоненциальное.</w:t>
+        <w:t>без учёта таблицы посещённых состояний — O(n^2), так как хранятся массив высот, стек состояний и текущее решение;</w:t>
       </w:r>
     </w:p>
     <w:p>
@@ -1999,83 +1999,7 @@
           <w:sz w:val="28"/>
           <w:szCs w:val="28"/>
         </w:rPr>
-        <w:t>Затраты памяти:</w:t>
-      </w:r>
-    </w:p>
-    <w:p>
-      <w:pPr>
-        <w:pStyle w:val="Normal"/>
-        <w:spacing w:lineRule="auto" w:line="360"/>
-        <w:ind w:firstLine="709"/>
-        <w:jc w:val="both"/>
-        <w:rPr>
-          <w:sz w:val="28"/>
-          <w:szCs w:val="28"/>
-        </w:rPr>
-      </w:pPr>
-      <w:r>
-        <w:rPr>
-          <w:sz w:val="28"/>
-          <w:szCs w:val="28"/>
-        </w:rPr>
-        <w:t>массив высот требует O(N) памяти;</w:t>
-      </w:r>
-    </w:p>
-    <w:p>
-      <w:pPr>
-        <w:pStyle w:val="Normal"/>
-        <w:spacing w:lineRule="auto" w:line="360"/>
-        <w:ind w:firstLine="709"/>
-        <w:jc w:val="both"/>
-        <w:rPr>
-          <w:sz w:val="28"/>
-          <w:szCs w:val="28"/>
-        </w:rPr>
-      </w:pPr>
-      <w:r>
-        <w:rPr>
-          <w:sz w:val="28"/>
-          <w:szCs w:val="28"/>
-        </w:rPr>
-        <w:t>текущий путь решения и стек состояний требуют O(K), где K — число квадратов в текущем решении;</w:t>
-      </w:r>
-    </w:p>
-    <w:p>
-      <w:pPr>
-        <w:pStyle w:val="Normal"/>
-        <w:spacing w:lineRule="auto" w:line="360"/>
-        <w:ind w:firstLine="709"/>
-        <w:jc w:val="both"/>
-        <w:rPr>
-          <w:sz w:val="28"/>
-          <w:szCs w:val="28"/>
-        </w:rPr>
-      </w:pPr>
-      <w:r>
-        <w:rPr>
-          <w:sz w:val="28"/>
-          <w:szCs w:val="28"/>
-        </w:rPr>
-        <w:t>словарь посещённых состояний в худшем случае также может занимать экспоненциальный объём.</w:t>
-      </w:r>
-    </w:p>
-    <w:p>
-      <w:pPr>
-        <w:pStyle w:val="Normal"/>
-        <w:spacing w:lineRule="auto" w:line="360"/>
-        <w:ind w:firstLine="709"/>
-        <w:jc w:val="both"/>
-        <w:rPr>
-          <w:sz w:val="28"/>
-          <w:szCs w:val="28"/>
-        </w:rPr>
-      </w:pPr>
-      <w:r>
-        <w:rPr>
-          <w:sz w:val="28"/>
-          <w:szCs w:val="28"/>
-        </w:rPr>
-        <w:t>Итоговая память в худшем случае также может быть экспоненциальной, если учитывать все сохранённые состояния в memo.</w:t>
+        <w:t>с учётом memo память в худшем случае также может быть экспоненциальной.</w:t>
       </w:r>
     </w:p>
     <w:p>
@@ -2491,18 +2415,7 @@
           <w:szCs w:val="22"/>
           <w:lang w:val="en-US"/>
         </w:rPr>
-        <w:t>lb1</w:t>
-      </w:r>
-      <w:r>
-        <w:rPr>
-          <w:rFonts w:cs="Courier New" w:ascii="Courier New" w:hAnsi="Courier New"/>
-          <w:b/>
-          <w:bCs/>
-          <w:sz w:val="22"/>
-          <w:szCs w:val="22"/>
-          <w:lang w:val="en-US"/>
-        </w:rPr>
-        <w:t>.py:</w:t>
+        <w:t>lb1.py:</w:t>
       </w:r>
     </w:p>
     <w:p>
@@ -14482,7 +14395,7 @@
         </w:r>
         <w:r>
           <w:rPr/>
-          <w:t>9</w:t>
+          <w:t>2</w:t>
         </w:r>
         <w:r>
           <w:rPr/>
@@ -15823,8 +15736,8 @@
       <w:szCs w:val="32"/>
     </w:rPr>
   </w:style>
-  <w:style w:type="character" w:styleId="Bullets" w:customStyle="1">
-    <w:name w:val="Bullets"/>
+  <w:style w:type="character" w:styleId="Bulletsuser" w:customStyle="1">
+    <w:name w:val="Bullets (user)"/>
     <w:qFormat/>
     <w:rPr>
       <w:rFonts w:ascii="OpenSymbol" w:hAnsi="OpenSymbol" w:eastAsia="OpenSymbol" w:cs="OpenSymbol"/>
@@ -15856,8 +15769,8 @@
       <w:rFonts w:ascii="Liberation Mono" w:hAnsi="Liberation Mono" w:eastAsia="Liberation Mono" w:cs="Liberation Mono"/>
     </w:rPr>
   </w:style>
-  <w:style w:type="character" w:styleId="Bulletsuser">
-    <w:name w:val="Bullets (user)"/>
+  <w:style w:type="character" w:styleId="Bullets">
+    <w:name w:val="Bullets"/>
     <w:qFormat/>
     <w:rPr>
       <w:rFonts w:ascii="OpenSymbol" w:hAnsi="OpenSymbol" w:eastAsia="OpenSymbol" w:cs="OpenSymbol"/>

--- a/Gerashchenkova_Mariya_4343_lb1/Gerashchenkova_Mariya_lb1.docx
+++ b/Gerashchenkova_Mariya_4343_lb1/Gerashchenkova_Mariya_lb1.docx
@@ -323,16 +323,7 @@
           <w:szCs w:val="28"/>
           <w:lang w:eastAsia="ru-RU" w:bidi="ar-SA"/>
         </w:rPr>
-        <w:t xml:space="preserve">Тема: </w:t>
-      </w:r>
-      <w:r>
-        <w:rPr>
-          <w:rStyle w:val="BookTitle"/>
-          <w:bCs w:val="false"/>
-          <w:szCs w:val="28"/>
-          <w:lang w:eastAsia="ru-RU" w:bidi="ar-SA"/>
-        </w:rPr>
-        <w:t>Поиск с возвратом</w:t>
+        <w:t>Тема: Поиск с возвратом</w:t>
       </w:r>
     </w:p>
     <w:p>
@@ -1247,6 +1238,7 @@
         <w:rPr>
           <w:sz w:val="28"/>
           <w:szCs w:val="28"/>
+          <w:lang w:val="en-US"/>
         </w:rPr>
       </w:r>
     </w:p>
@@ -1914,35 +1906,7 @@
           <w:sz w:val="28"/>
           <w:szCs w:val="28"/>
         </w:rPr>
-        <w:t>O(c</w:t>
-      </w:r>
-      <w:r>
-        <w:rPr>
-          <w:sz w:val="28"/>
-          <w:szCs w:val="28"/>
-        </w:rPr>
-        <w:t>^</w:t>
-      </w:r>
-      <w:r>
-        <w:rPr>
-          <w:sz w:val="28"/>
-          <w:szCs w:val="28"/>
-        </w:rPr>
-        <w:t>n</w:t>
-      </w:r>
-      <w:r>
-        <w:rPr>
-          <w:sz w:val="28"/>
-          <w:szCs w:val="28"/>
-        </w:rPr>
-        <w:t>^</w:t>
-      </w:r>
-      <w:r>
-        <w:rPr>
-          <w:sz w:val="28"/>
-          <w:szCs w:val="28"/>
-        </w:rPr>
-        <w:t>2),c&gt;1</w:t>
+        <w:t>O(c^n^2),c&gt;1</w:t>
       </w:r>
     </w:p>
     <w:p>
@@ -2436,7 +2400,7 @@
           <w:szCs w:val="22"/>
           <w:lang w:val="en-US"/>
         </w:rPr>
-        <w:t>def Solve(N):</w:t>
+        <w:t>def first_info(h, n):</w:t>
       </w:r>
     </w:p>
     <w:p>
@@ -2466,7 +2430,7 @@
           <w:szCs w:val="22"/>
           <w:lang w:val="en-US"/>
         </w:rPr>
-        <w:t>h = [0] * N</w:t>
+        <w:t>min_h = h[0]</w:t>
       </w:r>
     </w:p>
     <w:p>
@@ -2496,7 +2460,7 @@
           <w:szCs w:val="22"/>
           <w:lang w:val="en-US"/>
         </w:rPr>
-        <w:t>best_tiles = []</w:t>
+        <w:t>pos = 0</w:t>
       </w:r>
     </w:p>
     <w:p>
@@ -2526,7 +2490,127 @@
           <w:szCs w:val="22"/>
           <w:lang w:val="en-US"/>
         </w:rPr>
-        <w:t>tile = []</w:t>
+        <w:t>for i in range(1, n):</w:t>
+      </w:r>
+    </w:p>
+    <w:p>
+      <w:pPr>
+        <w:pStyle w:val="Normal"/>
+        <w:jc w:val="both"/>
+        <w:rPr>
+          <w:rFonts w:ascii="Courier New" w:hAnsi="Courier New" w:cs="Courier New"/>
+          <w:sz w:val="22"/>
+          <w:szCs w:val="22"/>
+          <w:lang w:val="en-US"/>
+        </w:rPr>
+      </w:pPr>
+      <w:r>
+        <w:rPr>
+          <w:rFonts w:cs="Courier New" w:ascii="Courier New" w:hAnsi="Courier New"/>
+          <w:sz w:val="22"/>
+          <w:szCs w:val="22"/>
+          <w:lang w:val="en-US"/>
+        </w:rPr>
+        <w:t xml:space="preserve">        </w:t>
+      </w:r>
+      <w:r>
+        <w:rPr>
+          <w:rFonts w:cs="Courier New" w:ascii="Courier New" w:hAnsi="Courier New"/>
+          <w:sz w:val="22"/>
+          <w:szCs w:val="22"/>
+          <w:lang w:val="en-US"/>
+        </w:rPr>
+        <w:t>v = h[i]</w:t>
+      </w:r>
+    </w:p>
+    <w:p>
+      <w:pPr>
+        <w:pStyle w:val="Normal"/>
+        <w:jc w:val="both"/>
+        <w:rPr>
+          <w:rFonts w:ascii="Courier New" w:hAnsi="Courier New" w:cs="Courier New"/>
+          <w:sz w:val="22"/>
+          <w:szCs w:val="22"/>
+          <w:lang w:val="en-US"/>
+        </w:rPr>
+      </w:pPr>
+      <w:r>
+        <w:rPr>
+          <w:rFonts w:cs="Courier New" w:ascii="Courier New" w:hAnsi="Courier New"/>
+          <w:sz w:val="22"/>
+          <w:szCs w:val="22"/>
+          <w:lang w:val="en-US"/>
+        </w:rPr>
+        <w:t xml:space="preserve">        </w:t>
+      </w:r>
+      <w:r>
+        <w:rPr>
+          <w:rFonts w:cs="Courier New" w:ascii="Courier New" w:hAnsi="Courier New"/>
+          <w:sz w:val="22"/>
+          <w:szCs w:val="22"/>
+          <w:lang w:val="en-US"/>
+        </w:rPr>
+        <w:t>if v &lt; min_h:</w:t>
+      </w:r>
+    </w:p>
+    <w:p>
+      <w:pPr>
+        <w:pStyle w:val="Normal"/>
+        <w:jc w:val="both"/>
+        <w:rPr>
+          <w:rFonts w:ascii="Courier New" w:hAnsi="Courier New" w:cs="Courier New"/>
+          <w:sz w:val="22"/>
+          <w:szCs w:val="22"/>
+          <w:lang w:val="en-US"/>
+        </w:rPr>
+      </w:pPr>
+      <w:r>
+        <w:rPr>
+          <w:rFonts w:cs="Courier New" w:ascii="Courier New" w:hAnsi="Courier New"/>
+          <w:sz w:val="22"/>
+          <w:szCs w:val="22"/>
+          <w:lang w:val="en-US"/>
+        </w:rPr>
+        <w:t xml:space="preserve">            </w:t>
+      </w:r>
+      <w:r>
+        <w:rPr>
+          <w:rFonts w:cs="Courier New" w:ascii="Courier New" w:hAnsi="Courier New"/>
+          <w:sz w:val="22"/>
+          <w:szCs w:val="22"/>
+          <w:lang w:val="en-US"/>
+        </w:rPr>
+        <w:t>min_h = v</w:t>
+      </w:r>
+    </w:p>
+    <w:p>
+      <w:pPr>
+        <w:pStyle w:val="Normal"/>
+        <w:jc w:val="both"/>
+        <w:rPr>
+          <w:rFonts w:ascii="Courier New" w:hAnsi="Courier New" w:cs="Courier New"/>
+          <w:sz w:val="22"/>
+          <w:szCs w:val="22"/>
+          <w:lang w:val="en-US"/>
+        </w:rPr>
+      </w:pPr>
+      <w:r>
+        <w:rPr>
+          <w:rFonts w:cs="Courier New" w:ascii="Courier New" w:hAnsi="Courier New"/>
+          <w:sz w:val="22"/>
+          <w:szCs w:val="22"/>
+          <w:lang w:val="en-US"/>
+        </w:rPr>
+        <w:t xml:space="preserve">            </w:t>
+      </w:r>
+      <w:r>
+        <w:rPr>
+          <w:rFonts w:cs="Courier New" w:ascii="Courier New" w:hAnsi="Courier New"/>
+          <w:sz w:val="22"/>
+          <w:szCs w:val="22"/>
+          <w:lang w:val="en-US"/>
+        </w:rPr>
+        <w:t>pos = i</w:t>
       </w:r>
     </w:p>
     <w:p>
@@ -2576,27 +2660,7 @@
           <w:szCs w:val="22"/>
           <w:lang w:val="en-US"/>
         </w:rPr>
-        <w:t>seen = {}</w:t>
-      </w:r>
-    </w:p>
-    <w:p>
-      <w:pPr>
-        <w:pStyle w:val="Normal"/>
-        <w:jc w:val="both"/>
-        <w:rPr>
-          <w:rFonts w:ascii="Courier New" w:hAnsi="Courier New" w:cs="Courier New"/>
-          <w:sz w:val="22"/>
-          <w:szCs w:val="22"/>
-          <w:lang w:val="en-US"/>
-        </w:rPr>
-      </w:pPr>
-      <w:r>
-        <w:rPr>
-          <w:rFonts w:cs="Courier New" w:ascii="Courier New" w:hAnsi="Courier New"/>
-          <w:sz w:val="22"/>
-          <w:szCs w:val="22"/>
-          <w:lang w:val="en-US"/>
-        </w:rPr>
+        <w:t>run = 1</w:t>
       </w:r>
     </w:p>
     <w:p>
@@ -2626,7 +2690,37 @@
           <w:szCs w:val="22"/>
           <w:lang w:val="en-US"/>
         </w:rPr>
-        <w:t>def pack(arr):</w:t>
+        <w:t>i = pos + 1</w:t>
+      </w:r>
+    </w:p>
+    <w:p>
+      <w:pPr>
+        <w:pStyle w:val="Normal"/>
+        <w:jc w:val="both"/>
+        <w:rPr>
+          <w:rFonts w:ascii="Courier New" w:hAnsi="Courier New" w:cs="Courier New"/>
+          <w:sz w:val="22"/>
+          <w:szCs w:val="22"/>
+          <w:lang w:val="en-US"/>
+        </w:rPr>
+      </w:pPr>
+      <w:r>
+        <w:rPr>
+          <w:rFonts w:cs="Courier New" w:ascii="Courier New" w:hAnsi="Courier New"/>
+          <w:sz w:val="22"/>
+          <w:szCs w:val="22"/>
+          <w:lang w:val="en-US"/>
+        </w:rPr>
+        <w:t xml:space="preserve">    </w:t>
+      </w:r>
+      <w:r>
+        <w:rPr>
+          <w:rFonts w:cs="Courier New" w:ascii="Courier New" w:hAnsi="Courier New"/>
+          <w:sz w:val="22"/>
+          <w:szCs w:val="22"/>
+          <w:lang w:val="en-US"/>
+        </w:rPr>
+        <w:t>while i &lt; n and h[i] == min_h:</w:t>
       </w:r>
     </w:p>
     <w:p>
@@ -2656,7 +2750,7 @@
           <w:szCs w:val="22"/>
           <w:lang w:val="en-US"/>
         </w:rPr>
-        <w:t>key = 0</w:t>
+        <w:t>run += 1</w:t>
       </w:r>
     </w:p>
     <w:p>
@@ -2686,7 +2780,117 @@
           <w:szCs w:val="22"/>
           <w:lang w:val="en-US"/>
         </w:rPr>
-        <w:t>base = N + 1</w:t>
+        <w:t>i += 1</w:t>
+      </w:r>
+    </w:p>
+    <w:p>
+      <w:pPr>
+        <w:pStyle w:val="Normal"/>
+        <w:jc w:val="both"/>
+        <w:rPr>
+          <w:rFonts w:ascii="Courier New" w:hAnsi="Courier New" w:cs="Courier New"/>
+          <w:sz w:val="22"/>
+          <w:szCs w:val="22"/>
+          <w:lang w:val="en-US"/>
+        </w:rPr>
+      </w:pPr>
+      <w:r>
+        <w:rPr>
+          <w:rFonts w:cs="Courier New" w:ascii="Courier New" w:hAnsi="Courier New"/>
+          <w:sz w:val="22"/>
+          <w:szCs w:val="22"/>
+          <w:lang w:val="en-US"/>
+        </w:rPr>
+      </w:r>
+    </w:p>
+    <w:p>
+      <w:pPr>
+        <w:pStyle w:val="Normal"/>
+        <w:jc w:val="both"/>
+        <w:rPr>
+          <w:rFonts w:ascii="Courier New" w:hAnsi="Courier New" w:cs="Courier New"/>
+          <w:sz w:val="22"/>
+          <w:szCs w:val="22"/>
+          <w:lang w:val="en-US"/>
+        </w:rPr>
+      </w:pPr>
+      <w:r>
+        <w:rPr>
+          <w:rFonts w:cs="Courier New" w:ascii="Courier New" w:hAnsi="Courier New"/>
+          <w:sz w:val="22"/>
+          <w:szCs w:val="22"/>
+          <w:lang w:val="en-US"/>
+        </w:rPr>
+        <w:t xml:space="preserve">    </w:t>
+      </w:r>
+      <w:r>
+        <w:rPr>
+          <w:rFonts w:cs="Courier New" w:ascii="Courier New" w:hAnsi="Courier New"/>
+          <w:sz w:val="22"/>
+          <w:szCs w:val="22"/>
+          <w:lang w:val="en-US"/>
+        </w:rPr>
+        <w:t>max_size = run</w:t>
+      </w:r>
+    </w:p>
+    <w:p>
+      <w:pPr>
+        <w:pStyle w:val="Normal"/>
+        <w:jc w:val="both"/>
+        <w:rPr>
+          <w:rFonts w:ascii="Courier New" w:hAnsi="Courier New" w:cs="Courier New"/>
+          <w:sz w:val="22"/>
+          <w:szCs w:val="22"/>
+          <w:lang w:val="en-US"/>
+        </w:rPr>
+      </w:pPr>
+      <w:r>
+        <w:rPr>
+          <w:rFonts w:cs="Courier New" w:ascii="Courier New" w:hAnsi="Courier New"/>
+          <w:sz w:val="22"/>
+          <w:szCs w:val="22"/>
+          <w:lang w:val="en-US"/>
+        </w:rPr>
+        <w:t xml:space="preserve">    </w:t>
+      </w:r>
+      <w:r>
+        <w:rPr>
+          <w:rFonts w:cs="Courier New" w:ascii="Courier New" w:hAnsi="Courier New"/>
+          <w:sz w:val="22"/>
+          <w:szCs w:val="22"/>
+          <w:lang w:val="en-US"/>
+        </w:rPr>
+        <w:t>down = n - min_h</w:t>
+      </w:r>
+    </w:p>
+    <w:p>
+      <w:pPr>
+        <w:pStyle w:val="Normal"/>
+        <w:jc w:val="both"/>
+        <w:rPr>
+          <w:rFonts w:ascii="Courier New" w:hAnsi="Courier New" w:cs="Courier New"/>
+          <w:sz w:val="22"/>
+          <w:szCs w:val="22"/>
+          <w:lang w:val="en-US"/>
+        </w:rPr>
+      </w:pPr>
+      <w:r>
+        <w:rPr>
+          <w:rFonts w:cs="Courier New" w:ascii="Courier New" w:hAnsi="Courier New"/>
+          <w:sz w:val="22"/>
+          <w:szCs w:val="22"/>
+          <w:lang w:val="en-US"/>
+        </w:rPr>
+        <w:t xml:space="preserve">    </w:t>
+      </w:r>
+      <w:r>
+        <w:rPr>
+          <w:rFonts w:cs="Courier New" w:ascii="Courier New" w:hAnsi="Courier New"/>
+          <w:sz w:val="22"/>
+          <w:szCs w:val="22"/>
+          <w:lang w:val="en-US"/>
+        </w:rPr>
+        <w:t>if max_size &gt; down:</w:t>
       </w:r>
     </w:p>
     <w:p>
@@ -2716,7 +2920,288 @@
           <w:szCs w:val="22"/>
           <w:lang w:val="en-US"/>
         </w:rPr>
-        <w:t>for v in arr:</w:t>
+        <w:t>max_size = down</w:t>
+      </w:r>
+    </w:p>
+    <w:p>
+      <w:pPr>
+        <w:pStyle w:val="Normal"/>
+        <w:jc w:val="both"/>
+        <w:rPr>
+          <w:rFonts w:ascii="Courier New" w:hAnsi="Courier New" w:cs="Courier New"/>
+          <w:sz w:val="22"/>
+          <w:szCs w:val="22"/>
+          <w:lang w:val="en-US"/>
+        </w:rPr>
+      </w:pPr>
+      <w:r>
+        <w:rPr>
+          <w:rFonts w:cs="Courier New" w:ascii="Courier New" w:hAnsi="Courier New"/>
+          <w:sz w:val="22"/>
+          <w:szCs w:val="22"/>
+          <w:lang w:val="en-US"/>
+        </w:rPr>
+      </w:r>
+    </w:p>
+    <w:p>
+      <w:pPr>
+        <w:pStyle w:val="Normal"/>
+        <w:jc w:val="both"/>
+        <w:rPr>
+          <w:rFonts w:ascii="Courier New" w:hAnsi="Courier New" w:cs="Courier New"/>
+          <w:sz w:val="22"/>
+          <w:szCs w:val="22"/>
+          <w:lang w:val="en-US"/>
+        </w:rPr>
+      </w:pPr>
+      <w:r>
+        <w:rPr>
+          <w:rFonts w:cs="Courier New" w:ascii="Courier New" w:hAnsi="Courier New"/>
+          <w:sz w:val="22"/>
+          <w:szCs w:val="22"/>
+          <w:lang w:val="en-US"/>
+        </w:rPr>
+        <w:t xml:space="preserve">    </w:t>
+      </w:r>
+      <w:r>
+        <w:rPr>
+          <w:rFonts w:cs="Courier New" w:ascii="Courier New" w:hAnsi="Courier New"/>
+          <w:sz w:val="22"/>
+          <w:szCs w:val="22"/>
+          <w:lang w:val="en-US"/>
+        </w:rPr>
+        <w:t>return pos, min_h, max_size</w:t>
+      </w:r>
+    </w:p>
+    <w:p>
+      <w:pPr>
+        <w:pStyle w:val="Normal"/>
+        <w:jc w:val="both"/>
+        <w:rPr>
+          <w:rFonts w:ascii="Courier New" w:hAnsi="Courier New" w:cs="Courier New"/>
+          <w:sz w:val="22"/>
+          <w:szCs w:val="22"/>
+          <w:lang w:val="en-US"/>
+        </w:rPr>
+      </w:pPr>
+      <w:r>
+        <w:rPr>
+          <w:rFonts w:cs="Courier New" w:ascii="Courier New" w:hAnsi="Courier New"/>
+          <w:sz w:val="22"/>
+          <w:szCs w:val="22"/>
+          <w:lang w:val="en-US"/>
+        </w:rPr>
+      </w:r>
+    </w:p>
+    <w:p>
+      <w:pPr>
+        <w:pStyle w:val="Normal"/>
+        <w:jc w:val="both"/>
+        <w:rPr>
+          <w:rFonts w:ascii="Courier New" w:hAnsi="Courier New" w:cs="Courier New"/>
+          <w:sz w:val="22"/>
+          <w:szCs w:val="22"/>
+          <w:lang w:val="en-US"/>
+        </w:rPr>
+      </w:pPr>
+      <w:r>
+        <w:rPr>
+          <w:rFonts w:cs="Courier New" w:ascii="Courier New" w:hAnsi="Courier New"/>
+          <w:sz w:val="22"/>
+          <w:szCs w:val="22"/>
+          <w:lang w:val="en-US"/>
+        </w:rPr>
+      </w:r>
+    </w:p>
+    <w:p>
+      <w:pPr>
+        <w:pStyle w:val="Normal"/>
+        <w:jc w:val="both"/>
+        <w:rPr>
+          <w:rFonts w:ascii="Courier New" w:hAnsi="Courier New" w:cs="Courier New"/>
+          <w:sz w:val="22"/>
+          <w:szCs w:val="22"/>
+          <w:lang w:val="en-US"/>
+        </w:rPr>
+      </w:pPr>
+      <w:r>
+        <w:rPr>
+          <w:rFonts w:cs="Courier New" w:ascii="Courier New" w:hAnsi="Courier New"/>
+          <w:sz w:val="22"/>
+          <w:szCs w:val="22"/>
+          <w:lang w:val="en-US"/>
+        </w:rPr>
+        <w:t>def greedy_bound(n):</w:t>
+      </w:r>
+    </w:p>
+    <w:p>
+      <w:pPr>
+        <w:pStyle w:val="Normal"/>
+        <w:jc w:val="both"/>
+        <w:rPr>
+          <w:rFonts w:ascii="Courier New" w:hAnsi="Courier New" w:cs="Courier New"/>
+          <w:sz w:val="22"/>
+          <w:szCs w:val="22"/>
+          <w:lang w:val="en-US"/>
+        </w:rPr>
+      </w:pPr>
+      <w:r>
+        <w:rPr>
+          <w:rFonts w:cs="Courier New" w:ascii="Courier New" w:hAnsi="Courier New"/>
+          <w:sz w:val="22"/>
+          <w:szCs w:val="22"/>
+          <w:lang w:val="en-US"/>
+        </w:rPr>
+        <w:t xml:space="preserve">    </w:t>
+      </w:r>
+      <w:r>
+        <w:rPr>
+          <w:rFonts w:cs="Courier New" w:ascii="Courier New" w:hAnsi="Courier New"/>
+          <w:sz w:val="22"/>
+          <w:szCs w:val="22"/>
+          <w:lang w:val="en-US"/>
+        </w:rPr>
+        <w:t>h = [0] * n</w:t>
+      </w:r>
+    </w:p>
+    <w:p>
+      <w:pPr>
+        <w:pStyle w:val="Normal"/>
+        <w:jc w:val="both"/>
+        <w:rPr>
+          <w:rFonts w:ascii="Courier New" w:hAnsi="Courier New" w:cs="Courier New"/>
+          <w:sz w:val="22"/>
+          <w:szCs w:val="22"/>
+          <w:lang w:val="en-US"/>
+        </w:rPr>
+      </w:pPr>
+      <w:r>
+        <w:rPr>
+          <w:rFonts w:cs="Courier New" w:ascii="Courier New" w:hAnsi="Courier New"/>
+          <w:sz w:val="22"/>
+          <w:szCs w:val="22"/>
+          <w:lang w:val="en-US"/>
+        </w:rPr>
+        <w:t xml:space="preserve">    </w:t>
+      </w:r>
+      <w:r>
+        <w:rPr>
+          <w:rFonts w:cs="Courier New" w:ascii="Courier New" w:hAnsi="Courier New"/>
+          <w:sz w:val="22"/>
+          <w:szCs w:val="22"/>
+          <w:lang w:val="en-US"/>
+        </w:rPr>
+        <w:t>placed = []</w:t>
+      </w:r>
+    </w:p>
+    <w:p>
+      <w:pPr>
+        <w:pStyle w:val="Normal"/>
+        <w:jc w:val="both"/>
+        <w:rPr>
+          <w:rFonts w:ascii="Courier New" w:hAnsi="Courier New" w:cs="Courier New"/>
+          <w:sz w:val="22"/>
+          <w:szCs w:val="22"/>
+          <w:lang w:val="en-US"/>
+        </w:rPr>
+      </w:pPr>
+      <w:r>
+        <w:rPr>
+          <w:rFonts w:cs="Courier New" w:ascii="Courier New" w:hAnsi="Courier New"/>
+          <w:sz w:val="22"/>
+          <w:szCs w:val="22"/>
+          <w:lang w:val="en-US"/>
+        </w:rPr>
+      </w:r>
+    </w:p>
+    <w:p>
+      <w:pPr>
+        <w:pStyle w:val="Normal"/>
+        <w:jc w:val="both"/>
+        <w:rPr>
+          <w:rFonts w:ascii="Courier New" w:hAnsi="Courier New" w:cs="Courier New"/>
+          <w:sz w:val="22"/>
+          <w:szCs w:val="22"/>
+          <w:lang w:val="en-US"/>
+        </w:rPr>
+      </w:pPr>
+      <w:r>
+        <w:rPr>
+          <w:rFonts w:cs="Courier New" w:ascii="Courier New" w:hAnsi="Courier New"/>
+          <w:sz w:val="22"/>
+          <w:szCs w:val="22"/>
+          <w:lang w:val="en-US"/>
+        </w:rPr>
+        <w:t xml:space="preserve">    </w:t>
+      </w:r>
+      <w:r>
+        <w:rPr>
+          <w:rFonts w:cs="Courier New" w:ascii="Courier New" w:hAnsi="Courier New"/>
+          <w:sz w:val="22"/>
+          <w:szCs w:val="22"/>
+          <w:lang w:val="en-US"/>
+        </w:rPr>
+        <w:t>while True:</w:t>
+      </w:r>
+    </w:p>
+    <w:p>
+      <w:pPr>
+        <w:pStyle w:val="Normal"/>
+        <w:jc w:val="both"/>
+        <w:rPr>
+          <w:rFonts w:ascii="Courier New" w:hAnsi="Courier New" w:cs="Courier New"/>
+          <w:sz w:val="22"/>
+          <w:szCs w:val="22"/>
+          <w:lang w:val="en-US"/>
+        </w:rPr>
+      </w:pPr>
+      <w:r>
+        <w:rPr>
+          <w:rFonts w:cs="Courier New" w:ascii="Courier New" w:hAnsi="Courier New"/>
+          <w:sz w:val="22"/>
+          <w:szCs w:val="22"/>
+          <w:lang w:val="en-US"/>
+        </w:rPr>
+        <w:t xml:space="preserve">        </w:t>
+      </w:r>
+      <w:r>
+        <w:rPr>
+          <w:rFonts w:cs="Courier New" w:ascii="Courier New" w:hAnsi="Courier New"/>
+          <w:sz w:val="22"/>
+          <w:szCs w:val="22"/>
+          <w:lang w:val="en-US"/>
+        </w:rPr>
+        <w:t>pos, min_h, max_size = first_info(h, n)</w:t>
+      </w:r>
+    </w:p>
+    <w:p>
+      <w:pPr>
+        <w:pStyle w:val="Normal"/>
+        <w:jc w:val="both"/>
+        <w:rPr>
+          <w:rFonts w:ascii="Courier New" w:hAnsi="Courier New" w:cs="Courier New"/>
+          <w:sz w:val="22"/>
+          <w:szCs w:val="22"/>
+          <w:lang w:val="en-US"/>
+        </w:rPr>
+      </w:pPr>
+      <w:r>
+        <w:rPr>
+          <w:rFonts w:cs="Courier New" w:ascii="Courier New" w:hAnsi="Courier New"/>
+          <w:sz w:val="22"/>
+          <w:szCs w:val="22"/>
+          <w:lang w:val="en-US"/>
+        </w:rPr>
+        <w:t xml:space="preserve">        </w:t>
+      </w:r>
+      <w:r>
+        <w:rPr>
+          <w:rFonts w:cs="Courier New" w:ascii="Courier New" w:hAnsi="Courier New"/>
+          <w:sz w:val="22"/>
+          <w:szCs w:val="22"/>
+          <w:lang w:val="en-US"/>
+        </w:rPr>
+        <w:t>if min_h == n:</w:t>
       </w:r>
     </w:p>
     <w:p>
@@ -2746,7 +3231,27 @@
           <w:szCs w:val="22"/>
           <w:lang w:val="en-US"/>
         </w:rPr>
-        <w:t>key = key * base + v</w:t>
+        <w:t>return placed</w:t>
+      </w:r>
+    </w:p>
+    <w:p>
+      <w:pPr>
+        <w:pStyle w:val="Normal"/>
+        <w:jc w:val="both"/>
+        <w:rPr>
+          <w:rFonts w:ascii="Courier New" w:hAnsi="Courier New" w:cs="Courier New"/>
+          <w:sz w:val="22"/>
+          <w:szCs w:val="22"/>
+          <w:lang w:val="en-US"/>
+        </w:rPr>
+      </w:pPr>
+      <w:r>
+        <w:rPr>
+          <w:rFonts w:cs="Courier New" w:ascii="Courier New" w:hAnsi="Courier New"/>
+          <w:sz w:val="22"/>
+          <w:szCs w:val="22"/>
+          <w:lang w:val="en-US"/>
+        </w:rPr>
       </w:r>
     </w:p>
     <w:p>
@@ -2776,27 +3281,258 @@
           <w:szCs w:val="22"/>
           <w:lang w:val="en-US"/>
         </w:rPr>
-        <w:t>return key</w:t>
-      </w:r>
-    </w:p>
-    <w:p>
-      <w:pPr>
-        <w:pStyle w:val="Normal"/>
-        <w:jc w:val="both"/>
-        <w:rPr>
-          <w:rFonts w:ascii="Courier New" w:hAnsi="Courier New" w:cs="Courier New"/>
-          <w:sz w:val="22"/>
-          <w:szCs w:val="22"/>
-          <w:lang w:val="en-US"/>
-        </w:rPr>
-      </w:pPr>
-      <w:r>
-        <w:rPr>
-          <w:rFonts w:cs="Courier New" w:ascii="Courier New" w:hAnsi="Courier New"/>
-          <w:sz w:val="22"/>
-          <w:szCs w:val="22"/>
-          <w:lang w:val="en-US"/>
-        </w:rPr>
+        <w:t>s = max_size</w:t>
+      </w:r>
+    </w:p>
+    <w:p>
+      <w:pPr>
+        <w:pStyle w:val="Normal"/>
+        <w:jc w:val="both"/>
+        <w:rPr>
+          <w:rFonts w:ascii="Courier New" w:hAnsi="Courier New" w:cs="Courier New"/>
+          <w:sz w:val="22"/>
+          <w:szCs w:val="22"/>
+          <w:lang w:val="en-US"/>
+        </w:rPr>
+      </w:pPr>
+      <w:r>
+        <w:rPr>
+          <w:rFonts w:cs="Courier New" w:ascii="Courier New" w:hAnsi="Courier New"/>
+          <w:sz w:val="22"/>
+          <w:szCs w:val="22"/>
+          <w:lang w:val="en-US"/>
+        </w:rPr>
+        <w:t xml:space="preserve">        </w:t>
+      </w:r>
+      <w:r>
+        <w:rPr>
+          <w:rFonts w:cs="Courier New" w:ascii="Courier New" w:hAnsi="Courier New"/>
+          <w:sz w:val="22"/>
+          <w:szCs w:val="22"/>
+          <w:lang w:val="en-US"/>
+        </w:rPr>
+        <w:t>if not placed and s == n:</w:t>
+      </w:r>
+    </w:p>
+    <w:p>
+      <w:pPr>
+        <w:pStyle w:val="Normal"/>
+        <w:jc w:val="both"/>
+        <w:rPr>
+          <w:rFonts w:ascii="Courier New" w:hAnsi="Courier New" w:cs="Courier New"/>
+          <w:sz w:val="22"/>
+          <w:szCs w:val="22"/>
+          <w:lang w:val="en-US"/>
+        </w:rPr>
+      </w:pPr>
+      <w:r>
+        <w:rPr>
+          <w:rFonts w:cs="Courier New" w:ascii="Courier New" w:hAnsi="Courier New"/>
+          <w:sz w:val="22"/>
+          <w:szCs w:val="22"/>
+          <w:lang w:val="en-US"/>
+        </w:rPr>
+        <w:t xml:space="preserve">            </w:t>
+      </w:r>
+      <w:r>
+        <w:rPr>
+          <w:rFonts w:cs="Courier New" w:ascii="Courier New" w:hAnsi="Courier New"/>
+          <w:sz w:val="22"/>
+          <w:szCs w:val="22"/>
+          <w:lang w:val="en-US"/>
+        </w:rPr>
+        <w:t>s -= 1</w:t>
+      </w:r>
+    </w:p>
+    <w:p>
+      <w:pPr>
+        <w:pStyle w:val="Normal"/>
+        <w:jc w:val="both"/>
+        <w:rPr>
+          <w:rFonts w:ascii="Courier New" w:hAnsi="Courier New" w:cs="Courier New"/>
+          <w:sz w:val="22"/>
+          <w:szCs w:val="22"/>
+          <w:lang w:val="en-US"/>
+        </w:rPr>
+      </w:pPr>
+      <w:r>
+        <w:rPr>
+          <w:rFonts w:cs="Courier New" w:ascii="Courier New" w:hAnsi="Courier New"/>
+          <w:sz w:val="22"/>
+          <w:szCs w:val="22"/>
+          <w:lang w:val="en-US"/>
+        </w:rPr>
+      </w:r>
+    </w:p>
+    <w:p>
+      <w:pPr>
+        <w:pStyle w:val="Normal"/>
+        <w:jc w:val="both"/>
+        <w:rPr>
+          <w:rFonts w:ascii="Courier New" w:hAnsi="Courier New" w:cs="Courier New"/>
+          <w:sz w:val="22"/>
+          <w:szCs w:val="22"/>
+          <w:lang w:val="en-US"/>
+        </w:rPr>
+      </w:pPr>
+      <w:r>
+        <w:rPr>
+          <w:rFonts w:cs="Courier New" w:ascii="Courier New" w:hAnsi="Courier New"/>
+          <w:sz w:val="22"/>
+          <w:szCs w:val="22"/>
+          <w:lang w:val="en-US"/>
+        </w:rPr>
+        <w:t xml:space="preserve">        </w:t>
+      </w:r>
+      <w:r>
+        <w:rPr>
+          <w:rFonts w:cs="Courier New" w:ascii="Courier New" w:hAnsi="Courier New"/>
+          <w:sz w:val="22"/>
+          <w:szCs w:val="22"/>
+          <w:lang w:val="en-US"/>
+        </w:rPr>
+        <w:t>for j in range(pos, pos + s):</w:t>
+      </w:r>
+    </w:p>
+    <w:p>
+      <w:pPr>
+        <w:pStyle w:val="Normal"/>
+        <w:jc w:val="both"/>
+        <w:rPr>
+          <w:rFonts w:ascii="Courier New" w:hAnsi="Courier New" w:cs="Courier New"/>
+          <w:sz w:val="22"/>
+          <w:szCs w:val="22"/>
+          <w:lang w:val="en-US"/>
+        </w:rPr>
+      </w:pPr>
+      <w:r>
+        <w:rPr>
+          <w:rFonts w:cs="Courier New" w:ascii="Courier New" w:hAnsi="Courier New"/>
+          <w:sz w:val="22"/>
+          <w:szCs w:val="22"/>
+          <w:lang w:val="en-US"/>
+        </w:rPr>
+        <w:t xml:space="preserve">            </w:t>
+      </w:r>
+      <w:r>
+        <w:rPr>
+          <w:rFonts w:cs="Courier New" w:ascii="Courier New" w:hAnsi="Courier New"/>
+          <w:sz w:val="22"/>
+          <w:szCs w:val="22"/>
+          <w:lang w:val="en-US"/>
+        </w:rPr>
+        <w:t>h[j] += s</w:t>
+      </w:r>
+    </w:p>
+    <w:p>
+      <w:pPr>
+        <w:pStyle w:val="Normal"/>
+        <w:jc w:val="both"/>
+        <w:rPr>
+          <w:rFonts w:ascii="Courier New" w:hAnsi="Courier New" w:cs="Courier New"/>
+          <w:sz w:val="22"/>
+          <w:szCs w:val="22"/>
+          <w:lang w:val="en-US"/>
+        </w:rPr>
+      </w:pPr>
+      <w:r>
+        <w:rPr>
+          <w:rFonts w:cs="Courier New" w:ascii="Courier New" w:hAnsi="Courier New"/>
+          <w:sz w:val="22"/>
+          <w:szCs w:val="22"/>
+          <w:lang w:val="en-US"/>
+        </w:rPr>
+      </w:r>
+    </w:p>
+    <w:p>
+      <w:pPr>
+        <w:pStyle w:val="Normal"/>
+        <w:jc w:val="both"/>
+        <w:rPr>
+          <w:rFonts w:ascii="Courier New" w:hAnsi="Courier New" w:cs="Courier New"/>
+          <w:sz w:val="22"/>
+          <w:szCs w:val="22"/>
+          <w:lang w:val="en-US"/>
+        </w:rPr>
+      </w:pPr>
+      <w:r>
+        <w:rPr>
+          <w:rFonts w:cs="Courier New" w:ascii="Courier New" w:hAnsi="Courier New"/>
+          <w:sz w:val="22"/>
+          <w:szCs w:val="22"/>
+          <w:lang w:val="en-US"/>
+        </w:rPr>
+        <w:t xml:space="preserve">        </w:t>
+      </w:r>
+      <w:r>
+        <w:rPr>
+          <w:rFonts w:cs="Courier New" w:ascii="Courier New" w:hAnsi="Courier New"/>
+          <w:sz w:val="22"/>
+          <w:szCs w:val="22"/>
+          <w:lang w:val="en-US"/>
+        </w:rPr>
+        <w:t>placed.append((min_h, pos, s))</w:t>
+      </w:r>
+    </w:p>
+    <w:p>
+      <w:pPr>
+        <w:pStyle w:val="Normal"/>
+        <w:jc w:val="both"/>
+        <w:rPr>
+          <w:rFonts w:ascii="Courier New" w:hAnsi="Courier New" w:cs="Courier New"/>
+          <w:sz w:val="22"/>
+          <w:szCs w:val="22"/>
+          <w:lang w:val="en-US"/>
+        </w:rPr>
+      </w:pPr>
+      <w:r>
+        <w:rPr>
+          <w:rFonts w:cs="Courier New" w:ascii="Courier New" w:hAnsi="Courier New"/>
+          <w:sz w:val="22"/>
+          <w:szCs w:val="22"/>
+          <w:lang w:val="en-US"/>
+        </w:rPr>
+      </w:r>
+    </w:p>
+    <w:p>
+      <w:pPr>
+        <w:pStyle w:val="Normal"/>
+        <w:jc w:val="both"/>
+        <w:rPr>
+          <w:rFonts w:ascii="Courier New" w:hAnsi="Courier New" w:cs="Courier New"/>
+          <w:sz w:val="22"/>
+          <w:szCs w:val="22"/>
+          <w:lang w:val="en-US"/>
+        </w:rPr>
+      </w:pPr>
+      <w:r>
+        <w:rPr>
+          <w:rFonts w:cs="Courier New" w:ascii="Courier New" w:hAnsi="Courier New"/>
+          <w:sz w:val="22"/>
+          <w:szCs w:val="22"/>
+          <w:lang w:val="en-US"/>
+        </w:rPr>
+      </w:r>
+    </w:p>
+    <w:p>
+      <w:pPr>
+        <w:pStyle w:val="Normal"/>
+        <w:jc w:val="both"/>
+        <w:rPr>
+          <w:rFonts w:ascii="Courier New" w:hAnsi="Courier New" w:cs="Courier New"/>
+          <w:sz w:val="22"/>
+          <w:szCs w:val="22"/>
+          <w:lang w:val="en-US"/>
+        </w:rPr>
+      </w:pPr>
+      <w:r>
+        <w:rPr>
+          <w:rFonts w:cs="Courier New" w:ascii="Courier New" w:hAnsi="Courier New"/>
+          <w:sz w:val="22"/>
+          <w:szCs w:val="22"/>
+          <w:lang w:val="en-US"/>
+        </w:rPr>
+        <w:t>def solve(n):</w:t>
       </w:r>
     </w:p>
     <w:p>
@@ -2826,7 +3562,7 @@
           <w:szCs w:val="22"/>
           <w:lang w:val="en-US"/>
         </w:rPr>
-        <w:t>def Big_k(N):</w:t>
+        <w:t>if n % 2 == 0:</w:t>
       </w:r>
     </w:p>
     <w:p>
@@ -2856,7 +3592,7 @@
           <w:szCs w:val="22"/>
           <w:lang w:val="en-US"/>
         </w:rPr>
-        <w:t>hh = h[:]</w:t>
+        <w:t>s = n // 2</w:t>
       </w:r>
     </w:p>
     <w:p>
@@ -2886,7 +3622,127 @@
           <w:szCs w:val="22"/>
           <w:lang w:val="en-US"/>
         </w:rPr>
-        <w:t>tt = []</w:t>
+        <w:t>return [</w:t>
+      </w:r>
+    </w:p>
+    <w:p>
+      <w:pPr>
+        <w:pStyle w:val="Normal"/>
+        <w:jc w:val="both"/>
+        <w:rPr>
+          <w:rFonts w:ascii="Courier New" w:hAnsi="Courier New" w:cs="Courier New"/>
+          <w:sz w:val="22"/>
+          <w:szCs w:val="22"/>
+          <w:lang w:val="en-US"/>
+        </w:rPr>
+      </w:pPr>
+      <w:r>
+        <w:rPr>
+          <w:rFonts w:cs="Courier New" w:ascii="Courier New" w:hAnsi="Courier New"/>
+          <w:sz w:val="22"/>
+          <w:szCs w:val="22"/>
+          <w:lang w:val="en-US"/>
+        </w:rPr>
+        <w:t xml:space="preserve">            </w:t>
+      </w:r>
+      <w:r>
+        <w:rPr>
+          <w:rFonts w:cs="Courier New" w:ascii="Courier New" w:hAnsi="Courier New"/>
+          <w:sz w:val="22"/>
+          <w:szCs w:val="22"/>
+          <w:lang w:val="en-US"/>
+        </w:rPr>
+        <w:t>(0, 0, s),</w:t>
+      </w:r>
+    </w:p>
+    <w:p>
+      <w:pPr>
+        <w:pStyle w:val="Normal"/>
+        <w:jc w:val="both"/>
+        <w:rPr>
+          <w:rFonts w:ascii="Courier New" w:hAnsi="Courier New" w:cs="Courier New"/>
+          <w:sz w:val="22"/>
+          <w:szCs w:val="22"/>
+          <w:lang w:val="en-US"/>
+        </w:rPr>
+      </w:pPr>
+      <w:r>
+        <w:rPr>
+          <w:rFonts w:cs="Courier New" w:ascii="Courier New" w:hAnsi="Courier New"/>
+          <w:sz w:val="22"/>
+          <w:szCs w:val="22"/>
+          <w:lang w:val="en-US"/>
+        </w:rPr>
+        <w:t xml:space="preserve">            </w:t>
+      </w:r>
+      <w:r>
+        <w:rPr>
+          <w:rFonts w:cs="Courier New" w:ascii="Courier New" w:hAnsi="Courier New"/>
+          <w:sz w:val="22"/>
+          <w:szCs w:val="22"/>
+          <w:lang w:val="en-US"/>
+        </w:rPr>
+        <w:t>(0, s, s),</w:t>
+      </w:r>
+    </w:p>
+    <w:p>
+      <w:pPr>
+        <w:pStyle w:val="Normal"/>
+        <w:jc w:val="both"/>
+        <w:rPr>
+          <w:rFonts w:ascii="Courier New" w:hAnsi="Courier New" w:cs="Courier New"/>
+          <w:sz w:val="22"/>
+          <w:szCs w:val="22"/>
+          <w:lang w:val="en-US"/>
+        </w:rPr>
+      </w:pPr>
+      <w:r>
+        <w:rPr>
+          <w:rFonts w:cs="Courier New" w:ascii="Courier New" w:hAnsi="Courier New"/>
+          <w:sz w:val="22"/>
+          <w:szCs w:val="22"/>
+          <w:lang w:val="en-US"/>
+        </w:rPr>
+        <w:t xml:space="preserve">            </w:t>
+      </w:r>
+      <w:r>
+        <w:rPr>
+          <w:rFonts w:cs="Courier New" w:ascii="Courier New" w:hAnsi="Courier New"/>
+          <w:sz w:val="22"/>
+          <w:szCs w:val="22"/>
+          <w:lang w:val="en-US"/>
+        </w:rPr>
+        <w:t>(s, 0, s),</w:t>
+      </w:r>
+    </w:p>
+    <w:p>
+      <w:pPr>
+        <w:pStyle w:val="Normal"/>
+        <w:jc w:val="both"/>
+        <w:rPr>
+          <w:rFonts w:ascii="Courier New" w:hAnsi="Courier New" w:cs="Courier New"/>
+          <w:sz w:val="22"/>
+          <w:szCs w:val="22"/>
+          <w:lang w:val="en-US"/>
+        </w:rPr>
+      </w:pPr>
+      <w:r>
+        <w:rPr>
+          <w:rFonts w:cs="Courier New" w:ascii="Courier New" w:hAnsi="Courier New"/>
+          <w:sz w:val="22"/>
+          <w:szCs w:val="22"/>
+          <w:lang w:val="en-US"/>
+        </w:rPr>
+        <w:t xml:space="preserve">            </w:t>
+      </w:r>
+      <w:r>
+        <w:rPr>
+          <w:rFonts w:cs="Courier New" w:ascii="Courier New" w:hAnsi="Courier New"/>
+          <w:sz w:val="22"/>
+          <w:szCs w:val="22"/>
+          <w:lang w:val="en-US"/>
+        </w:rPr>
+        <w:t>(s, s, s)</w:t>
       </w:r>
     </w:p>
     <w:p>
@@ -2916,7 +3772,527 @@
           <w:szCs w:val="22"/>
           <w:lang w:val="en-US"/>
         </w:rPr>
-        <w:t>while True:</w:t>
+        <w:t>]</w:t>
+      </w:r>
+    </w:p>
+    <w:p>
+      <w:pPr>
+        <w:pStyle w:val="Normal"/>
+        <w:jc w:val="both"/>
+        <w:rPr>
+          <w:rFonts w:ascii="Courier New" w:hAnsi="Courier New" w:cs="Courier New"/>
+          <w:sz w:val="22"/>
+          <w:szCs w:val="22"/>
+          <w:lang w:val="en-US"/>
+        </w:rPr>
+      </w:pPr>
+      <w:r>
+        <w:rPr>
+          <w:rFonts w:cs="Courier New" w:ascii="Courier New" w:hAnsi="Courier New"/>
+          <w:sz w:val="22"/>
+          <w:szCs w:val="22"/>
+          <w:lang w:val="en-US"/>
+        </w:rPr>
+      </w:r>
+    </w:p>
+    <w:p>
+      <w:pPr>
+        <w:pStyle w:val="Normal"/>
+        <w:jc w:val="both"/>
+        <w:rPr>
+          <w:rFonts w:ascii="Courier New" w:hAnsi="Courier New" w:cs="Courier New"/>
+          <w:sz w:val="22"/>
+          <w:szCs w:val="22"/>
+          <w:lang w:val="en-US"/>
+        </w:rPr>
+      </w:pPr>
+      <w:r>
+        <w:rPr>
+          <w:rFonts w:cs="Courier New" w:ascii="Courier New" w:hAnsi="Courier New"/>
+          <w:sz w:val="22"/>
+          <w:szCs w:val="22"/>
+          <w:lang w:val="en-US"/>
+        </w:rPr>
+        <w:t xml:space="preserve">    </w:t>
+      </w:r>
+      <w:r>
+        <w:rPr>
+          <w:rFonts w:cs="Courier New" w:ascii="Courier New" w:hAnsi="Courier New"/>
+          <w:sz w:val="22"/>
+          <w:szCs w:val="22"/>
+          <w:lang w:val="en-US"/>
+        </w:rPr>
+        <w:t>heights = [0] * n</w:t>
+      </w:r>
+    </w:p>
+    <w:p>
+      <w:pPr>
+        <w:pStyle w:val="Normal"/>
+        <w:jc w:val="both"/>
+        <w:rPr>
+          <w:rFonts w:ascii="Courier New" w:hAnsi="Courier New" w:cs="Courier New"/>
+          <w:sz w:val="22"/>
+          <w:szCs w:val="22"/>
+          <w:lang w:val="en-US"/>
+        </w:rPr>
+      </w:pPr>
+      <w:r>
+        <w:rPr>
+          <w:rFonts w:cs="Courier New" w:ascii="Courier New" w:hAnsi="Courier New"/>
+          <w:sz w:val="22"/>
+          <w:szCs w:val="22"/>
+          <w:lang w:val="en-US"/>
+        </w:rPr>
+        <w:t xml:space="preserve">    </w:t>
+      </w:r>
+      <w:r>
+        <w:rPr>
+          <w:rFonts w:cs="Courier New" w:ascii="Courier New" w:hAnsi="Courier New"/>
+          <w:sz w:val="22"/>
+          <w:szCs w:val="22"/>
+          <w:lang w:val="en-US"/>
+        </w:rPr>
+        <w:t>current = []</w:t>
+      </w:r>
+    </w:p>
+    <w:p>
+      <w:pPr>
+        <w:pStyle w:val="Normal"/>
+        <w:jc w:val="both"/>
+        <w:rPr>
+          <w:rFonts w:ascii="Courier New" w:hAnsi="Courier New" w:cs="Courier New"/>
+          <w:sz w:val="22"/>
+          <w:szCs w:val="22"/>
+          <w:lang w:val="en-US"/>
+        </w:rPr>
+      </w:pPr>
+      <w:r>
+        <w:rPr>
+          <w:rFonts w:cs="Courier New" w:ascii="Courier New" w:hAnsi="Courier New"/>
+          <w:sz w:val="22"/>
+          <w:szCs w:val="22"/>
+          <w:lang w:val="en-US"/>
+        </w:rPr>
+        <w:t xml:space="preserve">    </w:t>
+      </w:r>
+      <w:r>
+        <w:rPr>
+          <w:rFonts w:cs="Courier New" w:ascii="Courier New" w:hAnsi="Courier New"/>
+          <w:sz w:val="22"/>
+          <w:szCs w:val="22"/>
+          <w:lang w:val="en-US"/>
+        </w:rPr>
+        <w:t>best = greedy_bound(n)</w:t>
+      </w:r>
+    </w:p>
+    <w:p>
+      <w:pPr>
+        <w:pStyle w:val="Normal"/>
+        <w:jc w:val="both"/>
+        <w:rPr>
+          <w:rFonts w:ascii="Courier New" w:hAnsi="Courier New" w:cs="Courier New"/>
+          <w:sz w:val="22"/>
+          <w:szCs w:val="22"/>
+          <w:lang w:val="en-US"/>
+        </w:rPr>
+      </w:pPr>
+      <w:r>
+        <w:rPr>
+          <w:rFonts w:cs="Courier New" w:ascii="Courier New" w:hAnsi="Courier New"/>
+          <w:sz w:val="22"/>
+          <w:szCs w:val="22"/>
+          <w:lang w:val="en-US"/>
+        </w:rPr>
+        <w:t xml:space="preserve">    </w:t>
+      </w:r>
+      <w:r>
+        <w:rPr>
+          <w:rFonts w:cs="Courier New" w:ascii="Courier New" w:hAnsi="Courier New"/>
+          <w:sz w:val="22"/>
+          <w:szCs w:val="22"/>
+          <w:lang w:val="en-US"/>
+        </w:rPr>
+        <w:t>best_count = len(best)</w:t>
+      </w:r>
+    </w:p>
+    <w:p>
+      <w:pPr>
+        <w:pStyle w:val="Normal"/>
+        <w:jc w:val="both"/>
+        <w:rPr>
+          <w:rFonts w:ascii="Courier New" w:hAnsi="Courier New" w:cs="Courier New"/>
+          <w:sz w:val="22"/>
+          <w:szCs w:val="22"/>
+          <w:lang w:val="en-US"/>
+        </w:rPr>
+      </w:pPr>
+      <w:r>
+        <w:rPr>
+          <w:rFonts w:cs="Courier New" w:ascii="Courier New" w:hAnsi="Courier New"/>
+          <w:sz w:val="22"/>
+          <w:szCs w:val="22"/>
+          <w:lang w:val="en-US"/>
+        </w:rPr>
+        <w:t xml:space="preserve">    </w:t>
+      </w:r>
+      <w:r>
+        <w:rPr>
+          <w:rFonts w:cs="Courier New" w:ascii="Courier New" w:hAnsi="Courier New"/>
+          <w:sz w:val="22"/>
+          <w:szCs w:val="22"/>
+          <w:lang w:val="en-US"/>
+        </w:rPr>
+        <w:t>total = n * n</w:t>
+      </w:r>
+    </w:p>
+    <w:p>
+      <w:pPr>
+        <w:pStyle w:val="Normal"/>
+        <w:jc w:val="both"/>
+        <w:rPr>
+          <w:rFonts w:ascii="Courier New" w:hAnsi="Courier New" w:cs="Courier New"/>
+          <w:sz w:val="22"/>
+          <w:szCs w:val="22"/>
+          <w:lang w:val="en-US"/>
+        </w:rPr>
+      </w:pPr>
+      <w:r>
+        <w:rPr>
+          <w:rFonts w:cs="Courier New" w:ascii="Courier New" w:hAnsi="Courier New"/>
+          <w:sz w:val="22"/>
+          <w:szCs w:val="22"/>
+          <w:lang w:val="en-US"/>
+        </w:rPr>
+        <w:t xml:space="preserve">    </w:t>
+      </w:r>
+      <w:r>
+        <w:rPr>
+          <w:rFonts w:cs="Courier New" w:ascii="Courier New" w:hAnsi="Courier New"/>
+          <w:sz w:val="22"/>
+          <w:szCs w:val="22"/>
+          <w:lang w:val="en-US"/>
+        </w:rPr>
+        <w:t>filled = 0</w:t>
+      </w:r>
+    </w:p>
+    <w:p>
+      <w:pPr>
+        <w:pStyle w:val="Normal"/>
+        <w:jc w:val="both"/>
+        <w:rPr>
+          <w:rFonts w:ascii="Courier New" w:hAnsi="Courier New" w:cs="Courier New"/>
+          <w:sz w:val="22"/>
+          <w:szCs w:val="22"/>
+          <w:lang w:val="en-US"/>
+        </w:rPr>
+      </w:pPr>
+      <w:r>
+        <w:rPr>
+          <w:rFonts w:cs="Courier New" w:ascii="Courier New" w:hAnsi="Courier New"/>
+          <w:sz w:val="22"/>
+          <w:szCs w:val="22"/>
+          <w:lang w:val="en-US"/>
+        </w:rPr>
+        <w:t xml:space="preserve">    </w:t>
+      </w:r>
+      <w:r>
+        <w:rPr>
+          <w:rFonts w:cs="Courier New" w:ascii="Courier New" w:hAnsi="Courier New"/>
+          <w:sz w:val="22"/>
+          <w:szCs w:val="22"/>
+          <w:lang w:val="en-US"/>
+        </w:rPr>
+        <w:t>memo = {}</w:t>
+      </w:r>
+    </w:p>
+    <w:p>
+      <w:pPr>
+        <w:pStyle w:val="Normal"/>
+        <w:jc w:val="both"/>
+        <w:rPr>
+          <w:rFonts w:ascii="Courier New" w:hAnsi="Courier New" w:cs="Courier New"/>
+          <w:sz w:val="22"/>
+          <w:szCs w:val="22"/>
+          <w:lang w:val="en-US"/>
+        </w:rPr>
+      </w:pPr>
+      <w:r>
+        <w:rPr>
+          <w:rFonts w:cs="Courier New" w:ascii="Courier New" w:hAnsi="Courier New"/>
+          <w:sz w:val="22"/>
+          <w:szCs w:val="22"/>
+          <w:lang w:val="en-US"/>
+        </w:rPr>
+      </w:r>
+    </w:p>
+    <w:p>
+      <w:pPr>
+        <w:pStyle w:val="Normal"/>
+        <w:jc w:val="both"/>
+        <w:rPr>
+          <w:rFonts w:ascii="Courier New" w:hAnsi="Courier New" w:cs="Courier New"/>
+          <w:sz w:val="22"/>
+          <w:szCs w:val="22"/>
+          <w:lang w:val="en-US"/>
+        </w:rPr>
+      </w:pPr>
+      <w:r>
+        <w:rPr>
+          <w:rFonts w:cs="Courier New" w:ascii="Courier New" w:hAnsi="Courier New"/>
+          <w:sz w:val="22"/>
+          <w:szCs w:val="22"/>
+          <w:lang w:val="en-US"/>
+        </w:rPr>
+        <w:t xml:space="preserve">    </w:t>
+      </w:r>
+      <w:r>
+        <w:rPr>
+          <w:rFonts w:cs="Courier New" w:ascii="Courier New" w:hAnsi="Courier New"/>
+          <w:sz w:val="22"/>
+          <w:szCs w:val="22"/>
+          <w:lang w:val="en-US"/>
+        </w:rPr>
+        <w:t>pos, h, max_size = first_info(heights, n)</w:t>
+      </w:r>
+    </w:p>
+    <w:p>
+      <w:pPr>
+        <w:pStyle w:val="Normal"/>
+        <w:jc w:val="both"/>
+        <w:rPr>
+          <w:rFonts w:ascii="Courier New" w:hAnsi="Courier New" w:cs="Courier New"/>
+          <w:sz w:val="22"/>
+          <w:szCs w:val="22"/>
+          <w:lang w:val="en-US"/>
+        </w:rPr>
+      </w:pPr>
+      <w:r>
+        <w:rPr>
+          <w:rFonts w:cs="Courier New" w:ascii="Courier New" w:hAnsi="Courier New"/>
+          <w:sz w:val="22"/>
+          <w:szCs w:val="22"/>
+          <w:lang w:val="en-US"/>
+        </w:rPr>
+        <w:t xml:space="preserve">    </w:t>
+      </w:r>
+      <w:r>
+        <w:rPr>
+          <w:rFonts w:cs="Courier New" w:ascii="Courier New" w:hAnsi="Courier New"/>
+          <w:sz w:val="22"/>
+          <w:szCs w:val="22"/>
+          <w:lang w:val="en-US"/>
+        </w:rPr>
+        <w:t>if max_size == n:</w:t>
+      </w:r>
+    </w:p>
+    <w:p>
+      <w:pPr>
+        <w:pStyle w:val="Normal"/>
+        <w:jc w:val="both"/>
+        <w:rPr>
+          <w:rFonts w:ascii="Courier New" w:hAnsi="Courier New" w:cs="Courier New"/>
+          <w:sz w:val="22"/>
+          <w:szCs w:val="22"/>
+          <w:lang w:val="en-US"/>
+        </w:rPr>
+      </w:pPr>
+      <w:r>
+        <w:rPr>
+          <w:rFonts w:cs="Courier New" w:ascii="Courier New" w:hAnsi="Courier New"/>
+          <w:sz w:val="22"/>
+          <w:szCs w:val="22"/>
+          <w:lang w:val="en-US"/>
+        </w:rPr>
+        <w:t xml:space="preserve">        </w:t>
+      </w:r>
+      <w:r>
+        <w:rPr>
+          <w:rFonts w:cs="Courier New" w:ascii="Courier New" w:hAnsi="Courier New"/>
+          <w:sz w:val="22"/>
+          <w:szCs w:val="22"/>
+          <w:lang w:val="en-US"/>
+        </w:rPr>
+        <w:t>max_size -= 1</w:t>
+      </w:r>
+    </w:p>
+    <w:p>
+      <w:pPr>
+        <w:pStyle w:val="Normal"/>
+        <w:jc w:val="both"/>
+        <w:rPr>
+          <w:rFonts w:ascii="Courier New" w:hAnsi="Courier New" w:cs="Courier New"/>
+          <w:sz w:val="22"/>
+          <w:szCs w:val="22"/>
+          <w:lang w:val="en-US"/>
+        </w:rPr>
+      </w:pPr>
+      <w:r>
+        <w:rPr>
+          <w:rFonts w:cs="Courier New" w:ascii="Courier New" w:hAnsi="Courier New"/>
+          <w:sz w:val="22"/>
+          <w:szCs w:val="22"/>
+          <w:lang w:val="en-US"/>
+        </w:rPr>
+      </w:r>
+    </w:p>
+    <w:p>
+      <w:pPr>
+        <w:pStyle w:val="Normal"/>
+        <w:jc w:val="both"/>
+        <w:rPr>
+          <w:rFonts w:ascii="Courier New" w:hAnsi="Courier New" w:cs="Courier New"/>
+          <w:sz w:val="22"/>
+          <w:szCs w:val="22"/>
+          <w:lang w:val="en-US"/>
+        </w:rPr>
+      </w:pPr>
+      <w:r>
+        <w:rPr>
+          <w:rFonts w:cs="Courier New" w:ascii="Courier New" w:hAnsi="Courier New"/>
+          <w:sz w:val="22"/>
+          <w:szCs w:val="22"/>
+          <w:lang w:val="en-US"/>
+        </w:rPr>
+        <w:t xml:space="preserve">    </w:t>
+      </w:r>
+      <w:r>
+        <w:rPr>
+          <w:rFonts w:cs="Courier New" w:ascii="Courier New" w:hAnsi="Courier New"/>
+          <w:sz w:val="22"/>
+          <w:szCs w:val="22"/>
+          <w:lang w:val="en-US"/>
+        </w:rPr>
+        <w:t>stack = [[pos, h, max_size, n // 2 + 1, -1, -1, -1]]</w:t>
+      </w:r>
+    </w:p>
+    <w:p>
+      <w:pPr>
+        <w:pStyle w:val="Normal"/>
+        <w:jc w:val="both"/>
+        <w:rPr>
+          <w:rFonts w:ascii="Courier New" w:hAnsi="Courier New" w:cs="Courier New"/>
+          <w:sz w:val="22"/>
+          <w:szCs w:val="22"/>
+          <w:lang w:val="en-US"/>
+        </w:rPr>
+      </w:pPr>
+      <w:r>
+        <w:rPr>
+          <w:rFonts w:cs="Courier New" w:ascii="Courier New" w:hAnsi="Courier New"/>
+          <w:sz w:val="22"/>
+          <w:szCs w:val="22"/>
+          <w:lang w:val="en-US"/>
+        </w:rPr>
+      </w:r>
+    </w:p>
+    <w:p>
+      <w:pPr>
+        <w:pStyle w:val="Normal"/>
+        <w:jc w:val="both"/>
+        <w:rPr>
+          <w:rFonts w:ascii="Courier New" w:hAnsi="Courier New" w:cs="Courier New"/>
+          <w:sz w:val="22"/>
+          <w:szCs w:val="22"/>
+          <w:lang w:val="en-US"/>
+        </w:rPr>
+      </w:pPr>
+      <w:r>
+        <w:rPr>
+          <w:rFonts w:cs="Courier New" w:ascii="Courier New" w:hAnsi="Courier New"/>
+          <w:sz w:val="22"/>
+          <w:szCs w:val="22"/>
+          <w:lang w:val="en-US"/>
+        </w:rPr>
+        <w:t xml:space="preserve">    </w:t>
+      </w:r>
+      <w:r>
+        <w:rPr>
+          <w:rFonts w:cs="Courier New" w:ascii="Courier New" w:hAnsi="Courier New"/>
+          <w:sz w:val="22"/>
+          <w:szCs w:val="22"/>
+          <w:lang w:val="en-US"/>
+        </w:rPr>
+        <w:t>while stack:</w:t>
+      </w:r>
+    </w:p>
+    <w:p>
+      <w:pPr>
+        <w:pStyle w:val="Normal"/>
+        <w:jc w:val="both"/>
+        <w:rPr>
+          <w:rFonts w:ascii="Courier New" w:hAnsi="Courier New" w:cs="Courier New"/>
+          <w:sz w:val="22"/>
+          <w:szCs w:val="22"/>
+          <w:lang w:val="en-US"/>
+        </w:rPr>
+      </w:pPr>
+      <w:r>
+        <w:rPr>
+          <w:rFonts w:cs="Courier New" w:ascii="Courier New" w:hAnsi="Courier New"/>
+          <w:sz w:val="22"/>
+          <w:szCs w:val="22"/>
+          <w:lang w:val="en-US"/>
+        </w:rPr>
+        <w:t xml:space="preserve">        </w:t>
+      </w:r>
+      <w:r>
+        <w:rPr>
+          <w:rFonts w:cs="Courier New" w:ascii="Courier New" w:hAnsi="Courier New"/>
+          <w:sz w:val="22"/>
+          <w:szCs w:val="22"/>
+          <w:lang w:val="en-US"/>
+        </w:rPr>
+        <w:t>pos, h, next_size, min_size, pr, pc, ps = stack[-1]</w:t>
+      </w:r>
+    </w:p>
+    <w:p>
+      <w:pPr>
+        <w:pStyle w:val="Normal"/>
+        <w:jc w:val="both"/>
+        <w:rPr>
+          <w:rFonts w:ascii="Courier New" w:hAnsi="Courier New" w:cs="Courier New"/>
+          <w:sz w:val="22"/>
+          <w:szCs w:val="22"/>
+          <w:lang w:val="en-US"/>
+        </w:rPr>
+      </w:pPr>
+      <w:r>
+        <w:rPr>
+          <w:rFonts w:cs="Courier New" w:ascii="Courier New" w:hAnsi="Courier New"/>
+          <w:sz w:val="22"/>
+          <w:szCs w:val="22"/>
+          <w:lang w:val="en-US"/>
+        </w:rPr>
+      </w:r>
+    </w:p>
+    <w:p>
+      <w:pPr>
+        <w:pStyle w:val="Normal"/>
+        <w:jc w:val="both"/>
+        <w:rPr>
+          <w:rFonts w:ascii="Courier New" w:hAnsi="Courier New" w:cs="Courier New"/>
+          <w:sz w:val="22"/>
+          <w:szCs w:val="22"/>
+          <w:lang w:val="en-US"/>
+        </w:rPr>
+      </w:pPr>
+      <w:r>
+        <w:rPr>
+          <w:rFonts w:cs="Courier New" w:ascii="Courier New" w:hAnsi="Courier New"/>
+          <w:sz w:val="22"/>
+          <w:szCs w:val="22"/>
+          <w:lang w:val="en-US"/>
+        </w:rPr>
+        <w:t xml:space="preserve">        </w:t>
+      </w:r>
+      <w:r>
+        <w:rPr>
+          <w:rFonts w:cs="Courier New" w:ascii="Courier New" w:hAnsi="Courier New"/>
+          <w:sz w:val="22"/>
+          <w:szCs w:val="22"/>
+          <w:lang w:val="en-US"/>
+        </w:rPr>
+        <w:t>if next_size &lt; min_size:</w:t>
       </w:r>
     </w:p>
     <w:p>
@@ -2946,7 +4322,7 @@
           <w:szCs w:val="22"/>
           <w:lang w:val="en-US"/>
         </w:rPr>
-        <w:t>mh = hh[0]</w:t>
+        <w:t>stack.pop()</w:t>
       </w:r>
     </w:p>
     <w:p>
@@ -2976,7 +4352,127 @@
           <w:szCs w:val="22"/>
           <w:lang w:val="en-US"/>
         </w:rPr>
-        <w:t>x = 0</w:t>
+        <w:t>if ps != -1:</w:t>
+      </w:r>
+    </w:p>
+    <w:p>
+      <w:pPr>
+        <w:pStyle w:val="Normal"/>
+        <w:jc w:val="both"/>
+        <w:rPr>
+          <w:rFonts w:ascii="Courier New" w:hAnsi="Courier New" w:cs="Courier New"/>
+          <w:sz w:val="22"/>
+          <w:szCs w:val="22"/>
+          <w:lang w:val="en-US"/>
+        </w:rPr>
+      </w:pPr>
+      <w:r>
+        <w:rPr>
+          <w:rFonts w:cs="Courier New" w:ascii="Courier New" w:hAnsi="Courier New"/>
+          <w:sz w:val="22"/>
+          <w:szCs w:val="22"/>
+          <w:lang w:val="en-US"/>
+        </w:rPr>
+        <w:t xml:space="preserve">                </w:t>
+      </w:r>
+      <w:r>
+        <w:rPr>
+          <w:rFonts w:cs="Courier New" w:ascii="Courier New" w:hAnsi="Courier New"/>
+          <w:sz w:val="22"/>
+          <w:szCs w:val="22"/>
+          <w:lang w:val="en-US"/>
+        </w:rPr>
+        <w:t>for j in range(pc, pc + ps):</w:t>
+      </w:r>
+    </w:p>
+    <w:p>
+      <w:pPr>
+        <w:pStyle w:val="Normal"/>
+        <w:jc w:val="both"/>
+        <w:rPr>
+          <w:rFonts w:ascii="Courier New" w:hAnsi="Courier New" w:cs="Courier New"/>
+          <w:sz w:val="22"/>
+          <w:szCs w:val="22"/>
+          <w:lang w:val="en-US"/>
+        </w:rPr>
+      </w:pPr>
+      <w:r>
+        <w:rPr>
+          <w:rFonts w:cs="Courier New" w:ascii="Courier New" w:hAnsi="Courier New"/>
+          <w:sz w:val="22"/>
+          <w:szCs w:val="22"/>
+          <w:lang w:val="en-US"/>
+        </w:rPr>
+        <w:t xml:space="preserve">                    </w:t>
+      </w:r>
+      <w:r>
+        <w:rPr>
+          <w:rFonts w:cs="Courier New" w:ascii="Courier New" w:hAnsi="Courier New"/>
+          <w:sz w:val="22"/>
+          <w:szCs w:val="22"/>
+          <w:lang w:val="en-US"/>
+        </w:rPr>
+        <w:t>heights[j] -= ps</w:t>
+      </w:r>
+    </w:p>
+    <w:p>
+      <w:pPr>
+        <w:pStyle w:val="Normal"/>
+        <w:jc w:val="both"/>
+        <w:rPr>
+          <w:rFonts w:ascii="Courier New" w:hAnsi="Courier New" w:cs="Courier New"/>
+          <w:sz w:val="22"/>
+          <w:szCs w:val="22"/>
+          <w:lang w:val="en-US"/>
+        </w:rPr>
+      </w:pPr>
+      <w:r>
+        <w:rPr>
+          <w:rFonts w:cs="Courier New" w:ascii="Courier New" w:hAnsi="Courier New"/>
+          <w:sz w:val="22"/>
+          <w:szCs w:val="22"/>
+          <w:lang w:val="en-US"/>
+        </w:rPr>
+        <w:t xml:space="preserve">                </w:t>
+      </w:r>
+      <w:r>
+        <w:rPr>
+          <w:rFonts w:cs="Courier New" w:ascii="Courier New" w:hAnsi="Courier New"/>
+          <w:sz w:val="22"/>
+          <w:szCs w:val="22"/>
+          <w:lang w:val="en-US"/>
+        </w:rPr>
+        <w:t>filled -= ps * ps</w:t>
+      </w:r>
+    </w:p>
+    <w:p>
+      <w:pPr>
+        <w:pStyle w:val="Normal"/>
+        <w:jc w:val="both"/>
+        <w:rPr>
+          <w:rFonts w:ascii="Courier New" w:hAnsi="Courier New" w:cs="Courier New"/>
+          <w:sz w:val="22"/>
+          <w:szCs w:val="22"/>
+          <w:lang w:val="en-US"/>
+        </w:rPr>
+      </w:pPr>
+      <w:r>
+        <w:rPr>
+          <w:rFonts w:cs="Courier New" w:ascii="Courier New" w:hAnsi="Courier New"/>
+          <w:sz w:val="22"/>
+          <w:szCs w:val="22"/>
+          <w:lang w:val="en-US"/>
+        </w:rPr>
+        <w:t xml:space="preserve">                </w:t>
+      </w:r>
+      <w:r>
+        <w:rPr>
+          <w:rFonts w:cs="Courier New" w:ascii="Courier New" w:hAnsi="Courier New"/>
+          <w:sz w:val="22"/>
+          <w:szCs w:val="22"/>
+          <w:lang w:val="en-US"/>
+        </w:rPr>
+        <w:t>current.pop()</w:t>
       </w:r>
     </w:p>
     <w:p>
@@ -3006,7 +4502,387 @@
           <w:szCs w:val="22"/>
           <w:lang w:val="en-US"/>
         </w:rPr>
-        <w:t>for i in range(1, N):</w:t>
+        <w:t>continue</w:t>
+      </w:r>
+    </w:p>
+    <w:p>
+      <w:pPr>
+        <w:pStyle w:val="Normal"/>
+        <w:jc w:val="both"/>
+        <w:rPr>
+          <w:rFonts w:ascii="Courier New" w:hAnsi="Courier New" w:cs="Courier New"/>
+          <w:sz w:val="22"/>
+          <w:szCs w:val="22"/>
+          <w:lang w:val="en-US"/>
+        </w:rPr>
+      </w:pPr>
+      <w:r>
+        <w:rPr>
+          <w:rFonts w:cs="Courier New" w:ascii="Courier New" w:hAnsi="Courier New"/>
+          <w:sz w:val="22"/>
+          <w:szCs w:val="22"/>
+          <w:lang w:val="en-US"/>
+        </w:rPr>
+      </w:r>
+    </w:p>
+    <w:p>
+      <w:pPr>
+        <w:pStyle w:val="Normal"/>
+        <w:jc w:val="both"/>
+        <w:rPr>
+          <w:rFonts w:ascii="Courier New" w:hAnsi="Courier New" w:cs="Courier New"/>
+          <w:sz w:val="22"/>
+          <w:szCs w:val="22"/>
+          <w:lang w:val="en-US"/>
+        </w:rPr>
+      </w:pPr>
+      <w:r>
+        <w:rPr>
+          <w:rFonts w:cs="Courier New" w:ascii="Courier New" w:hAnsi="Courier New"/>
+          <w:sz w:val="22"/>
+          <w:szCs w:val="22"/>
+          <w:lang w:val="en-US"/>
+        </w:rPr>
+        <w:t xml:space="preserve">        </w:t>
+      </w:r>
+      <w:r>
+        <w:rPr>
+          <w:rFonts w:cs="Courier New" w:ascii="Courier New" w:hAnsi="Courier New"/>
+          <w:sz w:val="22"/>
+          <w:szCs w:val="22"/>
+          <w:lang w:val="en-US"/>
+        </w:rPr>
+        <w:t>s = next_size</w:t>
+      </w:r>
+    </w:p>
+    <w:p>
+      <w:pPr>
+        <w:pStyle w:val="Normal"/>
+        <w:jc w:val="both"/>
+        <w:rPr>
+          <w:rFonts w:ascii="Courier New" w:hAnsi="Courier New" w:cs="Courier New"/>
+          <w:sz w:val="22"/>
+          <w:szCs w:val="22"/>
+          <w:lang w:val="en-US"/>
+        </w:rPr>
+      </w:pPr>
+      <w:r>
+        <w:rPr>
+          <w:rFonts w:cs="Courier New" w:ascii="Courier New" w:hAnsi="Courier New"/>
+          <w:sz w:val="22"/>
+          <w:szCs w:val="22"/>
+          <w:lang w:val="en-US"/>
+        </w:rPr>
+        <w:t xml:space="preserve">        </w:t>
+      </w:r>
+      <w:r>
+        <w:rPr>
+          <w:rFonts w:cs="Courier New" w:ascii="Courier New" w:hAnsi="Courier New"/>
+          <w:sz w:val="22"/>
+          <w:szCs w:val="22"/>
+          <w:lang w:val="en-US"/>
+        </w:rPr>
+        <w:t>stack[-1][2] = next_size - 1</w:t>
+      </w:r>
+    </w:p>
+    <w:p>
+      <w:pPr>
+        <w:pStyle w:val="Normal"/>
+        <w:jc w:val="both"/>
+        <w:rPr>
+          <w:rFonts w:ascii="Courier New" w:hAnsi="Courier New" w:cs="Courier New"/>
+          <w:sz w:val="22"/>
+          <w:szCs w:val="22"/>
+          <w:lang w:val="en-US"/>
+        </w:rPr>
+      </w:pPr>
+      <w:r>
+        <w:rPr>
+          <w:rFonts w:cs="Courier New" w:ascii="Courier New" w:hAnsi="Courier New"/>
+          <w:sz w:val="22"/>
+          <w:szCs w:val="22"/>
+          <w:lang w:val="en-US"/>
+        </w:rPr>
+      </w:r>
+    </w:p>
+    <w:p>
+      <w:pPr>
+        <w:pStyle w:val="Normal"/>
+        <w:jc w:val="both"/>
+        <w:rPr>
+          <w:rFonts w:ascii="Courier New" w:hAnsi="Courier New" w:cs="Courier New"/>
+          <w:sz w:val="22"/>
+          <w:szCs w:val="22"/>
+          <w:lang w:val="en-US"/>
+        </w:rPr>
+      </w:pPr>
+      <w:r>
+        <w:rPr>
+          <w:rFonts w:cs="Courier New" w:ascii="Courier New" w:hAnsi="Courier New"/>
+          <w:sz w:val="22"/>
+          <w:szCs w:val="22"/>
+          <w:lang w:val="en-US"/>
+        </w:rPr>
+        <w:t xml:space="preserve">        </w:t>
+      </w:r>
+      <w:r>
+        <w:rPr>
+          <w:rFonts w:cs="Courier New" w:ascii="Courier New" w:hAnsi="Courier New"/>
+          <w:sz w:val="22"/>
+          <w:szCs w:val="22"/>
+          <w:lang w:val="en-US"/>
+        </w:rPr>
+        <w:t>for j in range(pos, pos + s):</w:t>
+      </w:r>
+    </w:p>
+    <w:p>
+      <w:pPr>
+        <w:pStyle w:val="Normal"/>
+        <w:jc w:val="both"/>
+        <w:rPr>
+          <w:rFonts w:ascii="Courier New" w:hAnsi="Courier New" w:cs="Courier New"/>
+          <w:sz w:val="22"/>
+          <w:szCs w:val="22"/>
+          <w:lang w:val="en-US"/>
+        </w:rPr>
+      </w:pPr>
+      <w:r>
+        <w:rPr>
+          <w:rFonts w:cs="Courier New" w:ascii="Courier New" w:hAnsi="Courier New"/>
+          <w:sz w:val="22"/>
+          <w:szCs w:val="22"/>
+          <w:lang w:val="en-US"/>
+        </w:rPr>
+        <w:t xml:space="preserve">            </w:t>
+      </w:r>
+      <w:r>
+        <w:rPr>
+          <w:rFonts w:cs="Courier New" w:ascii="Courier New" w:hAnsi="Courier New"/>
+          <w:sz w:val="22"/>
+          <w:szCs w:val="22"/>
+          <w:lang w:val="en-US"/>
+        </w:rPr>
+        <w:t>heights[j] += s</w:t>
+      </w:r>
+    </w:p>
+    <w:p>
+      <w:pPr>
+        <w:pStyle w:val="Normal"/>
+        <w:jc w:val="both"/>
+        <w:rPr>
+          <w:rFonts w:ascii="Courier New" w:hAnsi="Courier New" w:cs="Courier New"/>
+          <w:sz w:val="22"/>
+          <w:szCs w:val="22"/>
+          <w:lang w:val="en-US"/>
+        </w:rPr>
+      </w:pPr>
+      <w:r>
+        <w:rPr>
+          <w:rFonts w:cs="Courier New" w:ascii="Courier New" w:hAnsi="Courier New"/>
+          <w:sz w:val="22"/>
+          <w:szCs w:val="22"/>
+          <w:lang w:val="en-US"/>
+        </w:rPr>
+        <w:t xml:space="preserve">        </w:t>
+      </w:r>
+      <w:r>
+        <w:rPr>
+          <w:rFonts w:cs="Courier New" w:ascii="Courier New" w:hAnsi="Courier New"/>
+          <w:sz w:val="22"/>
+          <w:szCs w:val="22"/>
+          <w:lang w:val="en-US"/>
+        </w:rPr>
+        <w:t>filled += s * s</w:t>
+      </w:r>
+    </w:p>
+    <w:p>
+      <w:pPr>
+        <w:pStyle w:val="Normal"/>
+        <w:jc w:val="both"/>
+        <w:rPr>
+          <w:rFonts w:ascii="Courier New" w:hAnsi="Courier New" w:cs="Courier New"/>
+          <w:sz w:val="22"/>
+          <w:szCs w:val="22"/>
+          <w:lang w:val="en-US"/>
+        </w:rPr>
+      </w:pPr>
+      <w:r>
+        <w:rPr>
+          <w:rFonts w:cs="Courier New" w:ascii="Courier New" w:hAnsi="Courier New"/>
+          <w:sz w:val="22"/>
+          <w:szCs w:val="22"/>
+          <w:lang w:val="en-US"/>
+        </w:rPr>
+        <w:t xml:space="preserve">        </w:t>
+      </w:r>
+      <w:r>
+        <w:rPr>
+          <w:rFonts w:cs="Courier New" w:ascii="Courier New" w:hAnsi="Courier New"/>
+          <w:sz w:val="22"/>
+          <w:szCs w:val="22"/>
+          <w:lang w:val="en-US"/>
+        </w:rPr>
+        <w:t>current.append((h, pos, s))</w:t>
+      </w:r>
+    </w:p>
+    <w:p>
+      <w:pPr>
+        <w:pStyle w:val="Normal"/>
+        <w:jc w:val="both"/>
+        <w:rPr>
+          <w:rFonts w:ascii="Courier New" w:hAnsi="Courier New" w:cs="Courier New"/>
+          <w:sz w:val="22"/>
+          <w:szCs w:val="22"/>
+          <w:lang w:val="en-US"/>
+        </w:rPr>
+      </w:pPr>
+      <w:r>
+        <w:rPr>
+          <w:rFonts w:cs="Courier New" w:ascii="Courier New" w:hAnsi="Courier New"/>
+          <w:sz w:val="22"/>
+          <w:szCs w:val="22"/>
+          <w:lang w:val="en-US"/>
+        </w:rPr>
+        <w:t xml:space="preserve">        </w:t>
+      </w:r>
+      <w:r>
+        <w:rPr>
+          <w:rFonts w:cs="Courier New" w:ascii="Courier New" w:hAnsi="Courier New"/>
+          <w:sz w:val="22"/>
+          <w:szCs w:val="22"/>
+          <w:lang w:val="en-US"/>
+        </w:rPr>
+        <w:t>used = len(current)</w:t>
+      </w:r>
+    </w:p>
+    <w:p>
+      <w:pPr>
+        <w:pStyle w:val="Normal"/>
+        <w:jc w:val="both"/>
+        <w:rPr>
+          <w:rFonts w:ascii="Courier New" w:hAnsi="Courier New" w:cs="Courier New"/>
+          <w:sz w:val="22"/>
+          <w:szCs w:val="22"/>
+          <w:lang w:val="en-US"/>
+        </w:rPr>
+      </w:pPr>
+      <w:r>
+        <w:rPr>
+          <w:rFonts w:cs="Courier New" w:ascii="Courier New" w:hAnsi="Courier New"/>
+          <w:sz w:val="22"/>
+          <w:szCs w:val="22"/>
+          <w:lang w:val="en-US"/>
+        </w:rPr>
+      </w:r>
+    </w:p>
+    <w:p>
+      <w:pPr>
+        <w:pStyle w:val="Normal"/>
+        <w:jc w:val="both"/>
+        <w:rPr>
+          <w:rFonts w:ascii="Courier New" w:hAnsi="Courier New" w:cs="Courier New"/>
+          <w:sz w:val="22"/>
+          <w:szCs w:val="22"/>
+          <w:lang w:val="en-US"/>
+        </w:rPr>
+      </w:pPr>
+      <w:r>
+        <w:rPr>
+          <w:rFonts w:cs="Courier New" w:ascii="Courier New" w:hAnsi="Courier New"/>
+          <w:sz w:val="22"/>
+          <w:szCs w:val="22"/>
+          <w:lang w:val="en-US"/>
+        </w:rPr>
+        <w:t xml:space="preserve">        </w:t>
+      </w:r>
+      <w:r>
+        <w:rPr>
+          <w:rFonts w:cs="Courier New" w:ascii="Courier New" w:hAnsi="Courier New"/>
+          <w:sz w:val="22"/>
+          <w:szCs w:val="22"/>
+          <w:lang w:val="en-US"/>
+        </w:rPr>
+        <w:t>prune = False</w:t>
+      </w:r>
+    </w:p>
+    <w:p>
+      <w:pPr>
+        <w:pStyle w:val="Normal"/>
+        <w:jc w:val="both"/>
+        <w:rPr>
+          <w:rFonts w:ascii="Courier New" w:hAnsi="Courier New" w:cs="Courier New"/>
+          <w:sz w:val="22"/>
+          <w:szCs w:val="22"/>
+          <w:lang w:val="en-US"/>
+        </w:rPr>
+      </w:pPr>
+      <w:r>
+        <w:rPr>
+          <w:rFonts w:cs="Courier New" w:ascii="Courier New" w:hAnsi="Courier New"/>
+          <w:sz w:val="22"/>
+          <w:szCs w:val="22"/>
+          <w:lang w:val="en-US"/>
+        </w:rPr>
+      </w:r>
+    </w:p>
+    <w:p>
+      <w:pPr>
+        <w:pStyle w:val="Normal"/>
+        <w:jc w:val="both"/>
+        <w:rPr>
+          <w:rFonts w:ascii="Courier New" w:hAnsi="Courier New" w:cs="Courier New"/>
+          <w:sz w:val="22"/>
+          <w:szCs w:val="22"/>
+          <w:lang w:val="en-US"/>
+        </w:rPr>
+      </w:pPr>
+      <w:r>
+        <w:rPr>
+          <w:rFonts w:cs="Courier New" w:ascii="Courier New" w:hAnsi="Courier New"/>
+          <w:sz w:val="22"/>
+          <w:szCs w:val="22"/>
+          <w:lang w:val="en-US"/>
+        </w:rPr>
+        <w:t xml:space="preserve">        </w:t>
+      </w:r>
+      <w:r>
+        <w:rPr>
+          <w:rFonts w:cs="Courier New" w:ascii="Courier New" w:hAnsi="Courier New"/>
+          <w:sz w:val="22"/>
+          <w:szCs w:val="22"/>
+          <w:lang w:val="en-US"/>
+        </w:rPr>
+        <w:t>if filled == total:</w:t>
+      </w:r>
+    </w:p>
+    <w:p>
+      <w:pPr>
+        <w:pStyle w:val="Normal"/>
+        <w:jc w:val="both"/>
+        <w:rPr>
+          <w:rFonts w:ascii="Courier New" w:hAnsi="Courier New" w:cs="Courier New"/>
+          <w:sz w:val="22"/>
+          <w:szCs w:val="22"/>
+          <w:lang w:val="en-US"/>
+        </w:rPr>
+      </w:pPr>
+      <w:r>
+        <w:rPr>
+          <w:rFonts w:cs="Courier New" w:ascii="Courier New" w:hAnsi="Courier New"/>
+          <w:sz w:val="22"/>
+          <w:szCs w:val="22"/>
+          <w:lang w:val="en-US"/>
+        </w:rPr>
+        <w:t xml:space="preserve">            </w:t>
+      </w:r>
+      <w:r>
+        <w:rPr>
+          <w:rFonts w:cs="Courier New" w:ascii="Courier New" w:hAnsi="Courier New"/>
+          <w:sz w:val="22"/>
+          <w:szCs w:val="22"/>
+          <w:lang w:val="en-US"/>
+        </w:rPr>
+        <w:t>if used &lt; best_count:</w:t>
       </w:r>
     </w:p>
     <w:p>
@@ -3036,7 +4912,477 @@
           <w:szCs w:val="22"/>
           <w:lang w:val="en-US"/>
         </w:rPr>
-        <w:t>if hh[i] &lt; mh:</w:t>
+        <w:t>best_count = used</w:t>
+      </w:r>
+    </w:p>
+    <w:p>
+      <w:pPr>
+        <w:pStyle w:val="Normal"/>
+        <w:jc w:val="both"/>
+        <w:rPr>
+          <w:rFonts w:ascii="Courier New" w:hAnsi="Courier New" w:cs="Courier New"/>
+          <w:sz w:val="22"/>
+          <w:szCs w:val="22"/>
+          <w:lang w:val="en-US"/>
+        </w:rPr>
+      </w:pPr>
+      <w:r>
+        <w:rPr>
+          <w:rFonts w:cs="Courier New" w:ascii="Courier New" w:hAnsi="Courier New"/>
+          <w:sz w:val="22"/>
+          <w:szCs w:val="22"/>
+          <w:lang w:val="en-US"/>
+        </w:rPr>
+        <w:t xml:space="preserve">                </w:t>
+      </w:r>
+      <w:r>
+        <w:rPr>
+          <w:rFonts w:cs="Courier New" w:ascii="Courier New" w:hAnsi="Courier New"/>
+          <w:sz w:val="22"/>
+          <w:szCs w:val="22"/>
+          <w:lang w:val="en-US"/>
+        </w:rPr>
+        <w:t>best = current[:]</w:t>
+      </w:r>
+    </w:p>
+    <w:p>
+      <w:pPr>
+        <w:pStyle w:val="Normal"/>
+        <w:jc w:val="both"/>
+        <w:rPr>
+          <w:rFonts w:ascii="Courier New" w:hAnsi="Courier New" w:cs="Courier New"/>
+          <w:sz w:val="22"/>
+          <w:szCs w:val="22"/>
+          <w:lang w:val="en-US"/>
+        </w:rPr>
+      </w:pPr>
+      <w:r>
+        <w:rPr>
+          <w:rFonts w:cs="Courier New" w:ascii="Courier New" w:hAnsi="Courier New"/>
+          <w:sz w:val="22"/>
+          <w:szCs w:val="22"/>
+          <w:lang w:val="en-US"/>
+        </w:rPr>
+        <w:t xml:space="preserve">            </w:t>
+      </w:r>
+      <w:r>
+        <w:rPr>
+          <w:rFonts w:cs="Courier New" w:ascii="Courier New" w:hAnsi="Courier New"/>
+          <w:sz w:val="22"/>
+          <w:szCs w:val="22"/>
+          <w:lang w:val="en-US"/>
+        </w:rPr>
+        <w:t>prune = True</w:t>
+      </w:r>
+    </w:p>
+    <w:p>
+      <w:pPr>
+        <w:pStyle w:val="Normal"/>
+        <w:jc w:val="both"/>
+        <w:rPr>
+          <w:rFonts w:ascii="Courier New" w:hAnsi="Courier New" w:cs="Courier New"/>
+          <w:sz w:val="22"/>
+          <w:szCs w:val="22"/>
+          <w:lang w:val="en-US"/>
+        </w:rPr>
+      </w:pPr>
+      <w:r>
+        <w:rPr>
+          <w:rFonts w:cs="Courier New" w:ascii="Courier New" w:hAnsi="Courier New"/>
+          <w:sz w:val="22"/>
+          <w:szCs w:val="22"/>
+          <w:lang w:val="en-US"/>
+        </w:rPr>
+        <w:t xml:space="preserve">        </w:t>
+      </w:r>
+      <w:r>
+        <w:rPr>
+          <w:rFonts w:cs="Courier New" w:ascii="Courier New" w:hAnsi="Courier New"/>
+          <w:sz w:val="22"/>
+          <w:szCs w:val="22"/>
+          <w:lang w:val="en-US"/>
+        </w:rPr>
+        <w:t>elif used &gt;= best_count:</w:t>
+      </w:r>
+    </w:p>
+    <w:p>
+      <w:pPr>
+        <w:pStyle w:val="Normal"/>
+        <w:jc w:val="both"/>
+        <w:rPr>
+          <w:rFonts w:ascii="Courier New" w:hAnsi="Courier New" w:cs="Courier New"/>
+          <w:sz w:val="22"/>
+          <w:szCs w:val="22"/>
+          <w:lang w:val="en-US"/>
+        </w:rPr>
+      </w:pPr>
+      <w:r>
+        <w:rPr>
+          <w:rFonts w:cs="Courier New" w:ascii="Courier New" w:hAnsi="Courier New"/>
+          <w:sz w:val="22"/>
+          <w:szCs w:val="22"/>
+          <w:lang w:val="en-US"/>
+        </w:rPr>
+        <w:t xml:space="preserve">            </w:t>
+      </w:r>
+      <w:r>
+        <w:rPr>
+          <w:rFonts w:cs="Courier New" w:ascii="Courier New" w:hAnsi="Courier New"/>
+          <w:sz w:val="22"/>
+          <w:szCs w:val="22"/>
+          <w:lang w:val="en-US"/>
+        </w:rPr>
+        <w:t>prune = True</w:t>
+      </w:r>
+    </w:p>
+    <w:p>
+      <w:pPr>
+        <w:pStyle w:val="Normal"/>
+        <w:jc w:val="both"/>
+        <w:rPr>
+          <w:rFonts w:ascii="Courier New" w:hAnsi="Courier New" w:cs="Courier New"/>
+          <w:sz w:val="22"/>
+          <w:szCs w:val="22"/>
+          <w:lang w:val="en-US"/>
+        </w:rPr>
+      </w:pPr>
+      <w:r>
+        <w:rPr>
+          <w:rFonts w:cs="Courier New" w:ascii="Courier New" w:hAnsi="Courier New"/>
+          <w:sz w:val="22"/>
+          <w:szCs w:val="22"/>
+          <w:lang w:val="en-US"/>
+        </w:rPr>
+        <w:t xml:space="preserve">        </w:t>
+      </w:r>
+      <w:r>
+        <w:rPr>
+          <w:rFonts w:cs="Courier New" w:ascii="Courier New" w:hAnsi="Courier New"/>
+          <w:sz w:val="22"/>
+          <w:szCs w:val="22"/>
+          <w:lang w:val="en-US"/>
+        </w:rPr>
+        <w:t>else:</w:t>
+      </w:r>
+    </w:p>
+    <w:p>
+      <w:pPr>
+        <w:pStyle w:val="Normal"/>
+        <w:jc w:val="both"/>
+        <w:rPr>
+          <w:rFonts w:ascii="Courier New" w:hAnsi="Courier New" w:cs="Courier New"/>
+          <w:sz w:val="22"/>
+          <w:szCs w:val="22"/>
+          <w:lang w:val="en-US"/>
+        </w:rPr>
+      </w:pPr>
+      <w:r>
+        <w:rPr>
+          <w:rFonts w:cs="Courier New" w:ascii="Courier New" w:hAnsi="Courier New"/>
+          <w:sz w:val="22"/>
+          <w:szCs w:val="22"/>
+          <w:lang w:val="en-US"/>
+        </w:rPr>
+        <w:t xml:space="preserve">            </w:t>
+      </w:r>
+      <w:r>
+        <w:rPr>
+          <w:rFonts w:cs="Courier New" w:ascii="Courier New" w:hAnsi="Courier New"/>
+          <w:sz w:val="22"/>
+          <w:szCs w:val="22"/>
+          <w:lang w:val="en-US"/>
+        </w:rPr>
+        <w:t>_, min_h, _ = first_info(heights, n)</w:t>
+      </w:r>
+    </w:p>
+    <w:p>
+      <w:pPr>
+        <w:pStyle w:val="Normal"/>
+        <w:jc w:val="both"/>
+        <w:rPr>
+          <w:rFonts w:ascii="Courier New" w:hAnsi="Courier New" w:cs="Courier New"/>
+          <w:sz w:val="22"/>
+          <w:szCs w:val="22"/>
+          <w:lang w:val="en-US"/>
+        </w:rPr>
+      </w:pPr>
+      <w:r>
+        <w:rPr>
+          <w:rFonts w:cs="Courier New" w:ascii="Courier New" w:hAnsi="Courier New"/>
+          <w:sz w:val="22"/>
+          <w:szCs w:val="22"/>
+          <w:lang w:val="en-US"/>
+        </w:rPr>
+        <w:t xml:space="preserve">            </w:t>
+      </w:r>
+      <w:r>
+        <w:rPr>
+          <w:rFonts w:cs="Courier New" w:ascii="Courier New" w:hAnsi="Courier New"/>
+          <w:sz w:val="22"/>
+          <w:szCs w:val="22"/>
+          <w:lang w:val="en-US"/>
+        </w:rPr>
+        <w:t>remain = total - filled</w:t>
+      </w:r>
+    </w:p>
+    <w:p>
+      <w:pPr>
+        <w:pStyle w:val="Normal"/>
+        <w:jc w:val="both"/>
+        <w:rPr>
+          <w:rFonts w:ascii="Courier New" w:hAnsi="Courier New" w:cs="Courier New"/>
+          <w:sz w:val="22"/>
+          <w:szCs w:val="22"/>
+          <w:lang w:val="en-US"/>
+        </w:rPr>
+      </w:pPr>
+      <w:r>
+        <w:rPr>
+          <w:rFonts w:cs="Courier New" w:ascii="Courier New" w:hAnsi="Courier New"/>
+          <w:sz w:val="22"/>
+          <w:szCs w:val="22"/>
+          <w:lang w:val="en-US"/>
+        </w:rPr>
+        <w:t xml:space="preserve">            </w:t>
+      </w:r>
+      <w:r>
+        <w:rPr>
+          <w:rFonts w:cs="Courier New" w:ascii="Courier New" w:hAnsi="Courier New"/>
+          <w:sz w:val="22"/>
+          <w:szCs w:val="22"/>
+          <w:lang w:val="en-US"/>
+        </w:rPr>
+        <w:t>max_possible = n - min_h</w:t>
+      </w:r>
+    </w:p>
+    <w:p>
+      <w:pPr>
+        <w:pStyle w:val="Normal"/>
+        <w:jc w:val="both"/>
+        <w:rPr>
+          <w:rFonts w:ascii="Courier New" w:hAnsi="Courier New" w:cs="Courier New"/>
+          <w:sz w:val="22"/>
+          <w:szCs w:val="22"/>
+          <w:lang w:val="en-US"/>
+        </w:rPr>
+      </w:pPr>
+      <w:r>
+        <w:rPr>
+          <w:rFonts w:cs="Courier New" w:ascii="Courier New" w:hAnsi="Courier New"/>
+          <w:sz w:val="22"/>
+          <w:szCs w:val="22"/>
+          <w:lang w:val="en-US"/>
+        </w:rPr>
+        <w:t xml:space="preserve">            </w:t>
+      </w:r>
+      <w:r>
+        <w:rPr>
+          <w:rFonts w:cs="Courier New" w:ascii="Courier New" w:hAnsi="Courier New"/>
+          <w:sz w:val="22"/>
+          <w:szCs w:val="22"/>
+          <w:lang w:val="en-US"/>
+        </w:rPr>
+        <w:t>low = (remain + max_possible * max_possible - 1) // (max_possible * max_possible)</w:t>
+      </w:r>
+    </w:p>
+    <w:p>
+      <w:pPr>
+        <w:pStyle w:val="Normal"/>
+        <w:jc w:val="both"/>
+        <w:rPr>
+          <w:rFonts w:ascii="Courier New" w:hAnsi="Courier New" w:cs="Courier New"/>
+          <w:sz w:val="22"/>
+          <w:szCs w:val="22"/>
+          <w:lang w:val="en-US"/>
+        </w:rPr>
+      </w:pPr>
+      <w:r>
+        <w:rPr>
+          <w:rFonts w:cs="Courier New" w:ascii="Courier New" w:hAnsi="Courier New"/>
+          <w:sz w:val="22"/>
+          <w:szCs w:val="22"/>
+          <w:lang w:val="en-US"/>
+        </w:rPr>
+      </w:r>
+    </w:p>
+    <w:p>
+      <w:pPr>
+        <w:pStyle w:val="Normal"/>
+        <w:jc w:val="both"/>
+        <w:rPr>
+          <w:rFonts w:ascii="Courier New" w:hAnsi="Courier New" w:cs="Courier New"/>
+          <w:sz w:val="22"/>
+          <w:szCs w:val="22"/>
+          <w:lang w:val="en-US"/>
+        </w:rPr>
+      </w:pPr>
+      <w:r>
+        <w:rPr>
+          <w:rFonts w:cs="Courier New" w:ascii="Courier New" w:hAnsi="Courier New"/>
+          <w:sz w:val="22"/>
+          <w:szCs w:val="22"/>
+          <w:lang w:val="en-US"/>
+        </w:rPr>
+        <w:t xml:space="preserve">            </w:t>
+      </w:r>
+      <w:r>
+        <w:rPr>
+          <w:rFonts w:cs="Courier New" w:ascii="Courier New" w:hAnsi="Courier New"/>
+          <w:sz w:val="22"/>
+          <w:szCs w:val="22"/>
+          <w:lang w:val="en-US"/>
+        </w:rPr>
+        <w:t>if used + low &gt;= best_count:</w:t>
+      </w:r>
+    </w:p>
+    <w:p>
+      <w:pPr>
+        <w:pStyle w:val="Normal"/>
+        <w:jc w:val="both"/>
+        <w:rPr>
+          <w:rFonts w:ascii="Courier New" w:hAnsi="Courier New" w:cs="Courier New"/>
+          <w:sz w:val="22"/>
+          <w:szCs w:val="22"/>
+          <w:lang w:val="en-US"/>
+        </w:rPr>
+      </w:pPr>
+      <w:r>
+        <w:rPr>
+          <w:rFonts w:cs="Courier New" w:ascii="Courier New" w:hAnsi="Courier New"/>
+          <w:sz w:val="22"/>
+          <w:szCs w:val="22"/>
+          <w:lang w:val="en-US"/>
+        </w:rPr>
+        <w:t xml:space="preserve">                </w:t>
+      </w:r>
+      <w:r>
+        <w:rPr>
+          <w:rFonts w:cs="Courier New" w:ascii="Courier New" w:hAnsi="Courier New"/>
+          <w:sz w:val="22"/>
+          <w:szCs w:val="22"/>
+          <w:lang w:val="en-US"/>
+        </w:rPr>
+        <w:t>prune = True</w:t>
+      </w:r>
+    </w:p>
+    <w:p>
+      <w:pPr>
+        <w:pStyle w:val="Normal"/>
+        <w:jc w:val="both"/>
+        <w:rPr>
+          <w:rFonts w:ascii="Courier New" w:hAnsi="Courier New" w:cs="Courier New"/>
+          <w:sz w:val="22"/>
+          <w:szCs w:val="22"/>
+          <w:lang w:val="en-US"/>
+        </w:rPr>
+      </w:pPr>
+      <w:r>
+        <w:rPr>
+          <w:rFonts w:cs="Courier New" w:ascii="Courier New" w:hAnsi="Courier New"/>
+          <w:sz w:val="22"/>
+          <w:szCs w:val="22"/>
+          <w:lang w:val="en-US"/>
+        </w:rPr>
+        <w:t xml:space="preserve">            </w:t>
+      </w:r>
+      <w:r>
+        <w:rPr>
+          <w:rFonts w:cs="Courier New" w:ascii="Courier New" w:hAnsi="Courier New"/>
+          <w:sz w:val="22"/>
+          <w:szCs w:val="22"/>
+          <w:lang w:val="en-US"/>
+        </w:rPr>
+        <w:t>else:</w:t>
+      </w:r>
+    </w:p>
+    <w:p>
+      <w:pPr>
+        <w:pStyle w:val="Normal"/>
+        <w:jc w:val="both"/>
+        <w:rPr>
+          <w:rFonts w:ascii="Courier New" w:hAnsi="Courier New" w:cs="Courier New"/>
+          <w:sz w:val="22"/>
+          <w:szCs w:val="22"/>
+          <w:lang w:val="en-US"/>
+        </w:rPr>
+      </w:pPr>
+      <w:r>
+        <w:rPr>
+          <w:rFonts w:cs="Courier New" w:ascii="Courier New" w:hAnsi="Courier New"/>
+          <w:sz w:val="22"/>
+          <w:szCs w:val="22"/>
+          <w:lang w:val="en-US"/>
+        </w:rPr>
+        <w:t xml:space="preserve">                </w:t>
+      </w:r>
+      <w:r>
+        <w:rPr>
+          <w:rFonts w:cs="Courier New" w:ascii="Courier New" w:hAnsi="Courier New"/>
+          <w:sz w:val="22"/>
+          <w:szCs w:val="22"/>
+          <w:lang w:val="en-US"/>
+        </w:rPr>
+        <w:t>key = tuple(heights)</w:t>
+      </w:r>
+    </w:p>
+    <w:p>
+      <w:pPr>
+        <w:pStyle w:val="Normal"/>
+        <w:jc w:val="both"/>
+        <w:rPr>
+          <w:rFonts w:ascii="Courier New" w:hAnsi="Courier New" w:cs="Courier New"/>
+          <w:sz w:val="22"/>
+          <w:szCs w:val="22"/>
+          <w:lang w:val="en-US"/>
+        </w:rPr>
+      </w:pPr>
+      <w:r>
+        <w:rPr>
+          <w:rFonts w:cs="Courier New" w:ascii="Courier New" w:hAnsi="Courier New"/>
+          <w:sz w:val="22"/>
+          <w:szCs w:val="22"/>
+          <w:lang w:val="en-US"/>
+        </w:rPr>
+        <w:t xml:space="preserve">                </w:t>
+      </w:r>
+      <w:r>
+        <w:rPr>
+          <w:rFonts w:cs="Courier New" w:ascii="Courier New" w:hAnsi="Courier New"/>
+          <w:sz w:val="22"/>
+          <w:szCs w:val="22"/>
+          <w:lang w:val="en-US"/>
+        </w:rPr>
+        <w:t>prev = memo.get(key)</w:t>
+      </w:r>
+    </w:p>
+    <w:p>
+      <w:pPr>
+        <w:pStyle w:val="Normal"/>
+        <w:jc w:val="both"/>
+        <w:rPr>
+          <w:rFonts w:ascii="Courier New" w:hAnsi="Courier New" w:cs="Courier New"/>
+          <w:sz w:val="22"/>
+          <w:szCs w:val="22"/>
+          <w:lang w:val="en-US"/>
+        </w:rPr>
+      </w:pPr>
+      <w:r>
+        <w:rPr>
+          <w:rFonts w:cs="Courier New" w:ascii="Courier New" w:hAnsi="Courier New"/>
+          <w:sz w:val="22"/>
+          <w:szCs w:val="22"/>
+          <w:lang w:val="en-US"/>
+        </w:rPr>
+        <w:t xml:space="preserve">                </w:t>
+      </w:r>
+      <w:r>
+        <w:rPr>
+          <w:rFonts w:cs="Courier New" w:ascii="Courier New" w:hAnsi="Courier New"/>
+          <w:sz w:val="22"/>
+          <w:szCs w:val="22"/>
+          <w:lang w:val="en-US"/>
+        </w:rPr>
+        <w:t>if prev is not None and prev &lt;= used:</w:t>
       </w:r>
     </w:p>
     <w:p>
@@ -3066,7 +5412,37 @@
           <w:szCs w:val="22"/>
           <w:lang w:val="en-US"/>
         </w:rPr>
-        <w:t>mh = hh[i]</w:t>
+        <w:t>prune = True</w:t>
+      </w:r>
+    </w:p>
+    <w:p>
+      <w:pPr>
+        <w:pStyle w:val="Normal"/>
+        <w:jc w:val="both"/>
+        <w:rPr>
+          <w:rFonts w:ascii="Courier New" w:hAnsi="Courier New" w:cs="Courier New"/>
+          <w:sz w:val="22"/>
+          <w:szCs w:val="22"/>
+          <w:lang w:val="en-US"/>
+        </w:rPr>
+      </w:pPr>
+      <w:r>
+        <w:rPr>
+          <w:rFonts w:cs="Courier New" w:ascii="Courier New" w:hAnsi="Courier New"/>
+          <w:sz w:val="22"/>
+          <w:szCs w:val="22"/>
+          <w:lang w:val="en-US"/>
+        </w:rPr>
+        <w:t xml:space="preserve">                </w:t>
+      </w:r>
+      <w:r>
+        <w:rPr>
+          <w:rFonts w:cs="Courier New" w:ascii="Courier New" w:hAnsi="Courier New"/>
+          <w:sz w:val="22"/>
+          <w:szCs w:val="22"/>
+          <w:lang w:val="en-US"/>
+        </w:rPr>
+        <w:t>else:</w:t>
       </w:r>
     </w:p>
     <w:p>
@@ -3096,7 +5472,57 @@
           <w:szCs w:val="22"/>
           <w:lang w:val="en-US"/>
         </w:rPr>
-        <w:t>x = i</w:t>
+        <w:t>memo[key] = used</w:t>
+      </w:r>
+    </w:p>
+    <w:p>
+      <w:pPr>
+        <w:pStyle w:val="Normal"/>
+        <w:jc w:val="both"/>
+        <w:rPr>
+          <w:rFonts w:ascii="Courier New" w:hAnsi="Courier New" w:cs="Courier New"/>
+          <w:sz w:val="22"/>
+          <w:szCs w:val="22"/>
+          <w:lang w:val="en-US"/>
+        </w:rPr>
+      </w:pPr>
+      <w:r>
+        <w:rPr>
+          <w:rFonts w:cs="Courier New" w:ascii="Courier New" w:hAnsi="Courier New"/>
+          <w:sz w:val="22"/>
+          <w:szCs w:val="22"/>
+          <w:lang w:val="en-US"/>
+        </w:rPr>
+      </w:r>
+    </w:p>
+    <w:p>
+      <w:pPr>
+        <w:pStyle w:val="Normal"/>
+        <w:jc w:val="both"/>
+        <w:rPr>
+          <w:rFonts w:ascii="Courier New" w:hAnsi="Courier New" w:cs="Courier New"/>
+          <w:sz w:val="22"/>
+          <w:szCs w:val="22"/>
+          <w:lang w:val="en-US"/>
+        </w:rPr>
+      </w:pPr>
+      <w:r>
+        <w:rPr>
+          <w:rFonts w:cs="Courier New" w:ascii="Courier New" w:hAnsi="Courier New"/>
+          <w:sz w:val="22"/>
+          <w:szCs w:val="22"/>
+          <w:lang w:val="en-US"/>
+        </w:rPr>
+        <w:t xml:space="preserve">        </w:t>
+      </w:r>
+      <w:r>
+        <w:rPr>
+          <w:rFonts w:cs="Courier New" w:ascii="Courier New" w:hAnsi="Courier New"/>
+          <w:sz w:val="22"/>
+          <w:szCs w:val="22"/>
+          <w:lang w:val="en-US"/>
+        </w:rPr>
+        <w:t>if prune:</w:t>
       </w:r>
     </w:p>
     <w:p>
@@ -3126,7 +5552,67 @@
           <w:szCs w:val="22"/>
           <w:lang w:val="en-US"/>
         </w:rPr>
-        <w:t>if mh == N:</w:t>
+        <w:t>current.pop()</w:t>
+      </w:r>
+    </w:p>
+    <w:p>
+      <w:pPr>
+        <w:pStyle w:val="Normal"/>
+        <w:jc w:val="both"/>
+        <w:rPr>
+          <w:rFonts w:ascii="Courier New" w:hAnsi="Courier New" w:cs="Courier New"/>
+          <w:sz w:val="22"/>
+          <w:szCs w:val="22"/>
+          <w:lang w:val="en-US"/>
+        </w:rPr>
+      </w:pPr>
+      <w:r>
+        <w:rPr>
+          <w:rFonts w:cs="Courier New" w:ascii="Courier New" w:hAnsi="Courier New"/>
+          <w:sz w:val="22"/>
+          <w:szCs w:val="22"/>
+          <w:lang w:val="en-US"/>
+        </w:rPr>
+        <w:t xml:space="preserve">            </w:t>
+      </w:r>
+      <w:r>
+        <w:rPr>
+          <w:rFonts w:cs="Courier New" w:ascii="Courier New" w:hAnsi="Courier New"/>
+          <w:sz w:val="22"/>
+          <w:szCs w:val="22"/>
+          <w:lang w:val="en-US"/>
+        </w:rPr>
+        <w:t>filled -= s * s</w:t>
+      </w:r>
+    </w:p>
+    <w:p>
+      <w:pPr>
+        <w:pStyle w:val="Normal"/>
+        <w:jc w:val="both"/>
+        <w:rPr>
+          <w:rFonts w:ascii="Courier New" w:hAnsi="Courier New" w:cs="Courier New"/>
+          <w:sz w:val="22"/>
+          <w:szCs w:val="22"/>
+          <w:lang w:val="en-US"/>
+        </w:rPr>
+      </w:pPr>
+      <w:r>
+        <w:rPr>
+          <w:rFonts w:cs="Courier New" w:ascii="Courier New" w:hAnsi="Courier New"/>
+          <w:sz w:val="22"/>
+          <w:szCs w:val="22"/>
+          <w:lang w:val="en-US"/>
+        </w:rPr>
+        <w:t xml:space="preserve">            </w:t>
+      </w:r>
+      <w:r>
+        <w:rPr>
+          <w:rFonts w:cs="Courier New" w:ascii="Courier New" w:hAnsi="Courier New"/>
+          <w:sz w:val="22"/>
+          <w:szCs w:val="22"/>
+          <w:lang w:val="en-US"/>
+        </w:rPr>
+        <w:t>for j in range(pos, pos + s):</w:t>
       </w:r>
     </w:p>
     <w:p>
@@ -3156,27 +5642,7 @@
           <w:szCs w:val="22"/>
           <w:lang w:val="en-US"/>
         </w:rPr>
-        <w:t>break</w:t>
-      </w:r>
-    </w:p>
-    <w:p>
-      <w:pPr>
-        <w:pStyle w:val="Normal"/>
-        <w:jc w:val="both"/>
-        <w:rPr>
-          <w:rFonts w:ascii="Courier New" w:hAnsi="Courier New" w:cs="Courier New"/>
-          <w:sz w:val="22"/>
-          <w:szCs w:val="22"/>
-          <w:lang w:val="en-US"/>
-        </w:rPr>
-      </w:pPr>
-      <w:r>
-        <w:rPr>
-          <w:rFonts w:cs="Courier New" w:ascii="Courier New" w:hAnsi="Courier New"/>
-          <w:sz w:val="22"/>
-          <w:szCs w:val="22"/>
-          <w:lang w:val="en-US"/>
-        </w:rPr>
+        <w:t>heights[j] -= s</w:t>
       </w:r>
     </w:p>
     <w:p>
@@ -3206,337 +5672,7 @@
           <w:szCs w:val="22"/>
           <w:lang w:val="en-US"/>
         </w:rPr>
-        <w:t>y = mh</w:t>
-      </w:r>
-    </w:p>
-    <w:p>
-      <w:pPr>
-        <w:pStyle w:val="Normal"/>
-        <w:jc w:val="both"/>
-        <w:rPr>
-          <w:rFonts w:ascii="Courier New" w:hAnsi="Courier New" w:cs="Courier New"/>
-          <w:sz w:val="22"/>
-          <w:szCs w:val="22"/>
-          <w:lang w:val="en-US"/>
-        </w:rPr>
-      </w:pPr>
-      <w:r>
-        <w:rPr>
-          <w:rFonts w:cs="Courier New" w:ascii="Courier New" w:hAnsi="Courier New"/>
-          <w:sz w:val="22"/>
-          <w:szCs w:val="22"/>
-          <w:lang w:val="en-US"/>
-        </w:rPr>
-      </w:r>
-    </w:p>
-    <w:p>
-      <w:pPr>
-        <w:pStyle w:val="Normal"/>
-        <w:jc w:val="both"/>
-        <w:rPr>
-          <w:rFonts w:ascii="Courier New" w:hAnsi="Courier New" w:cs="Courier New"/>
-          <w:sz w:val="22"/>
-          <w:szCs w:val="22"/>
-          <w:lang w:val="en-US"/>
-        </w:rPr>
-      </w:pPr>
-      <w:r>
-        <w:rPr>
-          <w:rFonts w:cs="Courier New" w:ascii="Courier New" w:hAnsi="Courier New"/>
-          <w:sz w:val="22"/>
-          <w:szCs w:val="22"/>
-          <w:lang w:val="en-US"/>
-        </w:rPr>
-        <w:t xml:space="preserve">            </w:t>
-      </w:r>
-      <w:r>
-        <w:rPr>
-          <w:rFonts w:cs="Courier New" w:ascii="Courier New" w:hAnsi="Courier New"/>
-          <w:sz w:val="22"/>
-          <w:szCs w:val="22"/>
-          <w:lang w:val="en-US"/>
-        </w:rPr>
-        <w:t>maxw = 0</w:t>
-      </w:r>
-    </w:p>
-    <w:p>
-      <w:pPr>
-        <w:pStyle w:val="Normal"/>
-        <w:jc w:val="both"/>
-        <w:rPr>
-          <w:rFonts w:ascii="Courier New" w:hAnsi="Courier New" w:cs="Courier New"/>
-          <w:sz w:val="22"/>
-          <w:szCs w:val="22"/>
-          <w:lang w:val="en-US"/>
-        </w:rPr>
-      </w:pPr>
-      <w:r>
-        <w:rPr>
-          <w:rFonts w:cs="Courier New" w:ascii="Courier New" w:hAnsi="Courier New"/>
-          <w:sz w:val="22"/>
-          <w:szCs w:val="22"/>
-          <w:lang w:val="en-US"/>
-        </w:rPr>
-        <w:t xml:space="preserve">            </w:t>
-      </w:r>
-      <w:r>
-        <w:rPr>
-          <w:rFonts w:cs="Courier New" w:ascii="Courier New" w:hAnsi="Courier New"/>
-          <w:sz w:val="22"/>
-          <w:szCs w:val="22"/>
-          <w:lang w:val="en-US"/>
-        </w:rPr>
-        <w:t>while x + maxw &lt; N and hh[x + maxw] == mh:</w:t>
-      </w:r>
-    </w:p>
-    <w:p>
-      <w:pPr>
-        <w:pStyle w:val="Normal"/>
-        <w:jc w:val="both"/>
-        <w:rPr>
-          <w:rFonts w:ascii="Courier New" w:hAnsi="Courier New" w:cs="Courier New"/>
-          <w:sz w:val="22"/>
-          <w:szCs w:val="22"/>
-          <w:lang w:val="en-US"/>
-        </w:rPr>
-      </w:pPr>
-      <w:r>
-        <w:rPr>
-          <w:rFonts w:cs="Courier New" w:ascii="Courier New" w:hAnsi="Courier New"/>
-          <w:sz w:val="22"/>
-          <w:szCs w:val="22"/>
-          <w:lang w:val="en-US"/>
-        </w:rPr>
-        <w:t xml:space="preserve">                </w:t>
-      </w:r>
-      <w:r>
-        <w:rPr>
-          <w:rFonts w:cs="Courier New" w:ascii="Courier New" w:hAnsi="Courier New"/>
-          <w:sz w:val="22"/>
-          <w:szCs w:val="22"/>
-          <w:lang w:val="en-US"/>
-        </w:rPr>
-        <w:t>maxw += 1</w:t>
-      </w:r>
-    </w:p>
-    <w:p>
-      <w:pPr>
-        <w:pStyle w:val="Normal"/>
-        <w:jc w:val="both"/>
-        <w:rPr>
-          <w:rFonts w:ascii="Courier New" w:hAnsi="Courier New" w:cs="Courier New"/>
-          <w:sz w:val="22"/>
-          <w:szCs w:val="22"/>
-          <w:lang w:val="en-US"/>
-        </w:rPr>
-      </w:pPr>
-      <w:r>
-        <w:rPr>
-          <w:rFonts w:cs="Courier New" w:ascii="Courier New" w:hAnsi="Courier New"/>
-          <w:sz w:val="22"/>
-          <w:szCs w:val="22"/>
-          <w:lang w:val="en-US"/>
-        </w:rPr>
-      </w:r>
-    </w:p>
-    <w:p>
-      <w:pPr>
-        <w:pStyle w:val="Normal"/>
-        <w:jc w:val="both"/>
-        <w:rPr>
-          <w:rFonts w:ascii="Courier New" w:hAnsi="Courier New" w:cs="Courier New"/>
-          <w:sz w:val="22"/>
-          <w:szCs w:val="22"/>
-          <w:lang w:val="en-US"/>
-        </w:rPr>
-      </w:pPr>
-      <w:r>
-        <w:rPr>
-          <w:rFonts w:cs="Courier New" w:ascii="Courier New" w:hAnsi="Courier New"/>
-          <w:sz w:val="22"/>
-          <w:szCs w:val="22"/>
-          <w:lang w:val="en-US"/>
-        </w:rPr>
-        <w:t xml:space="preserve">            </w:t>
-      </w:r>
-      <w:r>
-        <w:rPr>
-          <w:rFonts w:cs="Courier New" w:ascii="Courier New" w:hAnsi="Courier New"/>
-          <w:sz w:val="22"/>
-          <w:szCs w:val="22"/>
-          <w:lang w:val="en-US"/>
-        </w:rPr>
-        <w:t>k = min(maxw, N - y)</w:t>
-      </w:r>
-    </w:p>
-    <w:p>
-      <w:pPr>
-        <w:pStyle w:val="Normal"/>
-        <w:jc w:val="both"/>
-        <w:rPr>
-          <w:rFonts w:ascii="Courier New" w:hAnsi="Courier New" w:cs="Courier New"/>
-          <w:sz w:val="22"/>
-          <w:szCs w:val="22"/>
-          <w:lang w:val="en-US"/>
-        </w:rPr>
-      </w:pPr>
-      <w:r>
-        <w:rPr>
-          <w:rFonts w:cs="Courier New" w:ascii="Courier New" w:hAnsi="Courier New"/>
-          <w:sz w:val="22"/>
-          <w:szCs w:val="22"/>
-          <w:lang w:val="en-US"/>
-        </w:rPr>
-        <w:t xml:space="preserve">            </w:t>
-      </w:r>
-      <w:r>
-        <w:rPr>
-          <w:rFonts w:cs="Courier New" w:ascii="Courier New" w:hAnsi="Courier New"/>
-          <w:sz w:val="22"/>
-          <w:szCs w:val="22"/>
-          <w:lang w:val="en-US"/>
-        </w:rPr>
-        <w:t>if x == 0 and y == 0 and k == N:</w:t>
-      </w:r>
-    </w:p>
-    <w:p>
-      <w:pPr>
-        <w:pStyle w:val="Normal"/>
-        <w:jc w:val="both"/>
-        <w:rPr>
-          <w:rFonts w:ascii="Courier New" w:hAnsi="Courier New" w:cs="Courier New"/>
-          <w:sz w:val="22"/>
-          <w:szCs w:val="22"/>
-          <w:lang w:val="en-US"/>
-        </w:rPr>
-      </w:pPr>
-      <w:r>
-        <w:rPr>
-          <w:rFonts w:cs="Courier New" w:ascii="Courier New" w:hAnsi="Courier New"/>
-          <w:sz w:val="22"/>
-          <w:szCs w:val="22"/>
-          <w:lang w:val="en-US"/>
-        </w:rPr>
-        <w:t xml:space="preserve">                </w:t>
-      </w:r>
-      <w:r>
-        <w:rPr>
-          <w:rFonts w:cs="Courier New" w:ascii="Courier New" w:hAnsi="Courier New"/>
-          <w:sz w:val="22"/>
-          <w:szCs w:val="22"/>
-          <w:lang w:val="en-US"/>
-        </w:rPr>
-        <w:t>k = N - 1</w:t>
-      </w:r>
-    </w:p>
-    <w:p>
-      <w:pPr>
-        <w:pStyle w:val="Normal"/>
-        <w:jc w:val="both"/>
-        <w:rPr>
-          <w:rFonts w:ascii="Courier New" w:hAnsi="Courier New" w:cs="Courier New"/>
-          <w:sz w:val="22"/>
-          <w:szCs w:val="22"/>
-          <w:lang w:val="en-US"/>
-        </w:rPr>
-      </w:pPr>
-      <w:r>
-        <w:rPr>
-          <w:rFonts w:cs="Courier New" w:ascii="Courier New" w:hAnsi="Courier New"/>
-          <w:sz w:val="22"/>
-          <w:szCs w:val="22"/>
-          <w:lang w:val="en-US"/>
-        </w:rPr>
-      </w:r>
-    </w:p>
-    <w:p>
-      <w:pPr>
-        <w:pStyle w:val="Normal"/>
-        <w:jc w:val="both"/>
-        <w:rPr>
-          <w:rFonts w:ascii="Courier New" w:hAnsi="Courier New" w:cs="Courier New"/>
-          <w:sz w:val="22"/>
-          <w:szCs w:val="22"/>
-          <w:lang w:val="en-US"/>
-        </w:rPr>
-      </w:pPr>
-      <w:r>
-        <w:rPr>
-          <w:rFonts w:cs="Courier New" w:ascii="Courier New" w:hAnsi="Courier New"/>
-          <w:sz w:val="22"/>
-          <w:szCs w:val="22"/>
-          <w:lang w:val="en-US"/>
-        </w:rPr>
-        <w:t xml:space="preserve">            </w:t>
-      </w:r>
-      <w:r>
-        <w:rPr>
-          <w:rFonts w:cs="Courier New" w:ascii="Courier New" w:hAnsi="Courier New"/>
-          <w:sz w:val="22"/>
-          <w:szCs w:val="22"/>
-          <w:lang w:val="en-US"/>
-        </w:rPr>
-        <w:t>for i in range(x, x + k):</w:t>
-      </w:r>
-    </w:p>
-    <w:p>
-      <w:pPr>
-        <w:pStyle w:val="Normal"/>
-        <w:jc w:val="both"/>
-        <w:rPr>
-          <w:rFonts w:ascii="Courier New" w:hAnsi="Courier New" w:cs="Courier New"/>
-          <w:sz w:val="22"/>
-          <w:szCs w:val="22"/>
-          <w:lang w:val="en-US"/>
-        </w:rPr>
-      </w:pPr>
-      <w:r>
-        <w:rPr>
-          <w:rFonts w:cs="Courier New" w:ascii="Courier New" w:hAnsi="Courier New"/>
-          <w:sz w:val="22"/>
-          <w:szCs w:val="22"/>
-          <w:lang w:val="en-US"/>
-        </w:rPr>
-        <w:t xml:space="preserve">                </w:t>
-      </w:r>
-      <w:r>
-        <w:rPr>
-          <w:rFonts w:cs="Courier New" w:ascii="Courier New" w:hAnsi="Courier New"/>
-          <w:sz w:val="22"/>
-          <w:szCs w:val="22"/>
-          <w:lang w:val="en-US"/>
-        </w:rPr>
-        <w:t>hh[i] += k</w:t>
-      </w:r>
-    </w:p>
-    <w:p>
-      <w:pPr>
-        <w:pStyle w:val="Normal"/>
-        <w:jc w:val="both"/>
-        <w:rPr>
-          <w:rFonts w:ascii="Courier New" w:hAnsi="Courier New" w:cs="Courier New"/>
-          <w:sz w:val="22"/>
-          <w:szCs w:val="22"/>
-          <w:lang w:val="en-US"/>
-        </w:rPr>
-      </w:pPr>
-      <w:r>
-        <w:rPr>
-          <w:rFonts w:cs="Courier New" w:ascii="Courier New" w:hAnsi="Courier New"/>
-          <w:sz w:val="22"/>
-          <w:szCs w:val="22"/>
-          <w:lang w:val="en-US"/>
-        </w:rPr>
-        <w:t xml:space="preserve">            </w:t>
-      </w:r>
-      <w:r>
-        <w:rPr>
-          <w:rFonts w:cs="Courier New" w:ascii="Courier New" w:hAnsi="Courier New"/>
-          <w:sz w:val="22"/>
-          <w:szCs w:val="22"/>
-          <w:lang w:val="en-US"/>
-        </w:rPr>
-        <w:t>tt.append((x + 1, y + 1, k))</w:t>
+        <w:t>continue</w:t>
       </w:r>
     </w:p>
     <w:p>
@@ -3586,7 +5722,37 @@
           <w:szCs w:val="22"/>
           <w:lang w:val="en-US"/>
         </w:rPr>
-        <w:t>return len(tt), tt</w:t>
+        <w:t>pos2, h2, max_size2 = first_info(heights, n)</w:t>
+      </w:r>
+    </w:p>
+    <w:p>
+      <w:pPr>
+        <w:pStyle w:val="Normal"/>
+        <w:jc w:val="both"/>
+        <w:rPr>
+          <w:rFonts w:ascii="Courier New" w:hAnsi="Courier New" w:cs="Courier New"/>
+          <w:sz w:val="22"/>
+          <w:szCs w:val="22"/>
+          <w:lang w:val="en-US"/>
+        </w:rPr>
+      </w:pPr>
+      <w:r>
+        <w:rPr>
+          <w:rFonts w:cs="Courier New" w:ascii="Courier New" w:hAnsi="Courier New"/>
+          <w:sz w:val="22"/>
+          <w:szCs w:val="22"/>
+          <w:lang w:val="en-US"/>
+        </w:rPr>
+        <w:t xml:space="preserve">        </w:t>
+      </w:r>
+      <w:r>
+        <w:rPr>
+          <w:rFonts w:cs="Courier New" w:ascii="Courier New" w:hAnsi="Courier New"/>
+          <w:sz w:val="22"/>
+          <w:szCs w:val="22"/>
+          <w:lang w:val="en-US"/>
+        </w:rPr>
+        <w:t>stack.append([pos2, h2, max_size2, 1, h, pos, s])</w:t>
       </w:r>
     </w:p>
     <w:p>
@@ -3636,27 +5802,151 @@
           <w:szCs w:val="22"/>
           <w:lang w:val="en-US"/>
         </w:rPr>
-        <w:t>best_k, best_tiles = Big_k(N)</w:t>
-      </w:r>
-    </w:p>
-    <w:p>
-      <w:pPr>
-        <w:pStyle w:val="Normal"/>
-        <w:jc w:val="both"/>
-        <w:rPr>
-          <w:rFonts w:ascii="Courier New" w:hAnsi="Courier New" w:cs="Courier New"/>
-          <w:sz w:val="22"/>
-          <w:szCs w:val="22"/>
-          <w:lang w:val="en-US"/>
-        </w:rPr>
-      </w:pPr>
-      <w:r>
-        <w:rPr>
-          <w:rFonts w:cs="Courier New" w:ascii="Courier New" w:hAnsi="Courier New"/>
-          <w:sz w:val="22"/>
-          <w:szCs w:val="22"/>
-          <w:lang w:val="en-US"/>
-        </w:rPr>
+        <w:t>return best</w:t>
+      </w:r>
+    </w:p>
+    <w:p>
+      <w:pPr>
+        <w:pStyle w:val="Normal"/>
+        <w:jc w:val="both"/>
+        <w:rPr>
+          <w:rFonts w:ascii="Courier New" w:hAnsi="Courier New" w:cs="Courier New"/>
+          <w:sz w:val="22"/>
+          <w:szCs w:val="22"/>
+          <w:lang w:val="en-US"/>
+        </w:rPr>
+      </w:pPr>
+      <w:r>
+        <w:rPr>
+          <w:rFonts w:cs="Courier New" w:ascii="Courier New" w:hAnsi="Courier New"/>
+          <w:sz w:val="22"/>
+          <w:szCs w:val="22"/>
+          <w:lang w:val="en-US"/>
+        </w:rPr>
+      </w:r>
+    </w:p>
+    <w:p>
+      <w:pPr>
+        <w:pStyle w:val="Normal"/>
+        <w:jc w:val="both"/>
+        <w:rPr>
+          <w:rFonts w:ascii="Courier New" w:hAnsi="Courier New" w:cs="Courier New"/>
+          <w:sz w:val="22"/>
+          <w:szCs w:val="22"/>
+          <w:lang w:val="en-US"/>
+        </w:rPr>
+      </w:pPr>
+      <w:r>
+        <w:rPr>
+          <w:rFonts w:cs="Courier New" w:ascii="Courier New" w:hAnsi="Courier New"/>
+          <w:sz w:val="22"/>
+          <w:szCs w:val="22"/>
+          <w:lang w:val="en-US"/>
+        </w:rPr>
+      </w:r>
+    </w:p>
+    <w:p>
+      <w:pPr>
+        <w:pStyle w:val="Normal"/>
+        <w:jc w:val="both"/>
+        <w:rPr>
+          <w:rFonts w:ascii="Courier New" w:hAnsi="Courier New" w:cs="Courier New"/>
+          <w:sz w:val="22"/>
+          <w:szCs w:val="22"/>
+          <w:lang w:val="en-US"/>
+        </w:rPr>
+      </w:pPr>
+      <w:r>
+        <w:rPr>
+          <w:rFonts w:cs="Courier New" w:ascii="Courier New" w:hAnsi="Courier New"/>
+          <w:sz w:val="22"/>
+          <w:szCs w:val="22"/>
+          <w:lang w:val="en-US"/>
+        </w:rPr>
+        <w:t>n = int(input())</w:t>
+      </w:r>
+    </w:p>
+    <w:p>
+      <w:pPr>
+        <w:pStyle w:val="Normal"/>
+        <w:jc w:val="both"/>
+        <w:rPr>
+          <w:rFonts w:ascii="Courier New" w:hAnsi="Courier New" w:cs="Courier New"/>
+          <w:sz w:val="22"/>
+          <w:szCs w:val="22"/>
+          <w:lang w:val="en-US"/>
+        </w:rPr>
+      </w:pPr>
+      <w:r>
+        <w:rPr>
+          <w:rFonts w:cs="Courier New" w:ascii="Courier New" w:hAnsi="Courier New"/>
+          <w:sz w:val="22"/>
+          <w:szCs w:val="22"/>
+          <w:lang w:val="en-US"/>
+        </w:rPr>
+        <w:t>ans = solve(n)</w:t>
+      </w:r>
+    </w:p>
+    <w:p>
+      <w:pPr>
+        <w:pStyle w:val="Normal"/>
+        <w:jc w:val="both"/>
+        <w:rPr>
+          <w:rFonts w:ascii="Courier New" w:hAnsi="Courier New" w:cs="Courier New"/>
+          <w:sz w:val="22"/>
+          <w:szCs w:val="22"/>
+          <w:lang w:val="en-US"/>
+        </w:rPr>
+      </w:pPr>
+      <w:r>
+        <w:rPr>
+          <w:rFonts w:cs="Courier New" w:ascii="Courier New" w:hAnsi="Courier New"/>
+          <w:sz w:val="22"/>
+          <w:szCs w:val="22"/>
+          <w:lang w:val="en-US"/>
+        </w:rPr>
+      </w:r>
+    </w:p>
+    <w:p>
+      <w:pPr>
+        <w:pStyle w:val="Normal"/>
+        <w:jc w:val="both"/>
+        <w:rPr>
+          <w:rFonts w:ascii="Courier New" w:hAnsi="Courier New" w:cs="Courier New"/>
+          <w:sz w:val="22"/>
+          <w:szCs w:val="22"/>
+          <w:lang w:val="en-US"/>
+        </w:rPr>
+      </w:pPr>
+      <w:r>
+        <w:rPr>
+          <w:rFonts w:cs="Courier New" w:ascii="Courier New" w:hAnsi="Courier New"/>
+          <w:sz w:val="22"/>
+          <w:szCs w:val="22"/>
+          <w:lang w:val="en-US"/>
+        </w:rPr>
+        <w:t>print(len(ans))</w:t>
+      </w:r>
+    </w:p>
+    <w:p>
+      <w:pPr>
+        <w:pStyle w:val="Normal"/>
+        <w:jc w:val="both"/>
+        <w:rPr>
+          <w:rFonts w:ascii="Courier New" w:hAnsi="Courier New" w:cs="Courier New"/>
+          <w:sz w:val="22"/>
+          <w:szCs w:val="22"/>
+          <w:lang w:val="en-US"/>
+        </w:rPr>
+      </w:pPr>
+      <w:r>
+        <w:rPr>
+          <w:rFonts w:cs="Courier New" w:ascii="Courier New" w:hAnsi="Courier New"/>
+          <w:sz w:val="22"/>
+          <w:szCs w:val="22"/>
+          <w:lang w:val="en-US"/>
+        </w:rPr>
+        <w:t>for r, c, s in ans:</w:t>
       </w:r>
     </w:p>
     <w:p>
@@ -3686,1649 +5976,7 @@
           <w:szCs w:val="22"/>
           <w:lang w:val="en-US"/>
         </w:rPr>
-        <w:t>max_sq_area = (N - 1) * (N - 1)</w:t>
-      </w:r>
-    </w:p>
-    <w:p>
-      <w:pPr>
-        <w:pStyle w:val="Normal"/>
-        <w:jc w:val="both"/>
-        <w:rPr>
-          <w:rFonts w:ascii="Courier New" w:hAnsi="Courier New" w:cs="Courier New"/>
-          <w:sz w:val="22"/>
-          <w:szCs w:val="22"/>
-          <w:lang w:val="en-US"/>
-        </w:rPr>
-      </w:pPr>
-      <w:r>
-        <w:rPr>
-          <w:rFonts w:cs="Courier New" w:ascii="Courier New" w:hAnsi="Courier New"/>
-          <w:sz w:val="22"/>
-          <w:szCs w:val="22"/>
-          <w:lang w:val="en-US"/>
-        </w:rPr>
-        <w:t xml:space="preserve">    </w:t>
-      </w:r>
-      <w:r>
-        <w:rPr>
-          <w:rFonts w:cs="Courier New" w:ascii="Courier New" w:hAnsi="Courier New"/>
-          <w:sz w:val="22"/>
-          <w:szCs w:val="22"/>
-          <w:lang w:val="en-US"/>
-        </w:rPr>
-        <w:t>total_area = N * N</w:t>
-      </w:r>
-    </w:p>
-    <w:p>
-      <w:pPr>
-        <w:pStyle w:val="Normal"/>
-        <w:jc w:val="both"/>
-        <w:rPr>
-          <w:rFonts w:ascii="Courier New" w:hAnsi="Courier New" w:cs="Courier New"/>
-          <w:sz w:val="22"/>
-          <w:szCs w:val="22"/>
-          <w:lang w:val="en-US"/>
-        </w:rPr>
-      </w:pPr>
-      <w:r>
-        <w:rPr>
-          <w:rFonts w:cs="Courier New" w:ascii="Courier New" w:hAnsi="Courier New"/>
-          <w:sz w:val="22"/>
-          <w:szCs w:val="22"/>
-          <w:lang w:val="en-US"/>
-        </w:rPr>
-      </w:r>
-    </w:p>
-    <w:p>
-      <w:pPr>
-        <w:pStyle w:val="Normal"/>
-        <w:jc w:val="both"/>
-        <w:rPr>
-          <w:rFonts w:ascii="Courier New" w:hAnsi="Courier New" w:cs="Courier New"/>
-          <w:sz w:val="22"/>
-          <w:szCs w:val="22"/>
-          <w:lang w:val="en-US"/>
-        </w:rPr>
-      </w:pPr>
-      <w:r>
-        <w:rPr>
-          <w:rFonts w:cs="Courier New" w:ascii="Courier New" w:hAnsi="Courier New"/>
-          <w:sz w:val="22"/>
-          <w:szCs w:val="22"/>
-          <w:lang w:val="en-US"/>
-        </w:rPr>
-        <w:t xml:space="preserve">    </w:t>
-      </w:r>
-      <w:r>
-        <w:rPr>
-          <w:rFonts w:cs="Courier New" w:ascii="Courier New" w:hAnsi="Courier New"/>
-          <w:sz w:val="22"/>
-          <w:szCs w:val="22"/>
-          <w:lang w:val="en-US"/>
-        </w:rPr>
-        <w:t>def great(u, filled):</w:t>
-      </w:r>
-    </w:p>
-    <w:p>
-      <w:pPr>
-        <w:pStyle w:val="Normal"/>
-        <w:jc w:val="both"/>
-        <w:rPr>
-          <w:rFonts w:ascii="Courier New" w:hAnsi="Courier New" w:cs="Courier New"/>
-          <w:sz w:val="22"/>
-          <w:szCs w:val="22"/>
-          <w:lang w:val="en-US"/>
-        </w:rPr>
-      </w:pPr>
-      <w:r>
-        <w:rPr>
-          <w:rFonts w:cs="Courier New" w:ascii="Courier New" w:hAnsi="Courier New"/>
-          <w:sz w:val="22"/>
-          <w:szCs w:val="22"/>
-          <w:lang w:val="en-US"/>
-        </w:rPr>
-        <w:t xml:space="preserve">        </w:t>
-      </w:r>
-      <w:r>
-        <w:rPr>
-          <w:rFonts w:cs="Courier New" w:ascii="Courier New" w:hAnsi="Courier New"/>
-          <w:sz w:val="22"/>
-          <w:szCs w:val="22"/>
-          <w:lang w:val="en-US"/>
-        </w:rPr>
-        <w:t>nonlocal best_k, best_tiles</w:t>
-      </w:r>
-    </w:p>
-    <w:p>
-      <w:pPr>
-        <w:pStyle w:val="Normal"/>
-        <w:jc w:val="both"/>
-        <w:rPr>
-          <w:rFonts w:ascii="Courier New" w:hAnsi="Courier New" w:cs="Courier New"/>
-          <w:sz w:val="22"/>
-          <w:szCs w:val="22"/>
-          <w:lang w:val="en-US"/>
-        </w:rPr>
-      </w:pPr>
-      <w:r>
-        <w:rPr>
-          <w:rFonts w:cs="Courier New" w:ascii="Courier New" w:hAnsi="Courier New"/>
-          <w:sz w:val="22"/>
-          <w:szCs w:val="22"/>
-          <w:lang w:val="en-US"/>
-        </w:rPr>
-        <w:t xml:space="preserve">        </w:t>
-      </w:r>
-      <w:r>
-        <w:rPr>
-          <w:rFonts w:cs="Courier New" w:ascii="Courier New" w:hAnsi="Courier New"/>
-          <w:sz w:val="22"/>
-          <w:szCs w:val="22"/>
-          <w:lang w:val="en-US"/>
-        </w:rPr>
-        <w:t>if u &gt;= best_k:</w:t>
-      </w:r>
-    </w:p>
-    <w:p>
-      <w:pPr>
-        <w:pStyle w:val="Normal"/>
-        <w:jc w:val="both"/>
-        <w:rPr>
-          <w:rFonts w:ascii="Courier New" w:hAnsi="Courier New" w:cs="Courier New"/>
-          <w:sz w:val="22"/>
-          <w:szCs w:val="22"/>
-          <w:lang w:val="en-US"/>
-        </w:rPr>
-      </w:pPr>
-      <w:r>
-        <w:rPr>
-          <w:rFonts w:cs="Courier New" w:ascii="Courier New" w:hAnsi="Courier New"/>
-          <w:sz w:val="22"/>
-          <w:szCs w:val="22"/>
-          <w:lang w:val="en-US"/>
-        </w:rPr>
-        <w:t xml:space="preserve">            </w:t>
-      </w:r>
-      <w:r>
-        <w:rPr>
-          <w:rFonts w:cs="Courier New" w:ascii="Courier New" w:hAnsi="Courier New"/>
-          <w:sz w:val="22"/>
-          <w:szCs w:val="22"/>
-          <w:lang w:val="en-US"/>
-        </w:rPr>
-        <w:t>return</w:t>
-      </w:r>
-    </w:p>
-    <w:p>
-      <w:pPr>
-        <w:pStyle w:val="Normal"/>
-        <w:jc w:val="both"/>
-        <w:rPr>
-          <w:rFonts w:ascii="Courier New" w:hAnsi="Courier New" w:cs="Courier New"/>
-          <w:sz w:val="22"/>
-          <w:szCs w:val="22"/>
-          <w:lang w:val="en-US"/>
-        </w:rPr>
-      </w:pPr>
-      <w:r>
-        <w:rPr>
-          <w:rFonts w:cs="Courier New" w:ascii="Courier New" w:hAnsi="Courier New"/>
-          <w:sz w:val="22"/>
-          <w:szCs w:val="22"/>
-          <w:lang w:val="en-US"/>
-        </w:rPr>
-      </w:r>
-    </w:p>
-    <w:p>
-      <w:pPr>
-        <w:pStyle w:val="Normal"/>
-        <w:jc w:val="both"/>
-        <w:rPr>
-          <w:rFonts w:ascii="Courier New" w:hAnsi="Courier New" w:cs="Courier New"/>
-          <w:sz w:val="22"/>
-          <w:szCs w:val="22"/>
-          <w:lang w:val="en-US"/>
-        </w:rPr>
-      </w:pPr>
-      <w:r>
-        <w:rPr>
-          <w:rFonts w:cs="Courier New" w:ascii="Courier New" w:hAnsi="Courier New"/>
-          <w:sz w:val="22"/>
-          <w:szCs w:val="22"/>
-          <w:lang w:val="en-US"/>
-        </w:rPr>
-        <w:t xml:space="preserve">        </w:t>
-      </w:r>
-      <w:r>
-        <w:rPr>
-          <w:rFonts w:cs="Courier New" w:ascii="Courier New" w:hAnsi="Courier New"/>
-          <w:sz w:val="22"/>
-          <w:szCs w:val="22"/>
-          <w:lang w:val="en-US"/>
-        </w:rPr>
-        <w:t>if u &lt;= 10:</w:t>
-      </w:r>
-    </w:p>
-    <w:p>
-      <w:pPr>
-        <w:pStyle w:val="Normal"/>
-        <w:jc w:val="both"/>
-        <w:rPr>
-          <w:rFonts w:ascii="Courier New" w:hAnsi="Courier New" w:cs="Courier New"/>
-          <w:sz w:val="22"/>
-          <w:szCs w:val="22"/>
-          <w:lang w:val="en-US"/>
-        </w:rPr>
-      </w:pPr>
-      <w:r>
-        <w:rPr>
-          <w:rFonts w:cs="Courier New" w:ascii="Courier New" w:hAnsi="Courier New"/>
-          <w:sz w:val="22"/>
-          <w:szCs w:val="22"/>
-          <w:lang w:val="en-US"/>
-        </w:rPr>
-        <w:t xml:space="preserve">            </w:t>
-      </w:r>
-      <w:r>
-        <w:rPr>
-          <w:rFonts w:cs="Courier New" w:ascii="Courier New" w:hAnsi="Courier New"/>
-          <w:sz w:val="22"/>
-          <w:szCs w:val="22"/>
-          <w:lang w:val="en-US"/>
-        </w:rPr>
-        <w:t>key = pack(h)</w:t>
-      </w:r>
-    </w:p>
-    <w:p>
-      <w:pPr>
-        <w:pStyle w:val="Normal"/>
-        <w:jc w:val="both"/>
-        <w:rPr>
-          <w:rFonts w:ascii="Courier New" w:hAnsi="Courier New" w:cs="Courier New"/>
-          <w:sz w:val="22"/>
-          <w:szCs w:val="22"/>
-          <w:lang w:val="en-US"/>
-        </w:rPr>
-      </w:pPr>
-      <w:r>
-        <w:rPr>
-          <w:rFonts w:cs="Courier New" w:ascii="Courier New" w:hAnsi="Courier New"/>
-          <w:sz w:val="22"/>
-          <w:szCs w:val="22"/>
-          <w:lang w:val="en-US"/>
-        </w:rPr>
-        <w:t xml:space="preserve">            </w:t>
-      </w:r>
-      <w:r>
-        <w:rPr>
-          <w:rFonts w:cs="Courier New" w:ascii="Courier New" w:hAnsi="Courier New"/>
-          <w:sz w:val="22"/>
-          <w:szCs w:val="22"/>
-          <w:lang w:val="en-US"/>
-        </w:rPr>
-        <w:t>prev = seen.get(key)</w:t>
-      </w:r>
-    </w:p>
-    <w:p>
-      <w:pPr>
-        <w:pStyle w:val="Normal"/>
-        <w:jc w:val="both"/>
-        <w:rPr>
-          <w:rFonts w:ascii="Courier New" w:hAnsi="Courier New" w:cs="Courier New"/>
-          <w:sz w:val="22"/>
-          <w:szCs w:val="22"/>
-          <w:lang w:val="en-US"/>
-        </w:rPr>
-      </w:pPr>
-      <w:r>
-        <w:rPr>
-          <w:rFonts w:cs="Courier New" w:ascii="Courier New" w:hAnsi="Courier New"/>
-          <w:sz w:val="22"/>
-          <w:szCs w:val="22"/>
-          <w:lang w:val="en-US"/>
-        </w:rPr>
-        <w:t xml:space="preserve">            </w:t>
-      </w:r>
-      <w:r>
-        <w:rPr>
-          <w:rFonts w:cs="Courier New" w:ascii="Courier New" w:hAnsi="Courier New"/>
-          <w:sz w:val="22"/>
-          <w:szCs w:val="22"/>
-          <w:lang w:val="en-US"/>
-        </w:rPr>
-        <w:t>if prev is not None and u &gt;= prev:</w:t>
-      </w:r>
-    </w:p>
-    <w:p>
-      <w:pPr>
-        <w:pStyle w:val="Normal"/>
-        <w:jc w:val="both"/>
-        <w:rPr>
-          <w:rFonts w:ascii="Courier New" w:hAnsi="Courier New" w:cs="Courier New"/>
-          <w:sz w:val="22"/>
-          <w:szCs w:val="22"/>
-          <w:lang w:val="en-US"/>
-        </w:rPr>
-      </w:pPr>
-      <w:r>
-        <w:rPr>
-          <w:rFonts w:cs="Courier New" w:ascii="Courier New" w:hAnsi="Courier New"/>
-          <w:sz w:val="22"/>
-          <w:szCs w:val="22"/>
-          <w:lang w:val="en-US"/>
-        </w:rPr>
-        <w:t xml:space="preserve">                </w:t>
-      </w:r>
-      <w:r>
-        <w:rPr>
-          <w:rFonts w:cs="Courier New" w:ascii="Courier New" w:hAnsi="Courier New"/>
-          <w:sz w:val="22"/>
-          <w:szCs w:val="22"/>
-          <w:lang w:val="en-US"/>
-        </w:rPr>
-        <w:t>return</w:t>
-      </w:r>
-    </w:p>
-    <w:p>
-      <w:pPr>
-        <w:pStyle w:val="Normal"/>
-        <w:jc w:val="both"/>
-        <w:rPr>
-          <w:rFonts w:ascii="Courier New" w:hAnsi="Courier New" w:cs="Courier New"/>
-          <w:sz w:val="22"/>
-          <w:szCs w:val="22"/>
-          <w:lang w:val="en-US"/>
-        </w:rPr>
-      </w:pPr>
-      <w:r>
-        <w:rPr>
-          <w:rFonts w:cs="Courier New" w:ascii="Courier New" w:hAnsi="Courier New"/>
-          <w:sz w:val="22"/>
-          <w:szCs w:val="22"/>
-          <w:lang w:val="en-US"/>
-        </w:rPr>
-        <w:t xml:space="preserve">            </w:t>
-      </w:r>
-      <w:r>
-        <w:rPr>
-          <w:rFonts w:cs="Courier New" w:ascii="Courier New" w:hAnsi="Courier New"/>
-          <w:sz w:val="22"/>
-          <w:szCs w:val="22"/>
-          <w:lang w:val="en-US"/>
-        </w:rPr>
-        <w:t>seen[key] = u</w:t>
-      </w:r>
-    </w:p>
-    <w:p>
-      <w:pPr>
-        <w:pStyle w:val="Normal"/>
-        <w:jc w:val="both"/>
-        <w:rPr>
-          <w:rFonts w:ascii="Courier New" w:hAnsi="Courier New" w:cs="Courier New"/>
-          <w:sz w:val="22"/>
-          <w:szCs w:val="22"/>
-          <w:lang w:val="en-US"/>
-        </w:rPr>
-      </w:pPr>
-      <w:r>
-        <w:rPr>
-          <w:rFonts w:cs="Courier New" w:ascii="Courier New" w:hAnsi="Courier New"/>
-          <w:sz w:val="22"/>
-          <w:szCs w:val="22"/>
-          <w:lang w:val="en-US"/>
-        </w:rPr>
-      </w:r>
-    </w:p>
-    <w:p>
-      <w:pPr>
-        <w:pStyle w:val="Normal"/>
-        <w:jc w:val="both"/>
-        <w:rPr>
-          <w:rFonts w:ascii="Courier New" w:hAnsi="Courier New" w:cs="Courier New"/>
-          <w:sz w:val="22"/>
-          <w:szCs w:val="22"/>
-          <w:lang w:val="en-US"/>
-        </w:rPr>
-      </w:pPr>
-      <w:r>
-        <w:rPr>
-          <w:rFonts w:cs="Courier New" w:ascii="Courier New" w:hAnsi="Courier New"/>
-          <w:sz w:val="22"/>
-          <w:szCs w:val="22"/>
-          <w:lang w:val="en-US"/>
-        </w:rPr>
-        <w:t xml:space="preserve">        </w:t>
-      </w:r>
-      <w:r>
-        <w:rPr>
-          <w:rFonts w:cs="Courier New" w:ascii="Courier New" w:hAnsi="Courier New"/>
-          <w:sz w:val="22"/>
-          <w:szCs w:val="22"/>
-          <w:lang w:val="en-US"/>
-        </w:rPr>
-        <w:t>if filled == total_area:</w:t>
-      </w:r>
-    </w:p>
-    <w:p>
-      <w:pPr>
-        <w:pStyle w:val="Normal"/>
-        <w:jc w:val="both"/>
-        <w:rPr>
-          <w:rFonts w:ascii="Courier New" w:hAnsi="Courier New" w:cs="Courier New"/>
-          <w:sz w:val="22"/>
-          <w:szCs w:val="22"/>
-          <w:lang w:val="en-US"/>
-        </w:rPr>
-      </w:pPr>
-      <w:r>
-        <w:rPr>
-          <w:rFonts w:cs="Courier New" w:ascii="Courier New" w:hAnsi="Courier New"/>
-          <w:sz w:val="22"/>
-          <w:szCs w:val="22"/>
-          <w:lang w:val="en-US"/>
-        </w:rPr>
-        <w:t xml:space="preserve">            </w:t>
-      </w:r>
-      <w:r>
-        <w:rPr>
-          <w:rFonts w:cs="Courier New" w:ascii="Courier New" w:hAnsi="Courier New"/>
-          <w:sz w:val="22"/>
-          <w:szCs w:val="22"/>
-          <w:lang w:val="en-US"/>
-        </w:rPr>
-        <w:t>best_k = u</w:t>
-      </w:r>
-    </w:p>
-    <w:p>
-      <w:pPr>
-        <w:pStyle w:val="Normal"/>
-        <w:jc w:val="both"/>
-        <w:rPr>
-          <w:rFonts w:ascii="Courier New" w:hAnsi="Courier New" w:cs="Courier New"/>
-          <w:sz w:val="22"/>
-          <w:szCs w:val="22"/>
-          <w:lang w:val="en-US"/>
-        </w:rPr>
-      </w:pPr>
-      <w:r>
-        <w:rPr>
-          <w:rFonts w:cs="Courier New" w:ascii="Courier New" w:hAnsi="Courier New"/>
-          <w:sz w:val="22"/>
-          <w:szCs w:val="22"/>
-          <w:lang w:val="en-US"/>
-        </w:rPr>
-        <w:t xml:space="preserve">            </w:t>
-      </w:r>
-      <w:r>
-        <w:rPr>
-          <w:rFonts w:cs="Courier New" w:ascii="Courier New" w:hAnsi="Courier New"/>
-          <w:sz w:val="22"/>
-          <w:szCs w:val="22"/>
-          <w:lang w:val="en-US"/>
-        </w:rPr>
-        <w:t>best_tiles = tile[:]</w:t>
-      </w:r>
-    </w:p>
-    <w:p>
-      <w:pPr>
-        <w:pStyle w:val="Normal"/>
-        <w:jc w:val="both"/>
-        <w:rPr>
-          <w:rFonts w:ascii="Courier New" w:hAnsi="Courier New" w:cs="Courier New"/>
-          <w:sz w:val="22"/>
-          <w:szCs w:val="22"/>
-          <w:lang w:val="en-US"/>
-        </w:rPr>
-      </w:pPr>
-      <w:r>
-        <w:rPr>
-          <w:rFonts w:cs="Courier New" w:ascii="Courier New" w:hAnsi="Courier New"/>
-          <w:sz w:val="22"/>
-          <w:szCs w:val="22"/>
-          <w:lang w:val="en-US"/>
-        </w:rPr>
-        <w:t xml:space="preserve">            </w:t>
-      </w:r>
-      <w:r>
-        <w:rPr>
-          <w:rFonts w:cs="Courier New" w:ascii="Courier New" w:hAnsi="Courier New"/>
-          <w:sz w:val="22"/>
-          <w:szCs w:val="22"/>
-          <w:lang w:val="en-US"/>
-        </w:rPr>
-        <w:t>return</w:t>
-      </w:r>
-    </w:p>
-    <w:p>
-      <w:pPr>
-        <w:pStyle w:val="Normal"/>
-        <w:jc w:val="both"/>
-        <w:rPr>
-          <w:rFonts w:ascii="Courier New" w:hAnsi="Courier New" w:cs="Courier New"/>
-          <w:sz w:val="22"/>
-          <w:szCs w:val="22"/>
-          <w:lang w:val="en-US"/>
-        </w:rPr>
-      </w:pPr>
-      <w:r>
-        <w:rPr>
-          <w:rFonts w:cs="Courier New" w:ascii="Courier New" w:hAnsi="Courier New"/>
-          <w:sz w:val="22"/>
-          <w:szCs w:val="22"/>
-          <w:lang w:val="en-US"/>
-        </w:rPr>
-      </w:r>
-    </w:p>
-    <w:p>
-      <w:pPr>
-        <w:pStyle w:val="Normal"/>
-        <w:jc w:val="both"/>
-        <w:rPr>
-          <w:rFonts w:ascii="Courier New" w:hAnsi="Courier New" w:cs="Courier New"/>
-          <w:sz w:val="22"/>
-          <w:szCs w:val="22"/>
-          <w:lang w:val="en-US"/>
-        </w:rPr>
-      </w:pPr>
-      <w:r>
-        <w:rPr>
-          <w:rFonts w:cs="Courier New" w:ascii="Courier New" w:hAnsi="Courier New"/>
-          <w:sz w:val="22"/>
-          <w:szCs w:val="22"/>
-          <w:lang w:val="en-US"/>
-        </w:rPr>
-        <w:t xml:space="preserve">        </w:t>
-      </w:r>
-      <w:r>
-        <w:rPr>
-          <w:rFonts w:cs="Courier New" w:ascii="Courier New" w:hAnsi="Courier New"/>
-          <w:sz w:val="22"/>
-          <w:szCs w:val="22"/>
-          <w:lang w:val="en-US"/>
-        </w:rPr>
-        <w:t>area_left = total_area - filled</w:t>
-      </w:r>
-    </w:p>
-    <w:p>
-      <w:pPr>
-        <w:pStyle w:val="Normal"/>
-        <w:jc w:val="both"/>
-        <w:rPr>
-          <w:rFonts w:ascii="Courier New" w:hAnsi="Courier New" w:cs="Courier New"/>
-          <w:sz w:val="22"/>
-          <w:szCs w:val="22"/>
-          <w:lang w:val="en-US"/>
-        </w:rPr>
-      </w:pPr>
-      <w:r>
-        <w:rPr>
-          <w:rFonts w:cs="Courier New" w:ascii="Courier New" w:hAnsi="Courier New"/>
-          <w:sz w:val="22"/>
-          <w:szCs w:val="22"/>
-          <w:lang w:val="en-US"/>
-        </w:rPr>
-        <w:t xml:space="preserve">        </w:t>
-      </w:r>
-      <w:r>
-        <w:rPr>
-          <w:rFonts w:cs="Courier New" w:ascii="Courier New" w:hAnsi="Courier New"/>
-          <w:sz w:val="22"/>
-          <w:szCs w:val="22"/>
-          <w:lang w:val="en-US"/>
-        </w:rPr>
-        <w:t>lb = (area_left + max_sq_area - 1) // max_sq_area</w:t>
-      </w:r>
-    </w:p>
-    <w:p>
-      <w:pPr>
-        <w:pStyle w:val="Normal"/>
-        <w:jc w:val="both"/>
-        <w:rPr>
-          <w:rFonts w:ascii="Courier New" w:hAnsi="Courier New" w:cs="Courier New"/>
-          <w:sz w:val="22"/>
-          <w:szCs w:val="22"/>
-          <w:lang w:val="en-US"/>
-        </w:rPr>
-      </w:pPr>
-      <w:r>
-        <w:rPr>
-          <w:rFonts w:cs="Courier New" w:ascii="Courier New" w:hAnsi="Courier New"/>
-          <w:sz w:val="22"/>
-          <w:szCs w:val="22"/>
-          <w:lang w:val="en-US"/>
-        </w:rPr>
-        <w:t xml:space="preserve">        </w:t>
-      </w:r>
-      <w:r>
-        <w:rPr>
-          <w:rFonts w:cs="Courier New" w:ascii="Courier New" w:hAnsi="Courier New"/>
-          <w:sz w:val="22"/>
-          <w:szCs w:val="22"/>
-          <w:lang w:val="en-US"/>
-        </w:rPr>
-        <w:t>if u + lb &gt;= best_k:</w:t>
-      </w:r>
-    </w:p>
-    <w:p>
-      <w:pPr>
-        <w:pStyle w:val="Normal"/>
-        <w:jc w:val="both"/>
-        <w:rPr>
-          <w:rFonts w:ascii="Courier New" w:hAnsi="Courier New" w:cs="Courier New"/>
-          <w:sz w:val="22"/>
-          <w:szCs w:val="22"/>
-          <w:lang w:val="en-US"/>
-        </w:rPr>
-      </w:pPr>
-      <w:r>
-        <w:rPr>
-          <w:rFonts w:cs="Courier New" w:ascii="Courier New" w:hAnsi="Courier New"/>
-          <w:sz w:val="22"/>
-          <w:szCs w:val="22"/>
-          <w:lang w:val="en-US"/>
-        </w:rPr>
-        <w:t xml:space="preserve">            </w:t>
-      </w:r>
-      <w:r>
-        <w:rPr>
-          <w:rFonts w:cs="Courier New" w:ascii="Courier New" w:hAnsi="Courier New"/>
-          <w:sz w:val="22"/>
-          <w:szCs w:val="22"/>
-          <w:lang w:val="en-US"/>
-        </w:rPr>
-        <w:t>return</w:t>
-      </w:r>
-    </w:p>
-    <w:p>
-      <w:pPr>
-        <w:pStyle w:val="Normal"/>
-        <w:jc w:val="both"/>
-        <w:rPr>
-          <w:rFonts w:ascii="Courier New" w:hAnsi="Courier New" w:cs="Courier New"/>
-          <w:sz w:val="22"/>
-          <w:szCs w:val="22"/>
-          <w:lang w:val="en-US"/>
-        </w:rPr>
-      </w:pPr>
-      <w:r>
-        <w:rPr>
-          <w:rFonts w:cs="Courier New" w:ascii="Courier New" w:hAnsi="Courier New"/>
-          <w:sz w:val="22"/>
-          <w:szCs w:val="22"/>
-          <w:lang w:val="en-US"/>
-        </w:rPr>
-      </w:r>
-    </w:p>
-    <w:p>
-      <w:pPr>
-        <w:pStyle w:val="Normal"/>
-        <w:jc w:val="both"/>
-        <w:rPr>
-          <w:rFonts w:ascii="Courier New" w:hAnsi="Courier New" w:cs="Courier New"/>
-          <w:sz w:val="22"/>
-          <w:szCs w:val="22"/>
-          <w:lang w:val="en-US"/>
-        </w:rPr>
-      </w:pPr>
-      <w:r>
-        <w:rPr>
-          <w:rFonts w:cs="Courier New" w:ascii="Courier New" w:hAnsi="Courier New"/>
-          <w:sz w:val="22"/>
-          <w:szCs w:val="22"/>
-          <w:lang w:val="en-US"/>
-        </w:rPr>
-        <w:t xml:space="preserve">        </w:t>
-      </w:r>
-      <w:r>
-        <w:rPr>
-          <w:rFonts w:cs="Courier New" w:ascii="Courier New" w:hAnsi="Courier New"/>
-          <w:sz w:val="22"/>
-          <w:szCs w:val="22"/>
-          <w:lang w:val="en-US"/>
-        </w:rPr>
-        <w:t>mn = h[0]</w:t>
-      </w:r>
-    </w:p>
-    <w:p>
-      <w:pPr>
-        <w:pStyle w:val="Normal"/>
-        <w:jc w:val="both"/>
-        <w:rPr>
-          <w:rFonts w:ascii="Courier New" w:hAnsi="Courier New" w:cs="Courier New"/>
-          <w:sz w:val="22"/>
-          <w:szCs w:val="22"/>
-          <w:lang w:val="en-US"/>
-        </w:rPr>
-      </w:pPr>
-      <w:r>
-        <w:rPr>
-          <w:rFonts w:cs="Courier New" w:ascii="Courier New" w:hAnsi="Courier New"/>
-          <w:sz w:val="22"/>
-          <w:szCs w:val="22"/>
-          <w:lang w:val="en-US"/>
-        </w:rPr>
-        <w:t xml:space="preserve">        </w:t>
-      </w:r>
-      <w:r>
-        <w:rPr>
-          <w:rFonts w:cs="Courier New" w:ascii="Courier New" w:hAnsi="Courier New"/>
-          <w:sz w:val="22"/>
-          <w:szCs w:val="22"/>
-          <w:lang w:val="en-US"/>
-        </w:rPr>
-        <w:t>x = 0</w:t>
-      </w:r>
-    </w:p>
-    <w:p>
-      <w:pPr>
-        <w:pStyle w:val="Normal"/>
-        <w:jc w:val="both"/>
-        <w:rPr>
-          <w:rFonts w:ascii="Courier New" w:hAnsi="Courier New" w:cs="Courier New"/>
-          <w:sz w:val="22"/>
-          <w:szCs w:val="22"/>
-          <w:lang w:val="en-US"/>
-        </w:rPr>
-      </w:pPr>
-      <w:r>
-        <w:rPr>
-          <w:rFonts w:cs="Courier New" w:ascii="Courier New" w:hAnsi="Courier New"/>
-          <w:sz w:val="22"/>
-          <w:szCs w:val="22"/>
-          <w:lang w:val="en-US"/>
-        </w:rPr>
-        <w:t xml:space="preserve">        </w:t>
-      </w:r>
-      <w:r>
-        <w:rPr>
-          <w:rFonts w:cs="Courier New" w:ascii="Courier New" w:hAnsi="Courier New"/>
-          <w:sz w:val="22"/>
-          <w:szCs w:val="22"/>
-          <w:lang w:val="en-US"/>
-        </w:rPr>
-        <w:t>for i in range(1, N):</w:t>
-      </w:r>
-    </w:p>
-    <w:p>
-      <w:pPr>
-        <w:pStyle w:val="Normal"/>
-        <w:jc w:val="both"/>
-        <w:rPr>
-          <w:rFonts w:ascii="Courier New" w:hAnsi="Courier New" w:cs="Courier New"/>
-          <w:sz w:val="22"/>
-          <w:szCs w:val="22"/>
-          <w:lang w:val="en-US"/>
-        </w:rPr>
-      </w:pPr>
-      <w:r>
-        <w:rPr>
-          <w:rFonts w:cs="Courier New" w:ascii="Courier New" w:hAnsi="Courier New"/>
-          <w:sz w:val="22"/>
-          <w:szCs w:val="22"/>
-          <w:lang w:val="en-US"/>
-        </w:rPr>
-        <w:t xml:space="preserve">            </w:t>
-      </w:r>
-      <w:r>
-        <w:rPr>
-          <w:rFonts w:cs="Courier New" w:ascii="Courier New" w:hAnsi="Courier New"/>
-          <w:sz w:val="22"/>
-          <w:szCs w:val="22"/>
-          <w:lang w:val="en-US"/>
-        </w:rPr>
-        <w:t>if h[i] &lt; mn:</w:t>
-      </w:r>
-    </w:p>
-    <w:p>
-      <w:pPr>
-        <w:pStyle w:val="Normal"/>
-        <w:jc w:val="both"/>
-        <w:rPr>
-          <w:rFonts w:ascii="Courier New" w:hAnsi="Courier New" w:cs="Courier New"/>
-          <w:sz w:val="22"/>
-          <w:szCs w:val="22"/>
-          <w:lang w:val="en-US"/>
-        </w:rPr>
-      </w:pPr>
-      <w:r>
-        <w:rPr>
-          <w:rFonts w:cs="Courier New" w:ascii="Courier New" w:hAnsi="Courier New"/>
-          <w:sz w:val="22"/>
-          <w:szCs w:val="22"/>
-          <w:lang w:val="en-US"/>
-        </w:rPr>
-        <w:t xml:space="preserve">                </w:t>
-      </w:r>
-      <w:r>
-        <w:rPr>
-          <w:rFonts w:cs="Courier New" w:ascii="Courier New" w:hAnsi="Courier New"/>
-          <w:sz w:val="22"/>
-          <w:szCs w:val="22"/>
-          <w:lang w:val="en-US"/>
-        </w:rPr>
-        <w:t>mn = h[i]</w:t>
-      </w:r>
-    </w:p>
-    <w:p>
-      <w:pPr>
-        <w:pStyle w:val="Normal"/>
-        <w:jc w:val="both"/>
-        <w:rPr>
-          <w:rFonts w:ascii="Courier New" w:hAnsi="Courier New" w:cs="Courier New"/>
-          <w:sz w:val="22"/>
-          <w:szCs w:val="22"/>
-          <w:lang w:val="en-US"/>
-        </w:rPr>
-      </w:pPr>
-      <w:r>
-        <w:rPr>
-          <w:rFonts w:cs="Courier New" w:ascii="Courier New" w:hAnsi="Courier New"/>
-          <w:sz w:val="22"/>
-          <w:szCs w:val="22"/>
-          <w:lang w:val="en-US"/>
-        </w:rPr>
-        <w:t xml:space="preserve">                </w:t>
-      </w:r>
-      <w:r>
-        <w:rPr>
-          <w:rFonts w:cs="Courier New" w:ascii="Courier New" w:hAnsi="Courier New"/>
-          <w:sz w:val="22"/>
-          <w:szCs w:val="22"/>
-          <w:lang w:val="en-US"/>
-        </w:rPr>
-        <w:t>x = i</w:t>
-      </w:r>
-    </w:p>
-    <w:p>
-      <w:pPr>
-        <w:pStyle w:val="Normal"/>
-        <w:jc w:val="both"/>
-        <w:rPr>
-          <w:rFonts w:ascii="Courier New" w:hAnsi="Courier New" w:cs="Courier New"/>
-          <w:sz w:val="22"/>
-          <w:szCs w:val="22"/>
-          <w:lang w:val="en-US"/>
-        </w:rPr>
-      </w:pPr>
-      <w:r>
-        <w:rPr>
-          <w:rFonts w:cs="Courier New" w:ascii="Courier New" w:hAnsi="Courier New"/>
-          <w:sz w:val="22"/>
-          <w:szCs w:val="22"/>
-          <w:lang w:val="en-US"/>
-        </w:rPr>
-        <w:t xml:space="preserve">        </w:t>
-      </w:r>
-      <w:r>
-        <w:rPr>
-          <w:rFonts w:cs="Courier New" w:ascii="Courier New" w:hAnsi="Courier New"/>
-          <w:sz w:val="22"/>
-          <w:szCs w:val="22"/>
-          <w:lang w:val="en-US"/>
-        </w:rPr>
-        <w:t>y = mn</w:t>
-      </w:r>
-    </w:p>
-    <w:p>
-      <w:pPr>
-        <w:pStyle w:val="Normal"/>
-        <w:jc w:val="both"/>
-        <w:rPr>
-          <w:rFonts w:ascii="Courier New" w:hAnsi="Courier New" w:cs="Courier New"/>
-          <w:sz w:val="22"/>
-          <w:szCs w:val="22"/>
-          <w:lang w:val="en-US"/>
-        </w:rPr>
-      </w:pPr>
-      <w:r>
-        <w:rPr>
-          <w:rFonts w:cs="Courier New" w:ascii="Courier New" w:hAnsi="Courier New"/>
-          <w:sz w:val="22"/>
-          <w:szCs w:val="22"/>
-          <w:lang w:val="en-US"/>
-        </w:rPr>
-      </w:r>
-    </w:p>
-    <w:p>
-      <w:pPr>
-        <w:pStyle w:val="Normal"/>
-        <w:jc w:val="both"/>
-        <w:rPr>
-          <w:rFonts w:ascii="Courier New" w:hAnsi="Courier New" w:cs="Courier New"/>
-          <w:sz w:val="22"/>
-          <w:szCs w:val="22"/>
-          <w:lang w:val="en-US"/>
-        </w:rPr>
-      </w:pPr>
-      <w:r>
-        <w:rPr>
-          <w:rFonts w:cs="Courier New" w:ascii="Courier New" w:hAnsi="Courier New"/>
-          <w:sz w:val="22"/>
-          <w:szCs w:val="22"/>
-          <w:lang w:val="en-US"/>
-        </w:rPr>
-        <w:t xml:space="preserve">        </w:t>
-      </w:r>
-      <w:r>
-        <w:rPr>
-          <w:rFonts w:cs="Courier New" w:ascii="Courier New" w:hAnsi="Courier New"/>
-          <w:sz w:val="22"/>
-          <w:szCs w:val="22"/>
-          <w:lang w:val="en-US"/>
-        </w:rPr>
-        <w:t>maxw = 0</w:t>
-      </w:r>
-    </w:p>
-    <w:p>
-      <w:pPr>
-        <w:pStyle w:val="Normal"/>
-        <w:jc w:val="both"/>
-        <w:rPr>
-          <w:rFonts w:ascii="Courier New" w:hAnsi="Courier New" w:cs="Courier New"/>
-          <w:sz w:val="22"/>
-          <w:szCs w:val="22"/>
-          <w:lang w:val="en-US"/>
-        </w:rPr>
-      </w:pPr>
-      <w:r>
-        <w:rPr>
-          <w:rFonts w:cs="Courier New" w:ascii="Courier New" w:hAnsi="Courier New"/>
-          <w:sz w:val="22"/>
-          <w:szCs w:val="22"/>
-          <w:lang w:val="en-US"/>
-        </w:rPr>
-        <w:t xml:space="preserve">        </w:t>
-      </w:r>
-      <w:r>
-        <w:rPr>
-          <w:rFonts w:cs="Courier New" w:ascii="Courier New" w:hAnsi="Courier New"/>
-          <w:sz w:val="22"/>
-          <w:szCs w:val="22"/>
-          <w:lang w:val="en-US"/>
-        </w:rPr>
-        <w:t>while x + maxw &lt; N and h[x + maxw] == mn:</w:t>
-      </w:r>
-    </w:p>
-    <w:p>
-      <w:pPr>
-        <w:pStyle w:val="Normal"/>
-        <w:jc w:val="both"/>
-        <w:rPr>
-          <w:rFonts w:ascii="Courier New" w:hAnsi="Courier New" w:cs="Courier New"/>
-          <w:sz w:val="22"/>
-          <w:szCs w:val="22"/>
-          <w:lang w:val="en-US"/>
-        </w:rPr>
-      </w:pPr>
-      <w:r>
-        <w:rPr>
-          <w:rFonts w:cs="Courier New" w:ascii="Courier New" w:hAnsi="Courier New"/>
-          <w:sz w:val="22"/>
-          <w:szCs w:val="22"/>
-          <w:lang w:val="en-US"/>
-        </w:rPr>
-        <w:t xml:space="preserve">            </w:t>
-      </w:r>
-      <w:r>
-        <w:rPr>
-          <w:rFonts w:cs="Courier New" w:ascii="Courier New" w:hAnsi="Courier New"/>
-          <w:sz w:val="22"/>
-          <w:szCs w:val="22"/>
-          <w:lang w:val="en-US"/>
-        </w:rPr>
-        <w:t>maxw += 1</w:t>
-      </w:r>
-    </w:p>
-    <w:p>
-      <w:pPr>
-        <w:pStyle w:val="Normal"/>
-        <w:jc w:val="both"/>
-        <w:rPr>
-          <w:rFonts w:ascii="Courier New" w:hAnsi="Courier New" w:cs="Courier New"/>
-          <w:sz w:val="22"/>
-          <w:szCs w:val="22"/>
-          <w:lang w:val="en-US"/>
-        </w:rPr>
-      </w:pPr>
-      <w:r>
-        <w:rPr>
-          <w:rFonts w:cs="Courier New" w:ascii="Courier New" w:hAnsi="Courier New"/>
-          <w:sz w:val="22"/>
-          <w:szCs w:val="22"/>
-          <w:lang w:val="en-US"/>
-        </w:rPr>
-      </w:r>
-    </w:p>
-    <w:p>
-      <w:pPr>
-        <w:pStyle w:val="Normal"/>
-        <w:jc w:val="both"/>
-        <w:rPr>
-          <w:rFonts w:ascii="Courier New" w:hAnsi="Courier New" w:cs="Courier New"/>
-          <w:sz w:val="22"/>
-          <w:szCs w:val="22"/>
-          <w:lang w:val="en-US"/>
-        </w:rPr>
-      </w:pPr>
-      <w:r>
-        <w:rPr>
-          <w:rFonts w:cs="Courier New" w:ascii="Courier New" w:hAnsi="Courier New"/>
-          <w:sz w:val="22"/>
-          <w:szCs w:val="22"/>
-          <w:lang w:val="en-US"/>
-        </w:rPr>
-        <w:t xml:space="preserve">        </w:t>
-      </w:r>
-      <w:r>
-        <w:rPr>
-          <w:rFonts w:cs="Courier New" w:ascii="Courier New" w:hAnsi="Courier New"/>
-          <w:sz w:val="22"/>
-          <w:szCs w:val="22"/>
-          <w:lang w:val="en-US"/>
-        </w:rPr>
-        <w:t>max_size = min(maxw, N - y)</w:t>
-      </w:r>
-    </w:p>
-    <w:p>
-      <w:pPr>
-        <w:pStyle w:val="Normal"/>
-        <w:jc w:val="both"/>
-        <w:rPr>
-          <w:rFonts w:ascii="Courier New" w:hAnsi="Courier New" w:cs="Courier New"/>
-          <w:sz w:val="22"/>
-          <w:szCs w:val="22"/>
-          <w:lang w:val="en-US"/>
-        </w:rPr>
-      </w:pPr>
-      <w:r>
-        <w:rPr>
-          <w:rFonts w:cs="Courier New" w:ascii="Courier New" w:hAnsi="Courier New"/>
-          <w:sz w:val="22"/>
-          <w:szCs w:val="22"/>
-          <w:lang w:val="en-US"/>
-        </w:rPr>
-        <w:t xml:space="preserve">        </w:t>
-      </w:r>
-      <w:r>
-        <w:rPr>
-          <w:rFonts w:cs="Courier New" w:ascii="Courier New" w:hAnsi="Courier New"/>
-          <w:sz w:val="22"/>
-          <w:szCs w:val="22"/>
-          <w:lang w:val="en-US"/>
-        </w:rPr>
-        <w:t>if x == 0 and y == 0 and max_size == N:</w:t>
-      </w:r>
-    </w:p>
-    <w:p>
-      <w:pPr>
-        <w:pStyle w:val="Normal"/>
-        <w:jc w:val="both"/>
-        <w:rPr>
-          <w:rFonts w:ascii="Courier New" w:hAnsi="Courier New" w:cs="Courier New"/>
-          <w:sz w:val="22"/>
-          <w:szCs w:val="22"/>
-          <w:lang w:val="en-US"/>
-        </w:rPr>
-      </w:pPr>
-      <w:r>
-        <w:rPr>
-          <w:rFonts w:cs="Courier New" w:ascii="Courier New" w:hAnsi="Courier New"/>
-          <w:sz w:val="22"/>
-          <w:szCs w:val="22"/>
-          <w:lang w:val="en-US"/>
-        </w:rPr>
-        <w:t xml:space="preserve">            </w:t>
-      </w:r>
-      <w:r>
-        <w:rPr>
-          <w:rFonts w:cs="Courier New" w:ascii="Courier New" w:hAnsi="Courier New"/>
-          <w:sz w:val="22"/>
-          <w:szCs w:val="22"/>
-          <w:lang w:val="en-US"/>
-        </w:rPr>
-        <w:t>max_size = N - 1</w:t>
-      </w:r>
-    </w:p>
-    <w:p>
-      <w:pPr>
-        <w:pStyle w:val="Normal"/>
-        <w:jc w:val="both"/>
-        <w:rPr>
-          <w:rFonts w:ascii="Courier New" w:hAnsi="Courier New" w:cs="Courier New"/>
-          <w:sz w:val="22"/>
-          <w:szCs w:val="22"/>
-          <w:lang w:val="en-US"/>
-        </w:rPr>
-      </w:pPr>
-      <w:r>
-        <w:rPr>
-          <w:rFonts w:cs="Courier New" w:ascii="Courier New" w:hAnsi="Courier New"/>
-          <w:sz w:val="22"/>
-          <w:szCs w:val="22"/>
-          <w:lang w:val="en-US"/>
-        </w:rPr>
-      </w:r>
-    </w:p>
-    <w:p>
-      <w:pPr>
-        <w:pStyle w:val="Normal"/>
-        <w:jc w:val="both"/>
-        <w:rPr>
-          <w:rFonts w:ascii="Courier New" w:hAnsi="Courier New" w:cs="Courier New"/>
-          <w:sz w:val="22"/>
-          <w:szCs w:val="22"/>
-          <w:lang w:val="en-US"/>
-        </w:rPr>
-      </w:pPr>
-      <w:r>
-        <w:rPr>
-          <w:rFonts w:cs="Courier New" w:ascii="Courier New" w:hAnsi="Courier New"/>
-          <w:sz w:val="22"/>
-          <w:szCs w:val="22"/>
-          <w:lang w:val="en-US"/>
-        </w:rPr>
-        <w:t xml:space="preserve">        </w:t>
-      </w:r>
-      <w:r>
-        <w:rPr>
-          <w:rFonts w:cs="Courier New" w:ascii="Courier New" w:hAnsi="Courier New"/>
-          <w:sz w:val="22"/>
-          <w:szCs w:val="22"/>
-          <w:lang w:val="en-US"/>
-        </w:rPr>
-        <w:t>for k in range(max_size, 0, -1):</w:t>
-      </w:r>
-    </w:p>
-    <w:p>
-      <w:pPr>
-        <w:pStyle w:val="Normal"/>
-        <w:jc w:val="both"/>
-        <w:rPr>
-          <w:rFonts w:ascii="Courier New" w:hAnsi="Courier New" w:cs="Courier New"/>
-          <w:sz w:val="22"/>
-          <w:szCs w:val="22"/>
-          <w:lang w:val="en-US"/>
-        </w:rPr>
-      </w:pPr>
-      <w:r>
-        <w:rPr>
-          <w:rFonts w:cs="Courier New" w:ascii="Courier New" w:hAnsi="Courier New"/>
-          <w:sz w:val="22"/>
-          <w:szCs w:val="22"/>
-          <w:lang w:val="en-US"/>
-        </w:rPr>
-        <w:t xml:space="preserve">            </w:t>
-      </w:r>
-      <w:r>
-        <w:rPr>
-          <w:rFonts w:cs="Courier New" w:ascii="Courier New" w:hAnsi="Courier New"/>
-          <w:sz w:val="22"/>
-          <w:szCs w:val="22"/>
-          <w:lang w:val="en-US"/>
-        </w:rPr>
-        <w:t>for c in range(x, x + k):</w:t>
-      </w:r>
-    </w:p>
-    <w:p>
-      <w:pPr>
-        <w:pStyle w:val="Normal"/>
-        <w:jc w:val="both"/>
-        <w:rPr>
-          <w:rFonts w:ascii="Courier New" w:hAnsi="Courier New" w:cs="Courier New"/>
-          <w:sz w:val="22"/>
-          <w:szCs w:val="22"/>
-          <w:lang w:val="en-US"/>
-        </w:rPr>
-      </w:pPr>
-      <w:r>
-        <w:rPr>
-          <w:rFonts w:cs="Courier New" w:ascii="Courier New" w:hAnsi="Courier New"/>
-          <w:sz w:val="22"/>
-          <w:szCs w:val="22"/>
-          <w:lang w:val="en-US"/>
-        </w:rPr>
-        <w:t xml:space="preserve">                </w:t>
-      </w:r>
-      <w:r>
-        <w:rPr>
-          <w:rFonts w:cs="Courier New" w:ascii="Courier New" w:hAnsi="Courier New"/>
-          <w:sz w:val="22"/>
-          <w:szCs w:val="22"/>
-          <w:lang w:val="en-US"/>
-        </w:rPr>
-        <w:t>h[c] += k</w:t>
-      </w:r>
-    </w:p>
-    <w:p>
-      <w:pPr>
-        <w:pStyle w:val="Normal"/>
-        <w:jc w:val="both"/>
-        <w:rPr>
-          <w:rFonts w:ascii="Courier New" w:hAnsi="Courier New" w:cs="Courier New"/>
-          <w:sz w:val="22"/>
-          <w:szCs w:val="22"/>
-          <w:lang w:val="en-US"/>
-        </w:rPr>
-      </w:pPr>
-      <w:r>
-        <w:rPr>
-          <w:rFonts w:cs="Courier New" w:ascii="Courier New" w:hAnsi="Courier New"/>
-          <w:sz w:val="22"/>
-          <w:szCs w:val="22"/>
-          <w:lang w:val="en-US"/>
-        </w:rPr>
-        <w:t xml:space="preserve">            </w:t>
-      </w:r>
-      <w:r>
-        <w:rPr>
-          <w:rFonts w:cs="Courier New" w:ascii="Courier New" w:hAnsi="Courier New"/>
-          <w:sz w:val="22"/>
-          <w:szCs w:val="22"/>
-          <w:lang w:val="en-US"/>
-        </w:rPr>
-        <w:t>tile.append((x + 1, y + 1, k))</w:t>
-      </w:r>
-    </w:p>
-    <w:p>
-      <w:pPr>
-        <w:pStyle w:val="Normal"/>
-        <w:jc w:val="both"/>
-        <w:rPr>
-          <w:rFonts w:ascii="Courier New" w:hAnsi="Courier New" w:cs="Courier New"/>
-          <w:sz w:val="22"/>
-          <w:szCs w:val="22"/>
-          <w:lang w:val="en-US"/>
-        </w:rPr>
-      </w:pPr>
-      <w:r>
-        <w:rPr>
-          <w:rFonts w:cs="Courier New" w:ascii="Courier New" w:hAnsi="Courier New"/>
-          <w:sz w:val="22"/>
-          <w:szCs w:val="22"/>
-          <w:lang w:val="en-US"/>
-        </w:rPr>
-      </w:r>
-    </w:p>
-    <w:p>
-      <w:pPr>
-        <w:pStyle w:val="Normal"/>
-        <w:jc w:val="both"/>
-        <w:rPr>
-          <w:rFonts w:ascii="Courier New" w:hAnsi="Courier New" w:cs="Courier New"/>
-          <w:sz w:val="22"/>
-          <w:szCs w:val="22"/>
-          <w:lang w:val="en-US"/>
-        </w:rPr>
-      </w:pPr>
-      <w:r>
-        <w:rPr>
-          <w:rFonts w:cs="Courier New" w:ascii="Courier New" w:hAnsi="Courier New"/>
-          <w:sz w:val="22"/>
-          <w:szCs w:val="22"/>
-          <w:lang w:val="en-US"/>
-        </w:rPr>
-        <w:t xml:space="preserve">            </w:t>
-      </w:r>
-      <w:r>
-        <w:rPr>
-          <w:rFonts w:cs="Courier New" w:ascii="Courier New" w:hAnsi="Courier New"/>
-          <w:sz w:val="22"/>
-          <w:szCs w:val="22"/>
-          <w:lang w:val="en-US"/>
-        </w:rPr>
-        <w:t>great(u + 1, filled + k * k)</w:t>
-      </w:r>
-    </w:p>
-    <w:p>
-      <w:pPr>
-        <w:pStyle w:val="Normal"/>
-        <w:jc w:val="both"/>
-        <w:rPr>
-          <w:rFonts w:ascii="Courier New" w:hAnsi="Courier New" w:cs="Courier New"/>
-          <w:sz w:val="22"/>
-          <w:szCs w:val="22"/>
-          <w:lang w:val="en-US"/>
-        </w:rPr>
-      </w:pPr>
-      <w:r>
-        <w:rPr>
-          <w:rFonts w:cs="Courier New" w:ascii="Courier New" w:hAnsi="Courier New"/>
-          <w:sz w:val="22"/>
-          <w:szCs w:val="22"/>
-          <w:lang w:val="en-US"/>
-        </w:rPr>
-      </w:r>
-    </w:p>
-    <w:p>
-      <w:pPr>
-        <w:pStyle w:val="Normal"/>
-        <w:jc w:val="both"/>
-        <w:rPr>
-          <w:rFonts w:ascii="Courier New" w:hAnsi="Courier New" w:cs="Courier New"/>
-          <w:sz w:val="22"/>
-          <w:szCs w:val="22"/>
-          <w:lang w:val="en-US"/>
-        </w:rPr>
-      </w:pPr>
-      <w:r>
-        <w:rPr>
-          <w:rFonts w:cs="Courier New" w:ascii="Courier New" w:hAnsi="Courier New"/>
-          <w:sz w:val="22"/>
-          <w:szCs w:val="22"/>
-          <w:lang w:val="en-US"/>
-        </w:rPr>
-        <w:t xml:space="preserve">            </w:t>
-      </w:r>
-      <w:r>
-        <w:rPr>
-          <w:rFonts w:cs="Courier New" w:ascii="Courier New" w:hAnsi="Courier New"/>
-          <w:sz w:val="22"/>
-          <w:szCs w:val="22"/>
-          <w:lang w:val="en-US"/>
-        </w:rPr>
-        <w:t>tile.pop()</w:t>
-      </w:r>
-    </w:p>
-    <w:p>
-      <w:pPr>
-        <w:pStyle w:val="Normal"/>
-        <w:jc w:val="both"/>
-        <w:rPr>
-          <w:rFonts w:ascii="Courier New" w:hAnsi="Courier New" w:cs="Courier New"/>
-          <w:sz w:val="22"/>
-          <w:szCs w:val="22"/>
-          <w:lang w:val="en-US"/>
-        </w:rPr>
-      </w:pPr>
-      <w:r>
-        <w:rPr>
-          <w:rFonts w:cs="Courier New" w:ascii="Courier New" w:hAnsi="Courier New"/>
-          <w:sz w:val="22"/>
-          <w:szCs w:val="22"/>
-          <w:lang w:val="en-US"/>
-        </w:rPr>
-        <w:t xml:space="preserve">            </w:t>
-      </w:r>
-      <w:r>
-        <w:rPr>
-          <w:rFonts w:cs="Courier New" w:ascii="Courier New" w:hAnsi="Courier New"/>
-          <w:sz w:val="22"/>
-          <w:szCs w:val="22"/>
-          <w:lang w:val="en-US"/>
-        </w:rPr>
-        <w:t>for c in range(x, x + k):</w:t>
-      </w:r>
-    </w:p>
-    <w:p>
-      <w:pPr>
-        <w:pStyle w:val="Normal"/>
-        <w:jc w:val="both"/>
-        <w:rPr>
-          <w:rFonts w:ascii="Courier New" w:hAnsi="Courier New" w:cs="Courier New"/>
-          <w:sz w:val="22"/>
-          <w:szCs w:val="22"/>
-          <w:lang w:val="en-US"/>
-        </w:rPr>
-      </w:pPr>
-      <w:r>
-        <w:rPr>
-          <w:rFonts w:cs="Courier New" w:ascii="Courier New" w:hAnsi="Courier New"/>
-          <w:sz w:val="22"/>
-          <w:szCs w:val="22"/>
-          <w:lang w:val="en-US"/>
-        </w:rPr>
-        <w:t xml:space="preserve">                </w:t>
-      </w:r>
-      <w:r>
-        <w:rPr>
-          <w:rFonts w:cs="Courier New" w:ascii="Courier New" w:hAnsi="Courier New"/>
-          <w:sz w:val="22"/>
-          <w:szCs w:val="22"/>
-          <w:lang w:val="en-US"/>
-        </w:rPr>
-        <w:t>h[c] -= k</w:t>
-      </w:r>
-    </w:p>
-    <w:p>
-      <w:pPr>
-        <w:pStyle w:val="Normal"/>
-        <w:jc w:val="both"/>
-        <w:rPr>
-          <w:rFonts w:ascii="Courier New" w:hAnsi="Courier New" w:cs="Courier New"/>
-          <w:sz w:val="22"/>
-          <w:szCs w:val="22"/>
-          <w:lang w:val="en-US"/>
-        </w:rPr>
-      </w:pPr>
-      <w:r>
-        <w:rPr>
-          <w:rFonts w:cs="Courier New" w:ascii="Courier New" w:hAnsi="Courier New"/>
-          <w:sz w:val="22"/>
-          <w:szCs w:val="22"/>
-          <w:lang w:val="en-US"/>
-        </w:rPr>
-      </w:r>
-    </w:p>
-    <w:p>
-      <w:pPr>
-        <w:pStyle w:val="Normal"/>
-        <w:jc w:val="both"/>
-        <w:rPr>
-          <w:rFonts w:ascii="Courier New" w:hAnsi="Courier New" w:cs="Courier New"/>
-          <w:sz w:val="22"/>
-          <w:szCs w:val="22"/>
-          <w:lang w:val="en-US"/>
-        </w:rPr>
-      </w:pPr>
-      <w:r>
-        <w:rPr>
-          <w:rFonts w:cs="Courier New" w:ascii="Courier New" w:hAnsi="Courier New"/>
-          <w:sz w:val="22"/>
-          <w:szCs w:val="22"/>
-          <w:lang w:val="en-US"/>
-        </w:rPr>
-        <w:t xml:space="preserve">    </w:t>
-      </w:r>
-      <w:r>
-        <w:rPr>
-          <w:rFonts w:cs="Courier New" w:ascii="Courier New" w:hAnsi="Courier New"/>
-          <w:sz w:val="22"/>
-          <w:szCs w:val="22"/>
-          <w:lang w:val="en-US"/>
-        </w:rPr>
-        <w:t>great(0, 0)</w:t>
-      </w:r>
-    </w:p>
-    <w:p>
-      <w:pPr>
-        <w:pStyle w:val="Normal"/>
-        <w:jc w:val="both"/>
-        <w:rPr>
-          <w:rFonts w:ascii="Courier New" w:hAnsi="Courier New" w:cs="Courier New"/>
-          <w:sz w:val="22"/>
-          <w:szCs w:val="22"/>
-          <w:lang w:val="en-US"/>
-        </w:rPr>
-      </w:pPr>
-      <w:r>
-        <w:rPr>
-          <w:rFonts w:cs="Courier New" w:ascii="Courier New" w:hAnsi="Courier New"/>
-          <w:sz w:val="22"/>
-          <w:szCs w:val="22"/>
-          <w:lang w:val="en-US"/>
-        </w:rPr>
-      </w:r>
-    </w:p>
-    <w:p>
-      <w:pPr>
-        <w:pStyle w:val="Normal"/>
-        <w:jc w:val="both"/>
-        <w:rPr>
-          <w:rFonts w:ascii="Courier New" w:hAnsi="Courier New" w:cs="Courier New"/>
-          <w:sz w:val="22"/>
-          <w:szCs w:val="22"/>
-          <w:lang w:val="en-US"/>
-        </w:rPr>
-      </w:pPr>
-      <w:r>
-        <w:rPr>
-          <w:rFonts w:cs="Courier New" w:ascii="Courier New" w:hAnsi="Courier New"/>
-          <w:sz w:val="22"/>
-          <w:szCs w:val="22"/>
-          <w:lang w:val="en-US"/>
-        </w:rPr>
-        <w:t xml:space="preserve">    </w:t>
-      </w:r>
-      <w:r>
-        <w:rPr>
-          <w:rFonts w:cs="Courier New" w:ascii="Courier New" w:hAnsi="Courier New"/>
-          <w:sz w:val="22"/>
-          <w:szCs w:val="22"/>
-          <w:lang w:val="en-US"/>
-        </w:rPr>
-        <w:t>print(best_k)</w:t>
-      </w:r>
-    </w:p>
-    <w:p>
-      <w:pPr>
-        <w:pStyle w:val="Normal"/>
-        <w:jc w:val="both"/>
-        <w:rPr>
-          <w:rFonts w:ascii="Courier New" w:hAnsi="Courier New" w:cs="Courier New"/>
-          <w:sz w:val="22"/>
-          <w:szCs w:val="22"/>
-          <w:lang w:val="en-US"/>
-        </w:rPr>
-      </w:pPr>
-      <w:r>
-        <w:rPr>
-          <w:rFonts w:cs="Courier New" w:ascii="Courier New" w:hAnsi="Courier New"/>
-          <w:sz w:val="22"/>
-          <w:szCs w:val="22"/>
-          <w:lang w:val="en-US"/>
-        </w:rPr>
-        <w:t xml:space="preserve">    </w:t>
-      </w:r>
-      <w:r>
-        <w:rPr>
-          <w:rFonts w:cs="Courier New" w:ascii="Courier New" w:hAnsi="Courier New"/>
-          <w:sz w:val="22"/>
-          <w:szCs w:val="22"/>
-          <w:lang w:val="en-US"/>
-        </w:rPr>
-        <w:t>for t in best_tiles:</w:t>
-      </w:r>
-    </w:p>
-    <w:p>
-      <w:pPr>
-        <w:pStyle w:val="Normal"/>
-        <w:jc w:val="both"/>
-        <w:rPr>
-          <w:rFonts w:ascii="Courier New" w:hAnsi="Courier New" w:cs="Courier New"/>
-          <w:sz w:val="22"/>
-          <w:szCs w:val="22"/>
-          <w:lang w:val="en-US"/>
-        </w:rPr>
-      </w:pPr>
-      <w:r>
-        <w:rPr>
-          <w:rFonts w:cs="Courier New" w:ascii="Courier New" w:hAnsi="Courier New"/>
-          <w:sz w:val="22"/>
-          <w:szCs w:val="22"/>
-          <w:lang w:val="en-US"/>
-        </w:rPr>
-        <w:t xml:space="preserve">        </w:t>
-      </w:r>
-      <w:r>
-        <w:rPr>
-          <w:rFonts w:cs="Courier New" w:ascii="Courier New" w:hAnsi="Courier New"/>
-          <w:sz w:val="22"/>
-          <w:szCs w:val="22"/>
-          <w:lang w:val="en-US"/>
-        </w:rPr>
-        <w:t>print(*t)</w:t>
-      </w:r>
-    </w:p>
-    <w:p>
-      <w:pPr>
-        <w:pStyle w:val="Normal"/>
-        <w:jc w:val="both"/>
-        <w:rPr>
-          <w:rFonts w:ascii="Courier New" w:hAnsi="Courier New" w:cs="Courier New"/>
-          <w:sz w:val="22"/>
-          <w:szCs w:val="22"/>
-          <w:lang w:val="en-US"/>
-        </w:rPr>
-      </w:pPr>
-      <w:r>
-        <w:rPr>
-          <w:rFonts w:cs="Courier New" w:ascii="Courier New" w:hAnsi="Courier New"/>
-          <w:sz w:val="22"/>
-          <w:szCs w:val="22"/>
-          <w:lang w:val="en-US"/>
-        </w:rPr>
-      </w:r>
-    </w:p>
-    <w:p>
-      <w:pPr>
-        <w:pStyle w:val="Normal"/>
-        <w:jc w:val="both"/>
-        <w:rPr>
-          <w:rFonts w:ascii="Courier New" w:hAnsi="Courier New" w:cs="Courier New"/>
-          <w:sz w:val="22"/>
-          <w:szCs w:val="22"/>
-          <w:lang w:val="en-US"/>
-        </w:rPr>
-      </w:pPr>
-      <w:r>
-        <w:rPr>
-          <w:rFonts w:cs="Courier New" w:ascii="Courier New" w:hAnsi="Courier New"/>
-          <w:sz w:val="22"/>
-          <w:szCs w:val="22"/>
-          <w:lang w:val="en-US"/>
-        </w:rPr>
-      </w:r>
-    </w:p>
-    <w:p>
-      <w:pPr>
-        <w:pStyle w:val="Normal"/>
-        <w:jc w:val="both"/>
-        <w:rPr>
-          <w:rFonts w:ascii="Courier New" w:hAnsi="Courier New" w:cs="Courier New"/>
-          <w:sz w:val="22"/>
-          <w:szCs w:val="22"/>
-          <w:lang w:val="en-US"/>
-        </w:rPr>
-      </w:pPr>
-      <w:r>
-        <w:rPr>
-          <w:rFonts w:cs="Courier New" w:ascii="Courier New" w:hAnsi="Courier New"/>
-          <w:sz w:val="22"/>
-          <w:szCs w:val="22"/>
-          <w:lang w:val="en-US"/>
-        </w:rPr>
-        <w:t>N = int(input())</w:t>
-      </w:r>
-    </w:p>
-    <w:p>
-      <w:pPr>
-        <w:pStyle w:val="Normal"/>
-        <w:jc w:val="both"/>
-        <w:rPr>
-          <w:rFonts w:ascii="Courier New" w:hAnsi="Courier New" w:cs="Courier New"/>
-          <w:sz w:val="22"/>
-          <w:szCs w:val="22"/>
-          <w:lang w:val="en-US"/>
-        </w:rPr>
-      </w:pPr>
-      <w:r>
-        <w:rPr>
-          <w:rFonts w:cs="Courier New" w:ascii="Courier New" w:hAnsi="Courier New"/>
-          <w:sz w:val="22"/>
-          <w:szCs w:val="22"/>
-          <w:lang w:val="en-US"/>
-        </w:rPr>
-        <w:t>Solve(N)</w:t>
+        <w:t>print(r + 1, c + 1, s)</w:t>
       </w:r>
     </w:p>
     <w:p>
@@ -14395,7 +15043,7 @@
         </w:r>
         <w:r>
           <w:rPr/>
-          <w:t>2</w:t>
+          <w:t>16</w:t>
         </w:r>
         <w:r>
           <w:rPr/>
@@ -15736,8 +16384,8 @@
       <w:szCs w:val="32"/>
     </w:rPr>
   </w:style>
-  <w:style w:type="character" w:styleId="Bulletsuser" w:customStyle="1">
-    <w:name w:val="Bullets (user)"/>
+  <w:style w:type="character" w:styleId="Bullets" w:customStyle="1">
+    <w:name w:val="Bullets"/>
     <w:qFormat/>
     <w:rPr>
       <w:rFonts w:ascii="OpenSymbol" w:hAnsi="OpenSymbol" w:eastAsia="OpenSymbol" w:cs="OpenSymbol"/>
@@ -15769,8 +16417,8 @@
       <w:rFonts w:ascii="Liberation Mono" w:hAnsi="Liberation Mono" w:eastAsia="Liberation Mono" w:cs="Liberation Mono"/>
     </w:rPr>
   </w:style>
-  <w:style w:type="character" w:styleId="Bullets">
-    <w:name w:val="Bullets"/>
+  <w:style w:type="character" w:styleId="Bulletsuser">
+    <w:name w:val="Bullets (user)"/>
     <w:qFormat/>
     <w:rPr>
       <w:rFonts w:ascii="OpenSymbol" w:hAnsi="OpenSymbol" w:eastAsia="OpenSymbol" w:cs="OpenSymbol"/>
